--- a/resources/templates/tpl_final_report.docx
+++ b/resources/templates/tpl_final_report.docx
@@ -47,7 +47,7 @@
           <w:highlight w:val="none"/>
           <w:lang w:val="en-US" w:eastAsia="zh-CN" w:bidi="ar-SA"/>
         </w:rPr>
-        <w:t>****</w:t>
+        <w:t>{auditOrg}</w:t>
       </w:r>
       <w:r>
         <w:rPr>
@@ -60,7 +60,6 @@
           <w:szCs w:val="48"/>
           <w:lang w:val="en-US" w:eastAsia="zh-CN" w:bidi="ar-SA"/>
         </w:rPr>
-        <w:t>审计委员会办公室</w:t>
       </w:r>
     </w:p>
     <w:p>
@@ -108,7 +107,7 @@
           <w:highlight w:val="none"/>
           <w:lang w:val="en-US" w:eastAsia="zh-CN" w:bidi="ar-SA"/>
         </w:rPr>
-        <w:t>****</w:t>
+        <w:t>{auditOrg}</w:t>
       </w:r>
       <w:r>
         <w:rPr>
@@ -121,7 +120,6 @@
           <w:sz w:val="48"/>
           <w:szCs w:val="48"/>
         </w:rPr>
-        <w:t>（审计机关全称）</w:t>
       </w:r>
     </w:p>
     <w:p>
@@ -256,7 +254,7 @@
           <w:highlight w:val="none"/>
           <w:lang w:val="en-US" w:eastAsia="zh-CN" w:bidi="ar-SA"/>
         </w:rPr>
-        <w:t>*审</w:t>
+        <w:t>{documentNumber}</w:t>
       </w:r>
       <w:r>
         <w:rPr>
@@ -270,7 +268,6 @@
           <w:highlight w:val="none"/>
           <w:lang w:val="en-US" w:eastAsia="zh-CN" w:bidi="ar-SA"/>
         </w:rPr>
-        <w:t>（委）</w:t>
       </w:r>
       <w:r>
         <w:rPr>
@@ -282,7 +279,6 @@
           <w:highlight w:val="none"/>
           <w:lang w:val="en-US" w:eastAsia="zh-CN" w:bidi="ar-SA"/>
         </w:rPr>
-        <w:t>办经责报〔20**〕**号</w:t>
       </w:r>
     </w:p>
     <w:p>
@@ -556,15 +552,14 @@
           <w:sz w:val="32"/>
           <w:szCs w:val="32"/>
         </w:rPr>
-        <w:t xml:space="preserve">  </w:t>
-      </w:r>
-      <w:r>
-        <w:rPr>
-          <w:color w:val="auto"/>
-          <w:sz w:val="32"/>
-          <w:szCs w:val="32"/>
-        </w:rPr>
-        <w:t xml:space="preserve">    </w:t>
+        <w:t xml:space="preserve">      被审计单位：{auditedUnit}</w:t>
+      </w:r>
+      <w:r>
+        <w:rPr>
+          <w:color w:val="auto"/>
+          <w:sz w:val="32"/>
+          <w:szCs w:val="32"/>
+        </w:rPr>
       </w:r>
       <w:r>
         <w:rPr>
@@ -574,7 +569,6 @@
           <w:sz w:val="32"/>
           <w:szCs w:val="32"/>
         </w:rPr>
-        <w:t>被 审 计 单 位：</w:t>
       </w:r>
     </w:p>
     <w:p>
@@ -611,34 +605,13 @@
         </w:rPr>
       </w:pPr>
       <w:r>
-        <w:rPr>
-          <w:rFonts w:hint="eastAsia"/>
-          <w:color w:val="auto"/>
-          <w:sz w:val="32"/>
-          <w:szCs w:val="32"/>
-        </w:rPr>
-        <w:t xml:space="preserve">  </w:t>
-      </w:r>
-      <w:r>
-        <w:rPr>
-          <w:color w:val="auto"/>
-          <w:sz w:val="32"/>
-          <w:szCs w:val="32"/>
-        </w:rPr>
-        <w:t xml:space="preserve">    </w:t>
-      </w:r>
-      <w:r>
-        <w:rPr>
-          <w:rFonts w:hint="eastAsia" w:ascii="宋体" w:hAnsi="宋体" w:eastAsia="宋体" w:cs="宋体"/>
-          <w:b/>
-          <w:bCs w:val="0"/>
-          <w:color w:val="auto"/>
-          <w:kern w:val="2"/>
-          <w:sz w:val="32"/>
-          <w:szCs w:val="24"/>
-          <w:lang w:val="en-US" w:eastAsia="zh-CN" w:bidi="ar-SA"/>
-        </w:rPr>
-        <w:t>被审计领导干部（人员）：</w:t>
+        <w:t>被审计领导干部：{auditedLeaderName}</w:t>
+      </w:r>
+      <w:r>
+        <w:t xml:space="preserve">  职务（一）：{leaderPosition1}</w:t>
+      </w:r>
+      <w:r>
+        <w:t xml:space="preserve">  职务（二）：{leaderPosition2}</w:t>
       </w:r>
     </w:p>
     <w:p>
@@ -676,23 +649,10 @@
         </w:rPr>
       </w:pPr>
       <w:r>
-        <w:rPr>
-          <w:rFonts w:hint="default" w:ascii="Times New Roman" w:hAnsi="Times New Roman" w:cs="Times New Roman"/>
-          <w:color w:val="auto"/>
-          <w:sz w:val="32"/>
-          <w:szCs w:val="32"/>
-        </w:rPr>
-        <w:t xml:space="preserve">      </w:t>
-      </w:r>
-      <w:r>
-        <w:rPr>
-          <w:rFonts w:hint="default" w:ascii="Times New Roman" w:hAnsi="Times New Roman" w:cs="Times New Roman"/>
-          <w:b/>
-          <w:color w:val="auto"/>
-          <w:sz w:val="32"/>
-          <w:szCs w:val="32"/>
-        </w:rPr>
-        <w:t>审  计  项  目：</w:t>
+        <w:t>审计项目：{auditProject}</w:t>
+      </w:r>
+      <w:r>
+        <w:t xml:space="preserve">  审计期间：{auditStartDate} 至 {auditEndDate}</w:t>
       </w:r>
     </w:p>
     <w:p>
@@ -748,7 +708,7 @@
           <w:szCs w:val="32"/>
           <w:lang w:val="en-US" w:eastAsia="zh-CN" w:bidi="ar-SA"/>
         </w:rPr>
-        <w:t>根据《中华人民共和国审计法》</w:t>
+        <w:t>根据《中华人民共和国审计法》第五十八条和中共中央办公厅、国务院办公厅《党政主要领导干部和国有企事业单位主要领导人员经济责任审计规定》，经{auditOrg}批准，{auditOrg}、****{auditOrg}派出审计组于****年**月至**月，对***同志担任****（被审计单位）****（职务）和***同志担任****（被审计单位）****（职务）期间经济责任履行情况进行了审计，重点审计了****（被审计单位）本级（总部/总行）、****等**个****（所辖地区或所属部门、下级单位或企业等，根据需要据实列举），对重要事项进行了必要的延伸和追溯。在审计过程中，根据工作需要，查阅了****等文件资料（据实列举主要资料），听取了***同志、***同志任职期间工作情况介绍和****（其他听取意见的范围）的意见，以及****组织部等部门的情况介绍，并参考了****{auditOrg}以前年度对****（被审计单位）的其他审计结果（如无，则不写）。***同志、***同志和****（被审计单位）对其提供资料的及时性、真实性、完整性负责，并对此作出书面承诺。{auditOrg}、****{auditOrg}的责任是依法独立实施审计并出具审计报告。</w:t>
       </w:r>
       <w:r>
         <w:rPr>
@@ -764,56 +724,52 @@
           <w:szCs w:val="32"/>
           <w:lang w:val="en-US" w:eastAsia="zh-CN" w:bidi="ar-SA"/>
         </w:rPr>
-        <w:t>第五十八条</w:t>
-      </w:r>
-      <w:r>
-        <w:rPr>
-          <w:rFonts w:hint="default" w:ascii="Times New Roman" w:hAnsi="Times New Roman" w:eastAsia="仿宋_GB2312" w:cs="Times New Roman"/>
-          <w:b w:val="0"/>
-          <w:bCs w:val="0"/>
-          <w:i w:val="0"/>
-          <w:iCs w:val="0"/>
-          <w:snapToGrid/>
-          <w:color w:val="auto"/>
-          <w:kern w:val="2"/>
-          <w:sz w:val="32"/>
-          <w:szCs w:val="32"/>
-          <w:lang w:val="en-US" w:eastAsia="zh-CN" w:bidi="ar-SA"/>
-        </w:rPr>
-        <w:t>和</w:t>
-      </w:r>
-      <w:r>
-        <w:rPr>
-          <w:rFonts w:hint="default" w:ascii="Times New Roman" w:hAnsi="Times New Roman" w:eastAsia="仿宋_GB2312" w:cs="Times New Roman"/>
-          <w:b w:val="0"/>
-          <w:bCs w:val="0"/>
-          <w:i w:val="0"/>
-          <w:iCs w:val="0"/>
-          <w:snapToGrid/>
-          <w:color w:val="auto"/>
-          <w:kern w:val="2"/>
-          <w:sz w:val="32"/>
-          <w:szCs w:val="32"/>
-          <w:highlight w:val="none"/>
-          <w:lang w:val="en-US" w:eastAsia="zh-CN" w:bidi="ar-SA"/>
-        </w:rPr>
-        <w:t>中共中央办公厅、国务院办公厅</w:t>
-      </w:r>
-      <w:r>
-        <w:rPr>
-          <w:rFonts w:hint="default" w:ascii="Times New Roman" w:hAnsi="Times New Roman" w:eastAsia="仿宋_GB2312" w:cs="Times New Roman"/>
-          <w:b w:val="0"/>
-          <w:bCs w:val="0"/>
-          <w:i w:val="0"/>
-          <w:iCs w:val="0"/>
-          <w:snapToGrid/>
-          <w:color w:val="auto"/>
-          <w:kern w:val="2"/>
-          <w:sz w:val="32"/>
-          <w:szCs w:val="32"/>
-          <w:lang w:val="en-US" w:eastAsia="zh-CN" w:bidi="ar-SA"/>
-        </w:rPr>
-        <w:t>《党政主要领导干部和国有企事业单位主要领导人员经济责任审计规定》，经****审计委员会批准，****审计委员会办公室、****</w:t>
+      </w:r>
+      <w:r>
+        <w:rPr>
+          <w:rFonts w:hint="default" w:ascii="Times New Roman" w:hAnsi="Times New Roman" w:eastAsia="仿宋_GB2312" w:cs="Times New Roman"/>
+          <w:b w:val="0"/>
+          <w:bCs w:val="0"/>
+          <w:i w:val="0"/>
+          <w:iCs w:val="0"/>
+          <w:snapToGrid/>
+          <w:color w:val="auto"/>
+          <w:kern w:val="2"/>
+          <w:sz w:val="32"/>
+          <w:szCs w:val="32"/>
+          <w:lang w:val="en-US" w:eastAsia="zh-CN" w:bidi="ar-SA"/>
+        </w:rPr>
+      </w:r>
+      <w:r>
+        <w:rPr>
+          <w:rFonts w:hint="default" w:ascii="Times New Roman" w:hAnsi="Times New Roman" w:eastAsia="仿宋_GB2312" w:cs="Times New Roman"/>
+          <w:b w:val="0"/>
+          <w:bCs w:val="0"/>
+          <w:i w:val="0"/>
+          <w:iCs w:val="0"/>
+          <w:snapToGrid/>
+          <w:color w:val="auto"/>
+          <w:kern w:val="2"/>
+          <w:sz w:val="32"/>
+          <w:szCs w:val="32"/>
+          <w:highlight w:val="none"/>
+          <w:lang w:val="en-US" w:eastAsia="zh-CN" w:bidi="ar-SA"/>
+        </w:rPr>
+      </w:r>
+      <w:r>
+        <w:rPr>
+          <w:rFonts w:hint="default" w:ascii="Times New Roman" w:hAnsi="Times New Roman" w:eastAsia="仿宋_GB2312" w:cs="Times New Roman"/>
+          <w:b w:val="0"/>
+          <w:bCs w:val="0"/>
+          <w:i w:val="0"/>
+          <w:iCs w:val="0"/>
+          <w:snapToGrid/>
+          <w:color w:val="auto"/>
+          <w:kern w:val="2"/>
+          <w:sz w:val="32"/>
+          <w:szCs w:val="32"/>
+          <w:lang w:val="en-US" w:eastAsia="zh-CN" w:bidi="ar-SA"/>
+        </w:rPr>
       </w:r>
       <w:r>
         <w:rPr>
@@ -829,23 +785,21 @@
           <w:szCs w:val="32"/>
           <w:lang w:val="en-US" w:eastAsia="zh-CN" w:bidi="ar-SA"/>
         </w:rPr>
-        <w:t>（审计机关全称或规范简称）</w:t>
-      </w:r>
-      <w:r>
-        <w:rPr>
-          <w:rFonts w:hint="default" w:ascii="Times New Roman" w:hAnsi="Times New Roman" w:eastAsia="仿宋_GB2312" w:cs="Times New Roman"/>
-          <w:b w:val="0"/>
-          <w:bCs w:val="0"/>
-          <w:i w:val="0"/>
-          <w:iCs w:val="0"/>
-          <w:snapToGrid/>
-          <w:color w:val="auto"/>
-          <w:kern w:val="2"/>
-          <w:sz w:val="32"/>
-          <w:szCs w:val="32"/>
-          <w:lang w:val="en-US" w:eastAsia="zh-CN" w:bidi="ar-SA"/>
-        </w:rPr>
-        <w:t>派出审计组于****年**月至**月，对</w:t>
+      </w:r>
+      <w:r>
+        <w:rPr>
+          <w:rFonts w:hint="default" w:ascii="Times New Roman" w:hAnsi="Times New Roman" w:eastAsia="仿宋_GB2312" w:cs="Times New Roman"/>
+          <w:b w:val="0"/>
+          <w:bCs w:val="0"/>
+          <w:i w:val="0"/>
+          <w:iCs w:val="0"/>
+          <w:snapToGrid/>
+          <w:color w:val="auto"/>
+          <w:kern w:val="2"/>
+          <w:sz w:val="32"/>
+          <w:szCs w:val="32"/>
+          <w:lang w:val="en-US" w:eastAsia="zh-CN" w:bidi="ar-SA"/>
+        </w:rPr>
       </w:r>
       <w:r>
         <w:rPr>
@@ -861,7 +815,6 @@
           <w:szCs w:val="32"/>
           <w:lang w:val="en-US" w:eastAsia="zh-CN" w:bidi="ar-SA"/>
         </w:rPr>
-        <w:t>***同志担任****</w:t>
       </w:r>
       <w:r>
         <w:rPr>
@@ -877,23 +830,21 @@
           <w:szCs w:val="32"/>
           <w:lang w:val="en-US" w:eastAsia="zh-CN" w:bidi="ar-SA"/>
         </w:rPr>
-        <w:t>（被审计单位）</w:t>
-      </w:r>
-      <w:r>
-        <w:rPr>
-          <w:rFonts w:hint="default" w:ascii="Times New Roman" w:hAnsi="Times New Roman" w:eastAsia="仿宋_GB2312" w:cs="Times New Roman"/>
-          <w:b w:val="0"/>
-          <w:bCs w:val="0"/>
-          <w:i w:val="0"/>
-          <w:iCs w:val="0"/>
-          <w:snapToGrid/>
-          <w:color w:val="auto"/>
-          <w:kern w:val="2"/>
-          <w:sz w:val="32"/>
-          <w:szCs w:val="32"/>
-          <w:lang w:val="en-US" w:eastAsia="zh-CN" w:bidi="ar-SA"/>
-        </w:rPr>
-        <w:t>****</w:t>
+      </w:r>
+      <w:r>
+        <w:rPr>
+          <w:rFonts w:hint="default" w:ascii="Times New Roman" w:hAnsi="Times New Roman" w:eastAsia="仿宋_GB2312" w:cs="Times New Roman"/>
+          <w:b w:val="0"/>
+          <w:bCs w:val="0"/>
+          <w:i w:val="0"/>
+          <w:iCs w:val="0"/>
+          <w:snapToGrid/>
+          <w:color w:val="auto"/>
+          <w:kern w:val="2"/>
+          <w:sz w:val="32"/>
+          <w:szCs w:val="32"/>
+          <w:lang w:val="en-US" w:eastAsia="zh-CN" w:bidi="ar-SA"/>
+        </w:rPr>
       </w:r>
       <w:r>
         <w:rPr>
@@ -909,7 +860,6 @@
           <w:szCs w:val="32"/>
           <w:lang w:val="en-US" w:eastAsia="zh-CN" w:bidi="ar-SA"/>
         </w:rPr>
-        <w:t>（职务）</w:t>
       </w:r>
       <w:r>
         <w:rPr>
@@ -925,23 +875,21 @@
           <w:szCs w:val="32"/>
           <w:lang w:val="en-US" w:eastAsia="zh-CN" w:bidi="ar-SA"/>
         </w:rPr>
-        <w:t>和</w:t>
-      </w:r>
-      <w:r>
-        <w:rPr>
-          <w:rFonts w:hint="default" w:ascii="Times New Roman" w:hAnsi="Times New Roman" w:eastAsia="仿宋_GB2312" w:cs="Times New Roman"/>
-          <w:b w:val="0"/>
-          <w:bCs w:val="0"/>
-          <w:i w:val="0"/>
-          <w:iCs w:val="0"/>
-          <w:snapToGrid/>
-          <w:color w:val="auto"/>
-          <w:kern w:val="2"/>
-          <w:sz w:val="32"/>
-          <w:szCs w:val="32"/>
-          <w:lang w:val="en-US" w:eastAsia="zh-CN" w:bidi="ar-SA"/>
-        </w:rPr>
-        <w:t>***同志担任****</w:t>
+      </w:r>
+      <w:r>
+        <w:rPr>
+          <w:rFonts w:hint="default" w:ascii="Times New Roman" w:hAnsi="Times New Roman" w:eastAsia="仿宋_GB2312" w:cs="Times New Roman"/>
+          <w:b w:val="0"/>
+          <w:bCs w:val="0"/>
+          <w:i w:val="0"/>
+          <w:iCs w:val="0"/>
+          <w:snapToGrid/>
+          <w:color w:val="auto"/>
+          <w:kern w:val="2"/>
+          <w:sz w:val="32"/>
+          <w:szCs w:val="32"/>
+          <w:lang w:val="en-US" w:eastAsia="zh-CN" w:bidi="ar-SA"/>
+        </w:rPr>
       </w:r>
       <w:r>
         <w:rPr>
@@ -957,23 +905,21 @@
           <w:szCs w:val="32"/>
           <w:lang w:val="en-US" w:eastAsia="zh-CN" w:bidi="ar-SA"/>
         </w:rPr>
-        <w:t>（被审计单位）</w:t>
-      </w:r>
-      <w:r>
-        <w:rPr>
-          <w:rFonts w:hint="default" w:ascii="Times New Roman" w:hAnsi="Times New Roman" w:eastAsia="仿宋_GB2312" w:cs="Times New Roman"/>
-          <w:b w:val="0"/>
-          <w:bCs w:val="0"/>
-          <w:i w:val="0"/>
-          <w:iCs w:val="0"/>
-          <w:snapToGrid/>
-          <w:color w:val="auto"/>
-          <w:kern w:val="2"/>
-          <w:sz w:val="32"/>
-          <w:szCs w:val="32"/>
-          <w:lang w:val="en-US" w:eastAsia="zh-CN" w:bidi="ar-SA"/>
-        </w:rPr>
-        <w:t>****</w:t>
+      </w:r>
+      <w:r>
+        <w:rPr>
+          <w:rFonts w:hint="default" w:ascii="Times New Roman" w:hAnsi="Times New Roman" w:eastAsia="仿宋_GB2312" w:cs="Times New Roman"/>
+          <w:b w:val="0"/>
+          <w:bCs w:val="0"/>
+          <w:i w:val="0"/>
+          <w:iCs w:val="0"/>
+          <w:snapToGrid/>
+          <w:color w:val="auto"/>
+          <w:kern w:val="2"/>
+          <w:sz w:val="32"/>
+          <w:szCs w:val="32"/>
+          <w:lang w:val="en-US" w:eastAsia="zh-CN" w:bidi="ar-SA"/>
+        </w:rPr>
       </w:r>
       <w:r>
         <w:rPr>
@@ -989,23 +935,21 @@
           <w:szCs w:val="32"/>
           <w:lang w:val="en-US" w:eastAsia="zh-CN" w:bidi="ar-SA"/>
         </w:rPr>
-        <w:t>（职务）</w:t>
-      </w:r>
-      <w:r>
-        <w:rPr>
-          <w:rFonts w:hint="default" w:ascii="Times New Roman" w:hAnsi="Times New Roman" w:eastAsia="仿宋_GB2312" w:cs="Times New Roman"/>
-          <w:b w:val="0"/>
-          <w:bCs w:val="0"/>
-          <w:i w:val="0"/>
-          <w:iCs w:val="0"/>
-          <w:snapToGrid/>
-          <w:color w:val="auto"/>
-          <w:kern w:val="2"/>
-          <w:sz w:val="32"/>
-          <w:szCs w:val="32"/>
-          <w:lang w:val="en-US" w:eastAsia="zh-CN" w:bidi="ar-SA"/>
-        </w:rPr>
-        <w:t>期间经济责任履行情况进行了审计，重点审计了****</w:t>
+      </w:r>
+      <w:r>
+        <w:rPr>
+          <w:rFonts w:hint="default" w:ascii="Times New Roman" w:hAnsi="Times New Roman" w:eastAsia="仿宋_GB2312" w:cs="Times New Roman"/>
+          <w:b w:val="0"/>
+          <w:bCs w:val="0"/>
+          <w:i w:val="0"/>
+          <w:iCs w:val="0"/>
+          <w:snapToGrid/>
+          <w:color w:val="auto"/>
+          <w:kern w:val="2"/>
+          <w:sz w:val="32"/>
+          <w:szCs w:val="32"/>
+          <w:lang w:val="en-US" w:eastAsia="zh-CN" w:bidi="ar-SA"/>
+        </w:rPr>
       </w:r>
       <w:r>
         <w:rPr>
@@ -1021,23 +965,21 @@
           <w:szCs w:val="32"/>
           <w:lang w:val="en-US" w:eastAsia="zh-CN" w:bidi="ar-SA"/>
         </w:rPr>
-        <w:t>（被审计单位）</w:t>
-      </w:r>
-      <w:r>
-        <w:rPr>
-          <w:rFonts w:hint="default" w:ascii="Times New Roman" w:hAnsi="Times New Roman" w:eastAsia="仿宋_GB2312" w:cs="Times New Roman"/>
-          <w:b w:val="0"/>
-          <w:bCs w:val="0"/>
-          <w:i w:val="0"/>
-          <w:iCs w:val="0"/>
-          <w:snapToGrid/>
-          <w:color w:val="auto"/>
-          <w:kern w:val="2"/>
-          <w:sz w:val="32"/>
-          <w:szCs w:val="32"/>
-          <w:lang w:val="en-US" w:eastAsia="zh-CN" w:bidi="ar-SA"/>
-        </w:rPr>
-        <w:t>本级</w:t>
+      </w:r>
+      <w:r>
+        <w:rPr>
+          <w:rFonts w:hint="default" w:ascii="Times New Roman" w:hAnsi="Times New Roman" w:eastAsia="仿宋_GB2312" w:cs="Times New Roman"/>
+          <w:b w:val="0"/>
+          <w:bCs w:val="0"/>
+          <w:i w:val="0"/>
+          <w:iCs w:val="0"/>
+          <w:snapToGrid/>
+          <w:color w:val="auto"/>
+          <w:kern w:val="2"/>
+          <w:sz w:val="32"/>
+          <w:szCs w:val="32"/>
+          <w:lang w:val="en-US" w:eastAsia="zh-CN" w:bidi="ar-SA"/>
+        </w:rPr>
       </w:r>
       <w:r>
         <w:rPr>
@@ -1053,23 +995,21 @@
           <w:szCs w:val="32"/>
           <w:lang w:val="en-US" w:eastAsia="zh-CN" w:bidi="ar-SA"/>
         </w:rPr>
-        <w:t>（总部/总行）</w:t>
-      </w:r>
-      <w:r>
-        <w:rPr>
-          <w:rFonts w:hint="default" w:ascii="Times New Roman" w:hAnsi="Times New Roman" w:eastAsia="仿宋_GB2312" w:cs="Times New Roman"/>
-          <w:b w:val="0"/>
-          <w:bCs w:val="0"/>
-          <w:i w:val="0"/>
-          <w:iCs w:val="0"/>
-          <w:snapToGrid/>
-          <w:color w:val="auto"/>
-          <w:kern w:val="2"/>
-          <w:sz w:val="32"/>
-          <w:szCs w:val="32"/>
-          <w:lang w:val="en-US" w:eastAsia="zh-CN" w:bidi="ar-SA"/>
-        </w:rPr>
-        <w:t>、****等**个****</w:t>
+      </w:r>
+      <w:r>
+        <w:rPr>
+          <w:rFonts w:hint="default" w:ascii="Times New Roman" w:hAnsi="Times New Roman" w:eastAsia="仿宋_GB2312" w:cs="Times New Roman"/>
+          <w:b w:val="0"/>
+          <w:bCs w:val="0"/>
+          <w:i w:val="0"/>
+          <w:iCs w:val="0"/>
+          <w:snapToGrid/>
+          <w:color w:val="auto"/>
+          <w:kern w:val="2"/>
+          <w:sz w:val="32"/>
+          <w:szCs w:val="32"/>
+          <w:lang w:val="en-US" w:eastAsia="zh-CN" w:bidi="ar-SA"/>
+        </w:rPr>
       </w:r>
       <w:r>
         <w:rPr>
@@ -1085,7 +1025,6 @@
           <w:szCs w:val="32"/>
           <w:lang w:val="en-US" w:eastAsia="zh-CN" w:bidi="ar-SA"/>
         </w:rPr>
-        <w:t>（所辖地区</w:t>
       </w:r>
       <w:r>
         <w:rPr>
@@ -1101,7 +1040,6 @@
           <w:szCs w:val="32"/>
           <w:lang w:val="en-US" w:eastAsia="zh-CN" w:bidi="ar-SA"/>
         </w:rPr>
-        <w:t>或所属部门、下级</w:t>
       </w:r>
       <w:r>
         <w:rPr>
@@ -1117,7 +1055,6 @@
           <w:szCs w:val="32"/>
           <w:lang w:val="en-US" w:eastAsia="zh-CN" w:bidi="ar-SA"/>
         </w:rPr>
-        <w:t>单位</w:t>
       </w:r>
       <w:r>
         <w:rPr>
@@ -1133,7 +1070,6 @@
           <w:szCs w:val="32"/>
           <w:lang w:val="en-US" w:eastAsia="zh-CN" w:bidi="ar-SA"/>
         </w:rPr>
-        <w:t>或企业等</w:t>
       </w:r>
       <w:r>
         <w:rPr>
@@ -1149,7 +1085,6 @@
           <w:szCs w:val="32"/>
           <w:lang w:val="en-US" w:eastAsia="zh-CN" w:bidi="ar-SA"/>
         </w:rPr>
-        <w:t>，根据需要</w:t>
       </w:r>
       <w:r>
         <w:rPr>
@@ -1165,7 +1100,6 @@
           <w:szCs w:val="32"/>
           <w:lang w:val="en-US" w:eastAsia="zh-CN" w:bidi="ar-SA"/>
         </w:rPr>
-        <w:t>据实</w:t>
       </w:r>
       <w:r>
         <w:rPr>
@@ -1181,23 +1115,21 @@
           <w:szCs w:val="32"/>
           <w:lang w:val="en-US" w:eastAsia="zh-CN" w:bidi="ar-SA"/>
         </w:rPr>
-        <w:t>列举）</w:t>
-      </w:r>
-      <w:r>
-        <w:rPr>
-          <w:rFonts w:hint="default" w:ascii="Times New Roman" w:hAnsi="Times New Roman" w:eastAsia="仿宋_GB2312" w:cs="Times New Roman"/>
-          <w:b w:val="0"/>
-          <w:bCs w:val="0"/>
-          <w:i w:val="0"/>
-          <w:iCs w:val="0"/>
-          <w:snapToGrid/>
-          <w:color w:val="auto"/>
-          <w:kern w:val="2"/>
-          <w:sz w:val="32"/>
-          <w:szCs w:val="32"/>
-          <w:lang w:val="en-US" w:eastAsia="zh-CN" w:bidi="ar-SA"/>
-        </w:rPr>
-        <w:t>，对重要事项进行了必要的延伸和追溯。在审计过程中，根据工作需要，查阅了****等文件资料</w:t>
+      </w:r>
+      <w:r>
+        <w:rPr>
+          <w:rFonts w:hint="default" w:ascii="Times New Roman" w:hAnsi="Times New Roman" w:eastAsia="仿宋_GB2312" w:cs="Times New Roman"/>
+          <w:b w:val="0"/>
+          <w:bCs w:val="0"/>
+          <w:i w:val="0"/>
+          <w:iCs w:val="0"/>
+          <w:snapToGrid/>
+          <w:color w:val="auto"/>
+          <w:kern w:val="2"/>
+          <w:sz w:val="32"/>
+          <w:szCs w:val="32"/>
+          <w:lang w:val="en-US" w:eastAsia="zh-CN" w:bidi="ar-SA"/>
+        </w:rPr>
       </w:r>
       <w:r>
         <w:rPr>
@@ -1213,23 +1145,21 @@
           <w:szCs w:val="32"/>
           <w:lang w:val="en-US" w:eastAsia="zh-CN" w:bidi="ar-SA"/>
         </w:rPr>
-        <w:t>（据实列举主要资料）</w:t>
-      </w:r>
-      <w:r>
-        <w:rPr>
-          <w:rFonts w:hint="default" w:ascii="Times New Roman" w:hAnsi="Times New Roman" w:eastAsia="仿宋_GB2312" w:cs="Times New Roman"/>
-          <w:b w:val="0"/>
-          <w:bCs w:val="0"/>
-          <w:i w:val="0"/>
-          <w:iCs w:val="0"/>
-          <w:snapToGrid/>
-          <w:color w:val="auto"/>
-          <w:kern w:val="2"/>
-          <w:sz w:val="32"/>
-          <w:szCs w:val="32"/>
-          <w:lang w:val="en-US" w:eastAsia="zh-CN" w:bidi="ar-SA"/>
-        </w:rPr>
-        <w:t>，听取了</w:t>
+      </w:r>
+      <w:r>
+        <w:rPr>
+          <w:rFonts w:hint="default" w:ascii="Times New Roman" w:hAnsi="Times New Roman" w:eastAsia="仿宋_GB2312" w:cs="Times New Roman"/>
+          <w:b w:val="0"/>
+          <w:bCs w:val="0"/>
+          <w:i w:val="0"/>
+          <w:iCs w:val="0"/>
+          <w:snapToGrid/>
+          <w:color w:val="auto"/>
+          <w:kern w:val="2"/>
+          <w:sz w:val="32"/>
+          <w:szCs w:val="32"/>
+          <w:lang w:val="en-US" w:eastAsia="zh-CN" w:bidi="ar-SA"/>
+        </w:rPr>
       </w:r>
       <w:r>
         <w:rPr>
@@ -1245,7 +1175,6 @@
           <w:szCs w:val="32"/>
           <w:lang w:val="en-US" w:eastAsia="zh-CN" w:bidi="ar-SA"/>
         </w:rPr>
-        <w:t>***同志</w:t>
       </w:r>
       <w:r>
         <w:rPr>
@@ -1259,7 +1188,6 @@
           <w:szCs w:val="32"/>
           <w:lang w:eastAsia="zh-CN"/>
         </w:rPr>
-        <w:t>、</w:t>
       </w:r>
       <w:r>
         <w:rPr>
@@ -1270,23 +1198,21 @@
           <w:sz w:val="32"/>
           <w:szCs w:val="32"/>
         </w:rPr>
-        <w:t>***同志</w:t>
-      </w:r>
-      <w:r>
-        <w:rPr>
-          <w:rFonts w:hint="default" w:ascii="Times New Roman" w:hAnsi="Times New Roman" w:eastAsia="仿宋_GB2312" w:cs="Times New Roman"/>
-          <w:b w:val="0"/>
-          <w:bCs w:val="0"/>
-          <w:i w:val="0"/>
-          <w:iCs w:val="0"/>
-          <w:snapToGrid/>
-          <w:color w:val="auto"/>
-          <w:kern w:val="2"/>
-          <w:sz w:val="32"/>
-          <w:szCs w:val="32"/>
-          <w:lang w:val="en-US" w:eastAsia="zh-CN" w:bidi="ar-SA"/>
-        </w:rPr>
-        <w:t>任职期间工作情况介绍和****</w:t>
+      </w:r>
+      <w:r>
+        <w:rPr>
+          <w:rFonts w:hint="default" w:ascii="Times New Roman" w:hAnsi="Times New Roman" w:eastAsia="仿宋_GB2312" w:cs="Times New Roman"/>
+          <w:b w:val="0"/>
+          <w:bCs w:val="0"/>
+          <w:i w:val="0"/>
+          <w:iCs w:val="0"/>
+          <w:snapToGrid/>
+          <w:color w:val="auto"/>
+          <w:kern w:val="2"/>
+          <w:sz w:val="32"/>
+          <w:szCs w:val="32"/>
+          <w:lang w:val="en-US" w:eastAsia="zh-CN" w:bidi="ar-SA"/>
+        </w:rPr>
       </w:r>
       <w:r>
         <w:rPr>
@@ -1302,40 +1228,37 @@
           <w:szCs w:val="32"/>
           <w:lang w:val="en-US" w:eastAsia="zh-CN" w:bidi="ar-SA"/>
         </w:rPr>
-        <w:t>（其他听取意见的范围）</w:t>
-      </w:r>
-      <w:r>
-        <w:rPr>
-          <w:rFonts w:hint="default" w:ascii="Times New Roman" w:hAnsi="Times New Roman" w:eastAsia="仿宋_GB2312" w:cs="Times New Roman"/>
-          <w:b w:val="0"/>
-          <w:bCs w:val="0"/>
-          <w:i w:val="0"/>
-          <w:iCs w:val="0"/>
-          <w:snapToGrid/>
-          <w:color w:val="auto"/>
-          <w:kern w:val="2"/>
-          <w:sz w:val="32"/>
-          <w:szCs w:val="32"/>
-          <w:lang w:val="en-US" w:eastAsia="zh-CN" w:bidi="ar-SA"/>
-        </w:rPr>
-        <w:t>的</w:t>
-      </w:r>
-      <w:r>
-        <w:rPr>
-          <w:rFonts w:hint="default" w:ascii="Times New Roman" w:hAnsi="Times New Roman" w:eastAsia="仿宋_GB2312" w:cs="Times New Roman"/>
-          <w:b w:val="0"/>
-          <w:bCs w:val="0"/>
-          <w:i w:val="0"/>
-          <w:iCs w:val="0"/>
-          <w:snapToGrid/>
-          <w:color w:val="auto"/>
-          <w:kern w:val="2"/>
-          <w:sz w:val="32"/>
-          <w:szCs w:val="32"/>
-          <w:highlight w:val="none"/>
-          <w:lang w:val="en-US" w:eastAsia="zh-CN" w:bidi="ar-SA"/>
-        </w:rPr>
-        <w:t>意见，</w:t>
+      </w:r>
+      <w:r>
+        <w:rPr>
+          <w:rFonts w:hint="default" w:ascii="Times New Roman" w:hAnsi="Times New Roman" w:eastAsia="仿宋_GB2312" w:cs="Times New Roman"/>
+          <w:b w:val="0"/>
+          <w:bCs w:val="0"/>
+          <w:i w:val="0"/>
+          <w:iCs w:val="0"/>
+          <w:snapToGrid/>
+          <w:color w:val="auto"/>
+          <w:kern w:val="2"/>
+          <w:sz w:val="32"/>
+          <w:szCs w:val="32"/>
+          <w:lang w:val="en-US" w:eastAsia="zh-CN" w:bidi="ar-SA"/>
+        </w:rPr>
+      </w:r>
+      <w:r>
+        <w:rPr>
+          <w:rFonts w:hint="default" w:ascii="Times New Roman" w:hAnsi="Times New Roman" w:eastAsia="仿宋_GB2312" w:cs="Times New Roman"/>
+          <w:b w:val="0"/>
+          <w:bCs w:val="0"/>
+          <w:i w:val="0"/>
+          <w:iCs w:val="0"/>
+          <w:snapToGrid/>
+          <w:color w:val="auto"/>
+          <w:kern w:val="2"/>
+          <w:sz w:val="32"/>
+          <w:szCs w:val="32"/>
+          <w:highlight w:val="none"/>
+          <w:lang w:val="en-US" w:eastAsia="zh-CN" w:bidi="ar-SA"/>
+        </w:rPr>
       </w:r>
       <w:r>
         <w:rPr>
@@ -1346,23 +1269,21 @@
           <w:sz w:val="32"/>
           <w:szCs w:val="32"/>
         </w:rPr>
-        <w:t>以及</w:t>
-      </w:r>
-      <w:r>
-        <w:rPr>
-          <w:rFonts w:hint="default" w:ascii="Times New Roman" w:hAnsi="Times New Roman" w:eastAsia="仿宋_GB2312" w:cs="Times New Roman"/>
-          <w:b w:val="0"/>
-          <w:bCs w:val="0"/>
-          <w:i w:val="0"/>
-          <w:iCs w:val="0"/>
-          <w:snapToGrid/>
-          <w:color w:val="auto"/>
-          <w:kern w:val="2"/>
-          <w:sz w:val="32"/>
-          <w:szCs w:val="32"/>
-          <w:lang w:val="en-US" w:eastAsia="zh-CN" w:bidi="ar-SA"/>
-        </w:rPr>
-        <w:t>****</w:t>
+      </w:r>
+      <w:r>
+        <w:rPr>
+          <w:rFonts w:hint="default" w:ascii="Times New Roman" w:hAnsi="Times New Roman" w:eastAsia="仿宋_GB2312" w:cs="Times New Roman"/>
+          <w:b w:val="0"/>
+          <w:bCs w:val="0"/>
+          <w:i w:val="0"/>
+          <w:iCs w:val="0"/>
+          <w:snapToGrid/>
+          <w:color w:val="auto"/>
+          <w:kern w:val="2"/>
+          <w:sz w:val="32"/>
+          <w:szCs w:val="32"/>
+          <w:lang w:val="en-US" w:eastAsia="zh-CN" w:bidi="ar-SA"/>
+        </w:rPr>
       </w:r>
       <w:r>
         <w:rPr>
@@ -1373,37 +1294,34 @@
           <w:sz w:val="32"/>
           <w:szCs w:val="32"/>
         </w:rPr>
-        <w:t>组织部等部门的情况介绍</w:t>
-      </w:r>
-      <w:r>
-        <w:rPr>
-          <w:rFonts w:hint="default" w:ascii="Times New Roman" w:hAnsi="Times New Roman" w:eastAsia="仿宋_GB2312" w:cs="Times New Roman"/>
-          <w:i w:val="0"/>
-          <w:iCs w:val="0"/>
-          <w:snapToGrid/>
-          <w:color w:val="auto"/>
-          <w:kern w:val="2"/>
-          <w:sz w:val="32"/>
-          <w:szCs w:val="32"/>
-          <w:lang w:val="en-US" w:eastAsia="zh-CN" w:bidi="ar-SA"/>
-        </w:rPr>
-        <w:t>，并参考了</w:t>
-      </w:r>
-      <w:r>
-        <w:rPr>
-          <w:rFonts w:hint="default" w:ascii="Times New Roman" w:hAnsi="Times New Roman" w:eastAsia="仿宋_GB2312" w:cs="Times New Roman"/>
-          <w:b w:val="0"/>
-          <w:bCs w:val="0"/>
-          <w:i w:val="0"/>
-          <w:iCs w:val="0"/>
-          <w:snapToGrid/>
-          <w:color w:val="auto"/>
-          <w:kern w:val="2"/>
-          <w:sz w:val="32"/>
-          <w:szCs w:val="32"/>
-          <w:lang w:val="en-US" w:eastAsia="zh-CN" w:bidi="ar-SA"/>
-        </w:rPr>
-        <w:t>****</w:t>
+      </w:r>
+      <w:r>
+        <w:rPr>
+          <w:rFonts w:hint="default" w:ascii="Times New Roman" w:hAnsi="Times New Roman" w:eastAsia="仿宋_GB2312" w:cs="Times New Roman"/>
+          <w:i w:val="0"/>
+          <w:iCs w:val="0"/>
+          <w:snapToGrid/>
+          <w:color w:val="auto"/>
+          <w:kern w:val="2"/>
+          <w:sz w:val="32"/>
+          <w:szCs w:val="32"/>
+          <w:lang w:val="en-US" w:eastAsia="zh-CN" w:bidi="ar-SA"/>
+        </w:rPr>
+      </w:r>
+      <w:r>
+        <w:rPr>
+          <w:rFonts w:hint="default" w:ascii="Times New Roman" w:hAnsi="Times New Roman" w:eastAsia="仿宋_GB2312" w:cs="Times New Roman"/>
+          <w:b w:val="0"/>
+          <w:bCs w:val="0"/>
+          <w:i w:val="0"/>
+          <w:iCs w:val="0"/>
+          <w:snapToGrid/>
+          <w:color w:val="auto"/>
+          <w:kern w:val="2"/>
+          <w:sz w:val="32"/>
+          <w:szCs w:val="32"/>
+          <w:lang w:val="en-US" w:eastAsia="zh-CN" w:bidi="ar-SA"/>
+        </w:rPr>
       </w:r>
       <w:r>
         <w:rPr>
@@ -1419,37 +1337,34 @@
           <w:szCs w:val="32"/>
           <w:lang w:val="en-US" w:eastAsia="zh-CN" w:bidi="ar-SA"/>
         </w:rPr>
-        <w:t>（审计机关全称或规范简称）</w:t>
-      </w:r>
-      <w:r>
-        <w:rPr>
-          <w:rFonts w:hint="default" w:ascii="Times New Roman" w:hAnsi="Times New Roman" w:eastAsia="仿宋_GB2312" w:cs="Times New Roman"/>
-          <w:i w:val="0"/>
-          <w:iCs w:val="0"/>
-          <w:snapToGrid/>
-          <w:color w:val="auto"/>
-          <w:kern w:val="2"/>
-          <w:sz w:val="32"/>
-          <w:szCs w:val="32"/>
-          <w:lang w:val="en-US" w:eastAsia="zh-CN" w:bidi="ar-SA"/>
-        </w:rPr>
-        <w:t>以前年度对</w:t>
-      </w:r>
-      <w:r>
-        <w:rPr>
-          <w:rFonts w:hint="default" w:ascii="Times New Roman" w:hAnsi="Times New Roman" w:eastAsia="仿宋_GB2312" w:cs="Times New Roman"/>
-          <w:b w:val="0"/>
-          <w:bCs w:val="0"/>
-          <w:i w:val="0"/>
-          <w:iCs w:val="0"/>
-          <w:snapToGrid/>
-          <w:color w:val="auto"/>
-          <w:kern w:val="2"/>
-          <w:sz w:val="32"/>
-          <w:szCs w:val="32"/>
-          <w:lang w:val="en-US" w:eastAsia="zh-CN" w:bidi="ar-SA"/>
-        </w:rPr>
-        <w:t>****</w:t>
+      </w:r>
+      <w:r>
+        <w:rPr>
+          <w:rFonts w:hint="default" w:ascii="Times New Roman" w:hAnsi="Times New Roman" w:eastAsia="仿宋_GB2312" w:cs="Times New Roman"/>
+          <w:i w:val="0"/>
+          <w:iCs w:val="0"/>
+          <w:snapToGrid/>
+          <w:color w:val="auto"/>
+          <w:kern w:val="2"/>
+          <w:sz w:val="32"/>
+          <w:szCs w:val="32"/>
+          <w:lang w:val="en-US" w:eastAsia="zh-CN" w:bidi="ar-SA"/>
+        </w:rPr>
+      </w:r>
+      <w:r>
+        <w:rPr>
+          <w:rFonts w:hint="default" w:ascii="Times New Roman" w:hAnsi="Times New Roman" w:eastAsia="仿宋_GB2312" w:cs="Times New Roman"/>
+          <w:b w:val="0"/>
+          <w:bCs w:val="0"/>
+          <w:i w:val="0"/>
+          <w:iCs w:val="0"/>
+          <w:snapToGrid/>
+          <w:color w:val="auto"/>
+          <w:kern w:val="2"/>
+          <w:sz w:val="32"/>
+          <w:szCs w:val="32"/>
+          <w:lang w:val="en-US" w:eastAsia="zh-CN" w:bidi="ar-SA"/>
+        </w:rPr>
       </w:r>
       <w:r>
         <w:rPr>
@@ -1465,21 +1380,19 @@
           <w:szCs w:val="32"/>
           <w:lang w:val="en-US" w:eastAsia="zh-CN" w:bidi="ar-SA"/>
         </w:rPr>
-        <w:t>（被审计单位）</w:t>
-      </w:r>
-      <w:r>
-        <w:rPr>
-          <w:rFonts w:hint="default" w:ascii="Times New Roman" w:hAnsi="Times New Roman" w:eastAsia="仿宋_GB2312" w:cs="Times New Roman"/>
-          <w:i w:val="0"/>
-          <w:iCs w:val="0"/>
-          <w:snapToGrid/>
-          <w:color w:val="auto"/>
-          <w:kern w:val="2"/>
-          <w:sz w:val="32"/>
-          <w:szCs w:val="32"/>
-          <w:lang w:val="en-US" w:eastAsia="zh-CN" w:bidi="ar-SA"/>
-        </w:rPr>
-        <w:t>的其他审计结</w:t>
+      </w:r>
+      <w:r>
+        <w:rPr>
+          <w:rFonts w:hint="default" w:ascii="Times New Roman" w:hAnsi="Times New Roman" w:eastAsia="仿宋_GB2312" w:cs="Times New Roman"/>
+          <w:i w:val="0"/>
+          <w:iCs w:val="0"/>
+          <w:snapToGrid/>
+          <w:color w:val="auto"/>
+          <w:kern w:val="2"/>
+          <w:sz w:val="32"/>
+          <w:szCs w:val="32"/>
+          <w:lang w:val="en-US" w:eastAsia="zh-CN" w:bidi="ar-SA"/>
+        </w:rPr>
       </w:r>
       <w:r>
         <w:rPr>
@@ -1493,7 +1406,6 @@
           <w:szCs w:val="32"/>
           <w:lang w:val="en-US" w:eastAsia="zh-CN" w:bidi="ar-SA"/>
         </w:rPr>
-        <w:t>果</w:t>
       </w:r>
       <w:r>
         <w:rPr>
@@ -1507,7 +1419,6 @@
           <w:szCs w:val="32"/>
           <w:lang w:val="en-US" w:eastAsia="zh-CN" w:bidi="ar-SA"/>
         </w:rPr>
-        <w:t>（如无，则不写）</w:t>
       </w:r>
       <w:r>
         <w:rPr>
@@ -1519,7 +1430,6 @@
           <w:szCs w:val="32"/>
           <w:lang w:eastAsia="zh-CN"/>
         </w:rPr>
-        <w:t>。</w:t>
       </w:r>
       <w:r>
         <w:rPr>
@@ -1536,40 +1446,37 @@
           <w:highlight w:val="none"/>
           <w:lang w:val="en-US" w:eastAsia="zh-CN" w:bidi="ar-SA"/>
         </w:rPr>
-        <w:t>***同志</w:t>
-      </w:r>
-      <w:r>
-        <w:rPr>
-          <w:rFonts w:hint="default" w:ascii="Times New Roman" w:hAnsi="Times New Roman" w:eastAsia="仿宋_GB2312" w:cs="Times New Roman"/>
-          <w:b w:val="0"/>
-          <w:bCs w:val="0"/>
-          <w:i w:val="0"/>
-          <w:iCs w:val="0"/>
-          <w:snapToGrid/>
-          <w:color w:val="auto"/>
-          <w:kern w:val="2"/>
-          <w:sz w:val="32"/>
-          <w:szCs w:val="32"/>
-          <w:highlight w:val="none"/>
-          <w:lang w:val="en-US" w:eastAsia="zh-CN" w:bidi="ar-SA"/>
-        </w:rPr>
-        <w:t>、***同志和</w:t>
-      </w:r>
-      <w:r>
-        <w:rPr>
-          <w:rFonts w:hint="default" w:ascii="Times New Roman" w:hAnsi="Times New Roman" w:eastAsia="仿宋_GB2312" w:cs="Times New Roman"/>
-          <w:b w:val="0"/>
-          <w:bCs w:val="0"/>
-          <w:i w:val="0"/>
-          <w:iCs w:val="0"/>
-          <w:snapToGrid/>
-          <w:color w:val="auto"/>
-          <w:kern w:val="2"/>
-          <w:sz w:val="32"/>
-          <w:szCs w:val="32"/>
-          <w:lang w:val="en-US" w:eastAsia="zh-CN" w:bidi="ar-SA"/>
-        </w:rPr>
-        <w:t>****</w:t>
+      </w:r>
+      <w:r>
+        <w:rPr>
+          <w:rFonts w:hint="default" w:ascii="Times New Roman" w:hAnsi="Times New Roman" w:eastAsia="仿宋_GB2312" w:cs="Times New Roman"/>
+          <w:b w:val="0"/>
+          <w:bCs w:val="0"/>
+          <w:i w:val="0"/>
+          <w:iCs w:val="0"/>
+          <w:snapToGrid/>
+          <w:color w:val="auto"/>
+          <w:kern w:val="2"/>
+          <w:sz w:val="32"/>
+          <w:szCs w:val="32"/>
+          <w:highlight w:val="none"/>
+          <w:lang w:val="en-US" w:eastAsia="zh-CN" w:bidi="ar-SA"/>
+        </w:rPr>
+      </w:r>
+      <w:r>
+        <w:rPr>
+          <w:rFonts w:hint="default" w:ascii="Times New Roman" w:hAnsi="Times New Roman" w:eastAsia="仿宋_GB2312" w:cs="Times New Roman"/>
+          <w:b w:val="0"/>
+          <w:bCs w:val="0"/>
+          <w:i w:val="0"/>
+          <w:iCs w:val="0"/>
+          <w:snapToGrid/>
+          <w:color w:val="auto"/>
+          <w:kern w:val="2"/>
+          <w:sz w:val="32"/>
+          <w:szCs w:val="32"/>
+          <w:lang w:val="en-US" w:eastAsia="zh-CN" w:bidi="ar-SA"/>
+        </w:rPr>
       </w:r>
       <w:r>
         <w:rPr>
@@ -1585,40 +1492,37 @@
           <w:szCs w:val="32"/>
           <w:lang w:val="en-US" w:eastAsia="zh-CN" w:bidi="ar-SA"/>
         </w:rPr>
-        <w:t>（被审计单位）</w:t>
-      </w:r>
-      <w:r>
-        <w:rPr>
-          <w:rFonts w:hint="default" w:ascii="Times New Roman" w:hAnsi="Times New Roman" w:eastAsia="仿宋_GB2312" w:cs="Times New Roman"/>
-          <w:b w:val="0"/>
-          <w:bCs w:val="0"/>
-          <w:i w:val="0"/>
-          <w:iCs w:val="0"/>
-          <w:snapToGrid/>
-          <w:color w:val="auto"/>
-          <w:kern w:val="2"/>
-          <w:sz w:val="32"/>
-          <w:szCs w:val="32"/>
-          <w:highlight w:val="none"/>
-          <w:lang w:val="en-US" w:eastAsia="zh-CN" w:bidi="ar-SA"/>
-        </w:rPr>
-        <w:t>对其提供</w:t>
-      </w:r>
-      <w:r>
-        <w:rPr>
-          <w:rFonts w:hint="default" w:ascii="Times New Roman" w:hAnsi="Times New Roman" w:eastAsia="仿宋_GB2312" w:cs="Times New Roman"/>
-          <w:b w:val="0"/>
-          <w:bCs w:val="0"/>
-          <w:i w:val="0"/>
-          <w:iCs w:val="0"/>
-          <w:snapToGrid/>
-          <w:color w:val="auto"/>
-          <w:kern w:val="2"/>
-          <w:sz w:val="32"/>
-          <w:szCs w:val="32"/>
-          <w:lang w:val="en-US" w:eastAsia="zh-CN" w:bidi="ar-SA"/>
-        </w:rPr>
-        <w:t>资料的</w:t>
+      </w:r>
+      <w:r>
+        <w:rPr>
+          <w:rFonts w:hint="default" w:ascii="Times New Roman" w:hAnsi="Times New Roman" w:eastAsia="仿宋_GB2312" w:cs="Times New Roman"/>
+          <w:b w:val="0"/>
+          <w:bCs w:val="0"/>
+          <w:i w:val="0"/>
+          <w:iCs w:val="0"/>
+          <w:snapToGrid/>
+          <w:color w:val="auto"/>
+          <w:kern w:val="2"/>
+          <w:sz w:val="32"/>
+          <w:szCs w:val="32"/>
+          <w:highlight w:val="none"/>
+          <w:lang w:val="en-US" w:eastAsia="zh-CN" w:bidi="ar-SA"/>
+        </w:rPr>
+      </w:r>
+      <w:r>
+        <w:rPr>
+          <w:rFonts w:hint="default" w:ascii="Times New Roman" w:hAnsi="Times New Roman" w:eastAsia="仿宋_GB2312" w:cs="Times New Roman"/>
+          <w:b w:val="0"/>
+          <w:bCs w:val="0"/>
+          <w:i w:val="0"/>
+          <w:iCs w:val="0"/>
+          <w:snapToGrid/>
+          <w:color w:val="auto"/>
+          <w:kern w:val="2"/>
+          <w:sz w:val="32"/>
+          <w:szCs w:val="32"/>
+          <w:lang w:val="en-US" w:eastAsia="zh-CN" w:bidi="ar-SA"/>
+        </w:rPr>
       </w:r>
       <w:r>
         <w:rPr>
@@ -1634,23 +1538,21 @@
           <w:szCs w:val="32"/>
           <w:lang w:val="en-US" w:eastAsia="zh-CN" w:bidi="ar-SA"/>
         </w:rPr>
-        <w:t>及时性、</w:t>
-      </w:r>
-      <w:r>
-        <w:rPr>
-          <w:rFonts w:hint="default" w:ascii="Times New Roman" w:hAnsi="Times New Roman" w:eastAsia="仿宋_GB2312" w:cs="Times New Roman"/>
-          <w:b w:val="0"/>
-          <w:bCs w:val="0"/>
-          <w:i w:val="0"/>
-          <w:iCs w:val="0"/>
-          <w:snapToGrid/>
-          <w:color w:val="auto"/>
-          <w:kern w:val="2"/>
-          <w:sz w:val="32"/>
-          <w:szCs w:val="32"/>
-          <w:lang w:val="en-US" w:eastAsia="zh-CN" w:bidi="ar-SA"/>
-        </w:rPr>
-        <w:t>真实性、完整性负责，并对此作</w:t>
+      </w:r>
+      <w:r>
+        <w:rPr>
+          <w:rFonts w:hint="default" w:ascii="Times New Roman" w:hAnsi="Times New Roman" w:eastAsia="仿宋_GB2312" w:cs="Times New Roman"/>
+          <w:b w:val="0"/>
+          <w:bCs w:val="0"/>
+          <w:i w:val="0"/>
+          <w:iCs w:val="0"/>
+          <w:snapToGrid/>
+          <w:color w:val="auto"/>
+          <w:kern w:val="2"/>
+          <w:sz w:val="32"/>
+          <w:szCs w:val="32"/>
+          <w:lang w:val="en-US" w:eastAsia="zh-CN" w:bidi="ar-SA"/>
+        </w:rPr>
       </w:r>
       <w:r>
         <w:rPr>
@@ -1666,23 +1568,21 @@
           <w:szCs w:val="32"/>
           <w:lang w:val="en-US" w:eastAsia="zh-CN" w:bidi="ar-SA"/>
         </w:rPr>
-        <w:t>出</w:t>
-      </w:r>
-      <w:r>
-        <w:rPr>
-          <w:rFonts w:hint="default" w:ascii="Times New Roman" w:hAnsi="Times New Roman" w:eastAsia="仿宋_GB2312" w:cs="Times New Roman"/>
-          <w:b w:val="0"/>
-          <w:bCs w:val="0"/>
-          <w:i w:val="0"/>
-          <w:iCs w:val="0"/>
-          <w:snapToGrid/>
-          <w:color w:val="auto"/>
-          <w:kern w:val="2"/>
-          <w:sz w:val="32"/>
-          <w:szCs w:val="32"/>
-          <w:lang w:val="en-US" w:eastAsia="zh-CN" w:bidi="ar-SA"/>
-        </w:rPr>
-        <w:t>书面承诺。****</w:t>
+      </w:r>
+      <w:r>
+        <w:rPr>
+          <w:rFonts w:hint="default" w:ascii="Times New Roman" w:hAnsi="Times New Roman" w:eastAsia="仿宋_GB2312" w:cs="Times New Roman"/>
+          <w:b w:val="0"/>
+          <w:bCs w:val="0"/>
+          <w:i w:val="0"/>
+          <w:iCs w:val="0"/>
+          <w:snapToGrid/>
+          <w:color w:val="auto"/>
+          <w:kern w:val="2"/>
+          <w:sz w:val="32"/>
+          <w:szCs w:val="32"/>
+          <w:lang w:val="en-US" w:eastAsia="zh-CN" w:bidi="ar-SA"/>
+        </w:rPr>
       </w:r>
       <w:r>
         <w:rPr>
@@ -1697,23 +1597,21 @@
           <w:highlight w:val="none"/>
           <w:lang w:eastAsia="zh-CN"/>
         </w:rPr>
-        <w:t>审计委员会办公室、</w:t>
-      </w:r>
-      <w:r>
-        <w:rPr>
-          <w:rFonts w:hint="default" w:ascii="Times New Roman" w:hAnsi="Times New Roman" w:eastAsia="仿宋_GB2312" w:cs="Times New Roman"/>
-          <w:b w:val="0"/>
-          <w:bCs w:val="0"/>
-          <w:i w:val="0"/>
-          <w:iCs w:val="0"/>
-          <w:snapToGrid/>
-          <w:color w:val="auto"/>
-          <w:kern w:val="2"/>
-          <w:sz w:val="32"/>
-          <w:szCs w:val="32"/>
-          <w:lang w:val="en-US" w:eastAsia="zh-CN" w:bidi="ar-SA"/>
-        </w:rPr>
-        <w:t>****</w:t>
+      </w:r>
+      <w:r>
+        <w:rPr>
+          <w:rFonts w:hint="default" w:ascii="Times New Roman" w:hAnsi="Times New Roman" w:eastAsia="仿宋_GB2312" w:cs="Times New Roman"/>
+          <w:b w:val="0"/>
+          <w:bCs w:val="0"/>
+          <w:i w:val="0"/>
+          <w:iCs w:val="0"/>
+          <w:snapToGrid/>
+          <w:color w:val="auto"/>
+          <w:kern w:val="2"/>
+          <w:sz w:val="32"/>
+          <w:szCs w:val="32"/>
+          <w:lang w:val="en-US" w:eastAsia="zh-CN" w:bidi="ar-SA"/>
+        </w:rPr>
       </w:r>
       <w:r>
         <w:rPr>
@@ -1729,23 +1627,21 @@
           <w:szCs w:val="32"/>
           <w:lang w:val="en-US" w:eastAsia="zh-CN" w:bidi="ar-SA"/>
         </w:rPr>
-        <w:t>（审计机关全称或规范简称）</w:t>
-      </w:r>
-      <w:r>
-        <w:rPr>
-          <w:rFonts w:hint="default" w:ascii="Times New Roman" w:hAnsi="Times New Roman" w:eastAsia="仿宋_GB2312" w:cs="Times New Roman"/>
-          <w:b w:val="0"/>
-          <w:bCs w:val="0"/>
-          <w:i w:val="0"/>
-          <w:iCs w:val="0"/>
-          <w:snapToGrid/>
-          <w:color w:val="auto"/>
-          <w:kern w:val="2"/>
-          <w:sz w:val="32"/>
-          <w:szCs w:val="32"/>
-          <w:lang w:val="en-US" w:eastAsia="zh-CN" w:bidi="ar-SA"/>
-        </w:rPr>
-        <w:t>的责任是依法独立实施审计并出具审计报告。</w:t>
+      </w:r>
+      <w:r>
+        <w:rPr>
+          <w:rFonts w:hint="default" w:ascii="Times New Roman" w:hAnsi="Times New Roman" w:eastAsia="仿宋_GB2312" w:cs="Times New Roman"/>
+          <w:b w:val="0"/>
+          <w:bCs w:val="0"/>
+          <w:i w:val="0"/>
+          <w:iCs w:val="0"/>
+          <w:snapToGrid/>
+          <w:color w:val="auto"/>
+          <w:kern w:val="2"/>
+          <w:sz w:val="32"/>
+          <w:szCs w:val="32"/>
+          <w:lang w:val="en-US" w:eastAsia="zh-CN" w:bidi="ar-SA"/>
+        </w:rPr>
       </w:r>
     </w:p>
     <w:p>
@@ -2432,7 +2328,7 @@
           <w:szCs w:val="32"/>
           <w:lang w:val="en-US" w:eastAsia="zh-CN" w:bidi="ar-SA"/>
         </w:rPr>
-        <w:t>*******************************************************************************************************</w:t>
+        <w:t>{basicInfo}。</w:t>
       </w:r>
       <w:r>
         <w:rPr>
@@ -2448,7 +2344,6 @@
           <w:szCs w:val="32"/>
           <w:lang w:val="en-US" w:eastAsia="zh-CN" w:bidi="ar-SA"/>
         </w:rPr>
-        <w:t>。</w:t>
       </w:r>
     </w:p>
     <w:p>
@@ -2866,190 +2761,7 @@
         </w:rPr>
       </w:pPr>
       <w:r>
-        <w:rPr>
-          <w:rFonts w:hint="default" w:ascii="Times New Roman" w:hAnsi="Times New Roman" w:eastAsia="仿宋_GB2312" w:cs="Times New Roman"/>
-          <w:b w:val="0"/>
-          <w:bCs w:val="0"/>
-          <w:i/>
-          <w:iCs/>
-          <w:snapToGrid/>
-          <w:color w:val="auto"/>
-          <w:kern w:val="2"/>
-          <w:sz w:val="32"/>
-          <w:szCs w:val="32"/>
-          <w:lang w:val="en-US" w:eastAsia="zh-CN" w:bidi="ar-SA"/>
-        </w:rPr>
-        <w:t>***同志自****年**月以来（离任的表述为：自****年**月至****年**月）担任***</w:t>
-      </w:r>
-      <w:r>
-        <w:rPr>
-          <w:rFonts w:hint="eastAsia" w:ascii="Times New Roman" w:hAnsi="Times New Roman" w:eastAsia="仿宋_GB2312" w:cs="Times New Roman"/>
-          <w:b w:val="0"/>
-          <w:bCs w:val="0"/>
-          <w:i/>
-          <w:iCs/>
-          <w:snapToGrid/>
-          <w:color w:val="auto"/>
-          <w:kern w:val="2"/>
-          <w:sz w:val="32"/>
-          <w:szCs w:val="32"/>
-          <w:lang w:val="en-US" w:eastAsia="zh-CN" w:bidi="ar-SA"/>
-        </w:rPr>
-        <w:t>（职务）</w:t>
-      </w:r>
-      <w:r>
-        <w:rPr>
-          <w:rFonts w:hint="default" w:ascii="Times New Roman" w:hAnsi="Times New Roman" w:eastAsia="仿宋_GB2312" w:cs="Times New Roman"/>
-          <w:b w:val="0"/>
-          <w:bCs w:val="0"/>
-          <w:i/>
-          <w:iCs/>
-          <w:snapToGrid/>
-          <w:color w:val="auto"/>
-          <w:kern w:val="2"/>
-          <w:sz w:val="32"/>
-          <w:szCs w:val="32"/>
-          <w:lang w:val="en-US" w:eastAsia="zh-CN" w:bidi="ar-SA"/>
-        </w:rPr>
-        <w:t>，负责***工作，具体分管****工作。</w:t>
-      </w:r>
-      <w:r>
-        <w:rPr>
-          <w:rFonts w:hint="default" w:ascii="Times New Roman" w:hAnsi="Times New Roman" w:eastAsia="仿宋_GB2312" w:cs="Times New Roman"/>
-          <w:b w:val="0"/>
-          <w:bCs w:val="0"/>
-          <w:snapToGrid/>
-          <w:color w:val="auto"/>
-          <w:kern w:val="2"/>
-          <w:sz w:val="32"/>
-          <w:szCs w:val="32"/>
-          <w:lang w:val="en-US" w:eastAsia="zh-CN" w:bidi="ar-SA"/>
-        </w:rPr>
-        <w:t>***同志自****年**月以来</w:t>
-      </w:r>
-      <w:r>
-        <w:rPr>
-          <w:rFonts w:hint="default" w:ascii="Times New Roman" w:hAnsi="Times New Roman" w:eastAsia="仿宋_GB2312" w:cs="Times New Roman"/>
-          <w:b w:val="0"/>
-          <w:bCs w:val="0"/>
-          <w:i/>
-          <w:iCs/>
-          <w:snapToGrid/>
-          <w:color w:val="auto"/>
-          <w:kern w:val="2"/>
-          <w:sz w:val="32"/>
-          <w:szCs w:val="32"/>
-          <w:lang w:val="en-US" w:eastAsia="zh-CN" w:bidi="ar-SA"/>
-        </w:rPr>
-        <w:t>（离任的表述为：自****年**月至****年**月）</w:t>
-      </w:r>
-      <w:r>
-        <w:rPr>
-          <w:rFonts w:hint="default" w:ascii="Times New Roman" w:hAnsi="Times New Roman" w:eastAsia="仿宋_GB2312" w:cs="Times New Roman"/>
-          <w:b w:val="0"/>
-          <w:bCs w:val="0"/>
-          <w:snapToGrid/>
-          <w:color w:val="auto"/>
-          <w:kern w:val="2"/>
-          <w:sz w:val="32"/>
-          <w:szCs w:val="32"/>
-          <w:lang w:val="en-US" w:eastAsia="zh-CN" w:bidi="ar-SA"/>
-        </w:rPr>
-        <w:t>担任***</w:t>
-      </w:r>
-      <w:r>
-        <w:rPr>
-          <w:rFonts w:hint="eastAsia" w:ascii="Times New Roman" w:hAnsi="Times New Roman" w:eastAsia="仿宋_GB2312" w:cs="Times New Roman"/>
-          <w:b w:val="0"/>
-          <w:bCs w:val="0"/>
-          <w:i/>
-          <w:iCs/>
-          <w:snapToGrid/>
-          <w:color w:val="auto"/>
-          <w:kern w:val="2"/>
-          <w:sz w:val="32"/>
-          <w:szCs w:val="32"/>
-          <w:lang w:val="en-US" w:eastAsia="zh-CN" w:bidi="ar-SA"/>
-        </w:rPr>
-        <w:t>（职务）</w:t>
-      </w:r>
-      <w:r>
-        <w:rPr>
-          <w:rFonts w:hint="default" w:ascii="Times New Roman" w:hAnsi="Times New Roman" w:eastAsia="仿宋_GB2312" w:cs="Times New Roman"/>
-          <w:b w:val="0"/>
-          <w:bCs w:val="0"/>
-          <w:snapToGrid/>
-          <w:color w:val="auto"/>
-          <w:kern w:val="2"/>
-          <w:sz w:val="32"/>
-          <w:szCs w:val="32"/>
-          <w:lang w:val="en-US" w:eastAsia="zh-CN" w:bidi="ar-SA"/>
-        </w:rPr>
-        <w:t>，负责***工作，具体分管****工作。*</w:t>
-      </w:r>
-      <w:r>
-        <w:rPr>
-          <w:rFonts w:hint="default" w:ascii="Times New Roman" w:hAnsi="Times New Roman" w:eastAsia="仿宋_GB2312" w:cs="Times New Roman"/>
-          <w:b w:val="0"/>
-          <w:bCs w:val="0"/>
-          <w:i/>
-          <w:iCs/>
-          <w:snapToGrid/>
-          <w:color w:val="auto"/>
-          <w:kern w:val="2"/>
-          <w:sz w:val="32"/>
-          <w:szCs w:val="32"/>
-          <w:lang w:val="en-US" w:eastAsia="zh-CN" w:bidi="ar-SA"/>
-        </w:rPr>
-        <w:t>**同志和</w:t>
-      </w:r>
-      <w:r>
-        <w:rPr>
-          <w:rFonts w:hint="default" w:ascii="Times New Roman" w:hAnsi="Times New Roman" w:eastAsia="仿宋_GB2312" w:cs="Times New Roman"/>
-          <w:b w:val="0"/>
-          <w:bCs w:val="0"/>
-          <w:snapToGrid/>
-          <w:color w:val="auto"/>
-          <w:kern w:val="2"/>
-          <w:sz w:val="32"/>
-          <w:szCs w:val="32"/>
-          <w:lang w:val="en-US" w:eastAsia="zh-CN" w:bidi="ar-SA"/>
-        </w:rPr>
-        <w:t>***同志</w:t>
-      </w:r>
-      <w:r>
-        <w:rPr>
-          <w:rFonts w:hint="default" w:ascii="Times New Roman" w:hAnsi="Times New Roman" w:eastAsia="仿宋_GB2312" w:cs="Times New Roman"/>
-          <w:snapToGrid/>
-          <w:color w:val="auto"/>
-          <w:kern w:val="2"/>
-          <w:sz w:val="32"/>
-          <w:szCs w:val="32"/>
-        </w:rPr>
-        <w:t>任职期间，在履行经济责任</w:t>
-      </w:r>
-      <w:r>
-        <w:rPr>
-          <w:rFonts w:hint="eastAsia" w:ascii="Times New Roman" w:hAnsi="Times New Roman" w:eastAsia="仿宋_GB2312" w:cs="Times New Roman"/>
-          <w:snapToGrid/>
-          <w:color w:val="auto"/>
-          <w:kern w:val="2"/>
-          <w:sz w:val="32"/>
-          <w:szCs w:val="32"/>
-          <w:lang w:eastAsia="zh-CN"/>
-        </w:rPr>
-        <w:t>方面</w:t>
-      </w:r>
-      <w:r>
-        <w:rPr>
-          <w:rFonts w:hint="default" w:ascii="Times New Roman" w:hAnsi="Times New Roman" w:eastAsia="仿宋_GB2312" w:cs="Times New Roman"/>
-          <w:snapToGrid/>
-          <w:color w:val="auto"/>
-          <w:kern w:val="2"/>
-          <w:sz w:val="32"/>
-          <w:szCs w:val="32"/>
-        </w:rPr>
-        <w:t>主要做了以下工作：</w:t>
+        <w:t>{mainWork}</w:t>
       </w:r>
     </w:p>
     <w:p>
@@ -3330,632 +3042,7 @@
         </w:rPr>
       </w:pPr>
       <w:r>
-        <w:rPr>
-          <w:rFonts w:hint="default" w:ascii="Times New Roman" w:hAnsi="Times New Roman" w:eastAsia="仿宋_GB2312" w:cs="Times New Roman"/>
-          <w:b w:val="0"/>
-          <w:bCs w:val="0"/>
-          <w:snapToGrid/>
-          <w:color w:val="auto"/>
-          <w:kern w:val="2"/>
-          <w:sz w:val="32"/>
-          <w:szCs w:val="32"/>
-          <w:lang w:val="en-US" w:eastAsia="zh-CN" w:bidi="ar-SA"/>
-        </w:rPr>
-        <w:t>从审计情况看，</w:t>
-      </w:r>
-      <w:r>
-        <w:rPr>
-          <w:rFonts w:hint="default" w:ascii="Times New Roman" w:hAnsi="Times New Roman" w:eastAsia="仿宋_GB2312" w:cs="Times New Roman"/>
-          <w:b w:val="0"/>
-          <w:bCs w:val="0"/>
-          <w:i/>
-          <w:iCs/>
-          <w:snapToGrid/>
-          <w:color w:val="auto"/>
-          <w:kern w:val="2"/>
-          <w:sz w:val="32"/>
-          <w:szCs w:val="32"/>
-          <w:lang w:val="en-US" w:eastAsia="zh-CN" w:bidi="ar-SA"/>
-        </w:rPr>
-        <w:t>***</w:t>
-      </w:r>
-      <w:r>
-        <w:rPr>
-          <w:rFonts w:hint="default" w:ascii="Times New Roman" w:hAnsi="Times New Roman" w:eastAsia="仿宋_GB2312" w:cs="Times New Roman"/>
-          <w:b w:val="0"/>
-          <w:bCs w:val="0"/>
-          <w:i/>
-          <w:iCs/>
-          <w:snapToGrid/>
-          <w:color w:val="auto"/>
-          <w:kern w:val="2"/>
-          <w:sz w:val="32"/>
-          <w:szCs w:val="32"/>
-          <w:highlight w:val="none"/>
-          <w:lang w:val="en-US" w:eastAsia="zh-CN"/>
-        </w:rPr>
-        <w:t>同志和</w:t>
-      </w:r>
-      <w:r>
-        <w:rPr>
-          <w:rFonts w:hint="default" w:ascii="Times New Roman" w:hAnsi="Times New Roman" w:eastAsia="仿宋_GB2312" w:cs="Times New Roman"/>
-          <w:b w:val="0"/>
-          <w:bCs w:val="0"/>
-          <w:snapToGrid/>
-          <w:color w:val="auto"/>
-          <w:kern w:val="2"/>
-          <w:sz w:val="32"/>
-          <w:szCs w:val="32"/>
-          <w:lang w:val="en-US" w:eastAsia="zh-CN" w:bidi="ar-SA"/>
-        </w:rPr>
-        <w:t>***</w:t>
-      </w:r>
-      <w:r>
-        <w:rPr>
-          <w:rFonts w:hint="default" w:ascii="Times New Roman" w:hAnsi="Times New Roman" w:eastAsia="仿宋_GB2312" w:cs="Times New Roman"/>
-          <w:b w:val="0"/>
-          <w:bCs w:val="0"/>
-          <w:i w:val="0"/>
-          <w:iCs w:val="0"/>
-          <w:snapToGrid/>
-          <w:color w:val="auto"/>
-          <w:kern w:val="2"/>
-          <w:sz w:val="32"/>
-          <w:szCs w:val="32"/>
-          <w:highlight w:val="none"/>
-          <w:lang w:val="en-US" w:eastAsia="zh-CN"/>
-        </w:rPr>
-        <w:t>同志任职期间，</w:t>
-      </w:r>
-      <w:r>
-        <w:rPr>
-          <w:rFonts w:hint="default" w:ascii="Times New Roman" w:hAnsi="Times New Roman" w:eastAsia="仿宋_GB2312" w:cs="Times New Roman"/>
-          <w:snapToGrid/>
-          <w:color w:val="auto"/>
-          <w:kern w:val="2"/>
-          <w:sz w:val="32"/>
-          <w:szCs w:val="32"/>
-        </w:rPr>
-        <w:t>******</w:t>
-      </w:r>
-      <w:r>
-        <w:rPr>
-          <w:rFonts w:hint="default" w:ascii="Times New Roman" w:hAnsi="Times New Roman" w:eastAsia="仿宋_GB2312" w:cs="Times New Roman"/>
-          <w:b w:val="0"/>
-          <w:bCs w:val="0"/>
-          <w:i w:val="0"/>
-          <w:iCs w:val="0"/>
-          <w:snapToGrid/>
-          <w:color w:val="auto"/>
-          <w:kern w:val="2"/>
-          <w:sz w:val="32"/>
-          <w:szCs w:val="32"/>
-          <w:highlight w:val="none"/>
-          <w:lang w:val="en-US" w:eastAsia="zh-CN"/>
-        </w:rPr>
-        <w:t>，</w:t>
-      </w:r>
-      <w:r>
-        <w:rPr>
-          <w:rFonts w:hint="default" w:ascii="Times New Roman" w:hAnsi="Times New Roman" w:eastAsia="仿宋_GB2312" w:cs="Times New Roman"/>
-          <w:snapToGrid/>
-          <w:color w:val="auto"/>
-          <w:kern w:val="2"/>
-          <w:sz w:val="32"/>
-          <w:szCs w:val="32"/>
-        </w:rPr>
-        <w:t>******</w:t>
-      </w:r>
-      <w:r>
-        <w:rPr>
-          <w:rFonts w:hint="default" w:ascii="Times New Roman" w:hAnsi="Times New Roman" w:eastAsia="仿宋_GB2312" w:cs="Times New Roman"/>
-          <w:i w:val="0"/>
-          <w:iCs w:val="0"/>
-          <w:snapToGrid/>
-          <w:color w:val="auto"/>
-          <w:kern w:val="2"/>
-          <w:sz w:val="32"/>
-          <w:szCs w:val="32"/>
-          <w:highlight w:val="none"/>
-          <w:lang w:eastAsia="zh-CN"/>
-        </w:rPr>
-        <w:t>，</w:t>
-      </w:r>
-      <w:r>
-        <w:rPr>
-          <w:rFonts w:hint="default" w:ascii="Times New Roman" w:hAnsi="Times New Roman" w:eastAsia="仿宋_GB2312" w:cs="Times New Roman"/>
-          <w:snapToGrid/>
-          <w:color w:val="auto"/>
-          <w:kern w:val="2"/>
-          <w:sz w:val="32"/>
-          <w:szCs w:val="32"/>
-        </w:rPr>
-        <w:t>******</w:t>
-      </w:r>
-      <w:r>
-        <w:rPr>
-          <w:rFonts w:hint="default" w:ascii="Times New Roman" w:hAnsi="Times New Roman" w:eastAsia="仿宋_GB2312" w:cs="Times New Roman"/>
-          <w:b w:val="0"/>
-          <w:bCs w:val="0"/>
-          <w:i/>
-          <w:iCs/>
-          <w:snapToGrid/>
-          <w:color w:val="auto"/>
-          <w:kern w:val="2"/>
-          <w:sz w:val="32"/>
-          <w:szCs w:val="32"/>
-          <w:highlight w:val="none"/>
-          <w:lang w:val="en-US" w:eastAsia="zh-CN"/>
-        </w:rPr>
-        <w:t>（根据实际审计情况作出相关评价，如贯彻落实</w:t>
-      </w:r>
-      <w:r>
-        <w:rPr>
-          <w:rFonts w:hint="eastAsia" w:ascii="Times New Roman" w:hAnsi="Times New Roman" w:eastAsia="仿宋_GB2312" w:cs="Times New Roman"/>
-          <w:b w:val="0"/>
-          <w:bCs w:val="0"/>
-          <w:i/>
-          <w:iCs/>
-          <w:snapToGrid/>
-          <w:color w:val="auto"/>
-          <w:kern w:val="2"/>
-          <w:sz w:val="32"/>
-          <w:szCs w:val="32"/>
-          <w:highlight w:val="none"/>
-          <w:lang w:val="en-US" w:eastAsia="zh-CN"/>
-        </w:rPr>
-        <w:t>党和国家</w:t>
-      </w:r>
-      <w:r>
-        <w:rPr>
-          <w:rFonts w:hint="default" w:ascii="Times New Roman" w:hAnsi="Times New Roman" w:eastAsia="仿宋_GB2312" w:cs="Times New Roman"/>
-          <w:b w:val="0"/>
-          <w:bCs w:val="0"/>
-          <w:i/>
-          <w:iCs/>
-          <w:snapToGrid/>
-          <w:color w:val="auto"/>
-          <w:kern w:val="2"/>
-          <w:sz w:val="32"/>
-          <w:szCs w:val="32"/>
-          <w:highlight w:val="none"/>
-          <w:lang w:val="en-US" w:eastAsia="zh-CN"/>
-        </w:rPr>
-        <w:t>重大经济方针政策和决策部署，建立健全重大经济</w:t>
-      </w:r>
-      <w:r>
-        <w:rPr>
-          <w:rFonts w:hint="eastAsia" w:ascii="Times New Roman" w:hAnsi="Times New Roman" w:eastAsia="仿宋_GB2312" w:cs="Times New Roman"/>
-          <w:b w:val="0"/>
-          <w:bCs w:val="0"/>
-          <w:i/>
-          <w:iCs/>
-          <w:snapToGrid/>
-          <w:color w:val="auto"/>
-          <w:kern w:val="2"/>
-          <w:sz w:val="32"/>
-          <w:szCs w:val="32"/>
-          <w:highlight w:val="none"/>
-          <w:lang w:val="en-US" w:eastAsia="zh-CN"/>
-        </w:rPr>
-        <w:t>事项</w:t>
-      </w:r>
-      <w:r>
-        <w:rPr>
-          <w:rFonts w:hint="default" w:ascii="Times New Roman" w:hAnsi="Times New Roman" w:eastAsia="仿宋_GB2312" w:cs="Times New Roman"/>
-          <w:b w:val="0"/>
-          <w:bCs w:val="0"/>
-          <w:i/>
-          <w:iCs/>
-          <w:snapToGrid/>
-          <w:color w:val="auto"/>
-          <w:kern w:val="2"/>
-          <w:sz w:val="32"/>
-          <w:szCs w:val="32"/>
-          <w:highlight w:val="none"/>
-          <w:lang w:val="en-US" w:eastAsia="zh-CN"/>
-        </w:rPr>
-        <w:t>决策制度，加强内部管理）</w:t>
-      </w:r>
-      <w:r>
-        <w:rPr>
-          <w:rFonts w:hint="default" w:ascii="Times New Roman" w:hAnsi="Times New Roman" w:eastAsia="仿宋_GB2312" w:cs="Times New Roman"/>
-          <w:b w:val="0"/>
-          <w:bCs w:val="0"/>
-          <w:i w:val="0"/>
-          <w:iCs w:val="0"/>
-          <w:snapToGrid/>
-          <w:color w:val="auto"/>
-          <w:kern w:val="2"/>
-          <w:sz w:val="32"/>
-          <w:szCs w:val="32"/>
-          <w:highlight w:val="none"/>
-          <w:lang w:val="en-US" w:eastAsia="zh-CN"/>
-        </w:rPr>
-        <w:t>，较好地</w:t>
-      </w:r>
-      <w:r>
-        <w:rPr>
-          <w:rFonts w:hint="default" w:ascii="Times New Roman" w:hAnsi="Times New Roman" w:eastAsia="仿宋_GB2312" w:cs="Times New Roman"/>
-          <w:b w:val="0"/>
-          <w:bCs w:val="0"/>
-          <w:i/>
-          <w:iCs/>
-          <w:snapToGrid/>
-          <w:color w:val="auto"/>
-          <w:kern w:val="2"/>
-          <w:sz w:val="32"/>
-          <w:szCs w:val="32"/>
-          <w:highlight w:val="none"/>
-          <w:lang w:val="en-US" w:eastAsia="zh-CN"/>
-        </w:rPr>
-        <w:t>（根据实际情况表述）</w:t>
-      </w:r>
-      <w:r>
-        <w:rPr>
-          <w:rFonts w:hint="default" w:ascii="Times New Roman" w:hAnsi="Times New Roman" w:eastAsia="仿宋_GB2312" w:cs="Times New Roman"/>
-          <w:b w:val="0"/>
-          <w:bCs w:val="0"/>
-          <w:i w:val="0"/>
-          <w:iCs w:val="0"/>
-          <w:snapToGrid/>
-          <w:color w:val="auto"/>
-          <w:kern w:val="2"/>
-          <w:sz w:val="32"/>
-          <w:szCs w:val="32"/>
-          <w:highlight w:val="none"/>
-          <w:lang w:val="en-US" w:eastAsia="zh-CN"/>
-        </w:rPr>
-        <w:t>履行了经济责任</w:t>
-      </w:r>
-      <w:r>
-        <w:rPr>
-          <w:rFonts w:hint="default" w:ascii="Times New Roman" w:hAnsi="Times New Roman" w:eastAsia="仿宋_GB2312" w:cs="Times New Roman"/>
-          <w:b w:val="0"/>
-          <w:bCs w:val="0"/>
-          <w:snapToGrid/>
-          <w:color w:val="auto"/>
-          <w:kern w:val="2"/>
-          <w:sz w:val="32"/>
-          <w:szCs w:val="32"/>
-          <w:lang w:val="en-US" w:eastAsia="zh-CN" w:bidi="ar-SA"/>
-        </w:rPr>
-        <w:t>。在本次审计范围内，未发现</w:t>
-      </w:r>
-      <w:r>
-        <w:rPr>
-          <w:rFonts w:hint="default" w:ascii="Times New Roman" w:hAnsi="Times New Roman" w:eastAsia="仿宋_GB2312" w:cs="Times New Roman"/>
-          <w:b w:val="0"/>
-          <w:bCs w:val="0"/>
-          <w:i/>
-          <w:iCs/>
-          <w:snapToGrid/>
-          <w:color w:val="auto"/>
-          <w:kern w:val="2"/>
-          <w:sz w:val="32"/>
-          <w:szCs w:val="32"/>
-          <w:lang w:val="en-US" w:eastAsia="zh-CN" w:bidi="ar-SA"/>
-        </w:rPr>
-        <w:t>***</w:t>
-      </w:r>
-      <w:r>
-        <w:rPr>
-          <w:rFonts w:hint="default" w:ascii="Times New Roman" w:hAnsi="Times New Roman" w:eastAsia="仿宋_GB2312" w:cs="Times New Roman"/>
-          <w:b w:val="0"/>
-          <w:bCs w:val="0"/>
-          <w:i/>
-          <w:iCs/>
-          <w:snapToGrid/>
-          <w:color w:val="auto"/>
-          <w:kern w:val="2"/>
-          <w:sz w:val="32"/>
-          <w:szCs w:val="32"/>
-          <w:highlight w:val="none"/>
-          <w:lang w:val="en-US" w:eastAsia="zh-CN"/>
-        </w:rPr>
-        <w:t>同志和</w:t>
-      </w:r>
-      <w:r>
-        <w:rPr>
-          <w:rFonts w:hint="default" w:ascii="Times New Roman" w:hAnsi="Times New Roman" w:eastAsia="仿宋_GB2312" w:cs="Times New Roman"/>
-          <w:b w:val="0"/>
-          <w:bCs w:val="0"/>
-          <w:snapToGrid/>
-          <w:color w:val="auto"/>
-          <w:kern w:val="2"/>
-          <w:sz w:val="32"/>
-          <w:szCs w:val="32"/>
-          <w:lang w:val="en-US" w:eastAsia="zh-CN" w:bidi="ar-SA"/>
-        </w:rPr>
-        <w:t>***</w:t>
-      </w:r>
-      <w:r>
-        <w:rPr>
-          <w:rFonts w:hint="default" w:ascii="Times New Roman" w:hAnsi="Times New Roman" w:eastAsia="仿宋_GB2312" w:cs="Times New Roman"/>
-          <w:b w:val="0"/>
-          <w:bCs w:val="0"/>
-          <w:i w:val="0"/>
-          <w:iCs w:val="0"/>
-          <w:snapToGrid/>
-          <w:color w:val="auto"/>
-          <w:kern w:val="2"/>
-          <w:sz w:val="32"/>
-          <w:szCs w:val="32"/>
-          <w:highlight w:val="none"/>
-          <w:lang w:val="en-US" w:eastAsia="zh-CN"/>
-        </w:rPr>
-        <w:t>同志</w:t>
-      </w:r>
-      <w:r>
-        <w:rPr>
-          <w:rFonts w:hint="default" w:ascii="Times New Roman" w:hAnsi="Times New Roman" w:eastAsia="仿宋_GB2312" w:cs="Times New Roman"/>
-          <w:b w:val="0"/>
-          <w:bCs w:val="0"/>
-          <w:snapToGrid/>
-          <w:color w:val="auto"/>
-          <w:kern w:val="2"/>
-          <w:sz w:val="32"/>
-          <w:szCs w:val="32"/>
-          <w:lang w:val="en-US" w:eastAsia="zh-CN" w:bidi="ar-SA"/>
-        </w:rPr>
-        <w:t>本人在公共资金、国有资产和国有资源管理分配使用中存在违反廉洁从政</w:t>
-      </w:r>
-      <w:r>
-        <w:rPr>
-          <w:rFonts w:hint="eastAsia" w:ascii="Times New Roman" w:hAnsi="Times New Roman" w:eastAsia="仿宋_GB2312" w:cs="Times New Roman"/>
-          <w:b w:val="0"/>
-          <w:bCs w:val="0"/>
-          <w:i/>
-          <w:iCs/>
-          <w:snapToGrid/>
-          <w:color w:val="auto"/>
-          <w:kern w:val="2"/>
-          <w:sz w:val="32"/>
-          <w:szCs w:val="32"/>
-          <w:lang w:val="en-US" w:eastAsia="zh-CN" w:bidi="ar-SA"/>
-        </w:rPr>
-        <w:t>（业）</w:t>
-      </w:r>
-      <w:r>
-        <w:rPr>
-          <w:rFonts w:hint="default" w:ascii="Times New Roman" w:hAnsi="Times New Roman" w:eastAsia="仿宋_GB2312" w:cs="Times New Roman"/>
-          <w:b w:val="0"/>
-          <w:bCs w:val="0"/>
-          <w:snapToGrid/>
-          <w:color w:val="auto"/>
-          <w:kern w:val="2"/>
-          <w:sz w:val="32"/>
-          <w:szCs w:val="32"/>
-          <w:lang w:val="en-US" w:eastAsia="zh-CN" w:bidi="ar-SA"/>
-        </w:rPr>
-        <w:t>规定的问题</w:t>
-      </w:r>
-      <w:r>
-        <w:rPr>
-          <w:rFonts w:hint="default" w:ascii="Times New Roman" w:hAnsi="Times New Roman" w:eastAsia="仿宋_GB2312" w:cs="Times New Roman"/>
-          <w:b w:val="0"/>
-          <w:bCs w:val="0"/>
-          <w:i/>
-          <w:iCs/>
-          <w:snapToGrid/>
-          <w:color w:val="auto"/>
-          <w:kern w:val="2"/>
-          <w:sz w:val="32"/>
-          <w:szCs w:val="32"/>
-          <w:lang w:val="en-US" w:eastAsia="zh-CN" w:bidi="ar-SA"/>
-        </w:rPr>
-        <w:t>（</w:t>
-      </w:r>
-      <w:r>
-        <w:rPr>
-          <w:rFonts w:hint="default" w:ascii="Times New Roman" w:hAnsi="Times New Roman" w:eastAsia="仿宋_GB2312" w:cs="Times New Roman"/>
-          <w:i/>
-          <w:iCs/>
-          <w:snapToGrid/>
-          <w:color w:val="auto"/>
-          <w:kern w:val="2"/>
-          <w:sz w:val="32"/>
-          <w:szCs w:val="32"/>
-          <w:highlight w:val="none"/>
-          <w:lang w:eastAsia="zh-CN"/>
-        </w:rPr>
-        <w:t>若审计发现，</w:t>
-      </w:r>
-      <w:r>
-        <w:rPr>
-          <w:rFonts w:hint="default" w:ascii="Times New Roman" w:hAnsi="Times New Roman" w:eastAsia="仿宋_GB2312" w:cs="Times New Roman"/>
-          <w:i/>
-          <w:iCs/>
-          <w:snapToGrid/>
-          <w:color w:val="auto"/>
-          <w:kern w:val="2"/>
-          <w:sz w:val="32"/>
-          <w:szCs w:val="32"/>
-          <w:highlight w:val="none"/>
-          <w:lang w:val="en-US" w:eastAsia="zh-CN"/>
-        </w:rPr>
-        <w:t>被审计领导干部本人存在以权谋私、中饱私囊、利益输送等违纪违法行为的</w:t>
-      </w:r>
-      <w:r>
-        <w:rPr>
-          <w:rFonts w:hint="default" w:ascii="Times New Roman" w:hAnsi="Times New Roman" w:eastAsia="仿宋_GB2312" w:cs="Times New Roman"/>
-          <w:i/>
-          <w:iCs/>
-          <w:snapToGrid/>
-          <w:color w:val="auto"/>
-          <w:kern w:val="2"/>
-          <w:sz w:val="32"/>
-          <w:szCs w:val="32"/>
-          <w:highlight w:val="none"/>
-        </w:rPr>
-        <w:t>问题</w:t>
-      </w:r>
-      <w:r>
-        <w:rPr>
-          <w:rFonts w:hint="default" w:ascii="Times New Roman" w:hAnsi="Times New Roman" w:eastAsia="仿宋_GB2312" w:cs="Times New Roman"/>
-          <w:i/>
-          <w:iCs/>
-          <w:snapToGrid/>
-          <w:color w:val="auto"/>
-          <w:kern w:val="2"/>
-          <w:sz w:val="32"/>
-          <w:szCs w:val="32"/>
-          <w:highlight w:val="none"/>
-          <w:lang w:eastAsia="zh-CN"/>
-        </w:rPr>
-        <w:t>线索，则不表述该部分内容</w:t>
-      </w:r>
-      <w:r>
-        <w:rPr>
-          <w:rFonts w:hint="default" w:ascii="Times New Roman" w:hAnsi="Times New Roman" w:eastAsia="仿宋_GB2312" w:cs="Times New Roman"/>
-          <w:b w:val="0"/>
-          <w:bCs w:val="0"/>
-          <w:i/>
-          <w:iCs/>
-          <w:snapToGrid/>
-          <w:color w:val="auto"/>
-          <w:kern w:val="2"/>
-          <w:sz w:val="32"/>
-          <w:szCs w:val="32"/>
-          <w:highlight w:val="none"/>
-          <w:lang w:val="en-US" w:eastAsia="zh-CN" w:bidi="ar-SA"/>
-        </w:rPr>
-        <w:t>）</w:t>
-      </w:r>
-      <w:r>
-        <w:rPr>
-          <w:rFonts w:hint="default" w:ascii="Times New Roman" w:hAnsi="Times New Roman" w:eastAsia="仿宋_GB2312" w:cs="Times New Roman"/>
-          <w:b w:val="0"/>
-          <w:bCs w:val="0"/>
-          <w:snapToGrid/>
-          <w:color w:val="auto"/>
-          <w:kern w:val="2"/>
-          <w:sz w:val="32"/>
-          <w:szCs w:val="32"/>
-          <w:highlight w:val="none"/>
-          <w:lang w:val="en-US" w:eastAsia="zh-CN" w:bidi="ar-SA"/>
-        </w:rPr>
-        <w:t>。</w:t>
-      </w:r>
-      <w:r>
-        <w:rPr>
-          <w:rFonts w:hint="default" w:ascii="Times New Roman" w:hAnsi="Times New Roman" w:eastAsia="仿宋_GB2312" w:cs="Times New Roman"/>
-          <w:b w:val="0"/>
-          <w:bCs w:val="0"/>
-          <w:snapToGrid/>
-          <w:color w:val="auto"/>
-          <w:kern w:val="2"/>
-          <w:sz w:val="32"/>
-          <w:szCs w:val="32"/>
-          <w:lang w:val="en-US" w:eastAsia="zh-CN" w:bidi="ar-SA"/>
-        </w:rPr>
-        <w:t>本次审计</w:t>
-      </w:r>
-      <w:r>
-        <w:rPr>
-          <w:rFonts w:hint="eastAsia" w:ascii="Times New Roman" w:hAnsi="Times New Roman" w:eastAsia="仿宋_GB2312" w:cs="Times New Roman"/>
-          <w:b w:val="0"/>
-          <w:bCs w:val="0"/>
-          <w:snapToGrid/>
-          <w:color w:val="auto"/>
-          <w:kern w:val="2"/>
-          <w:sz w:val="32"/>
-          <w:szCs w:val="32"/>
-          <w:lang w:val="en-US" w:eastAsia="zh-CN" w:bidi="ar-SA"/>
-        </w:rPr>
-        <w:t>也</w:t>
-      </w:r>
-      <w:r>
-        <w:rPr>
-          <w:rFonts w:hint="default" w:ascii="Times New Roman" w:hAnsi="Times New Roman" w:eastAsia="仿宋_GB2312" w:cs="Times New Roman"/>
-          <w:b w:val="0"/>
-          <w:bCs w:val="0"/>
-          <w:snapToGrid/>
-          <w:color w:val="auto"/>
-          <w:kern w:val="2"/>
-          <w:sz w:val="32"/>
-          <w:szCs w:val="32"/>
-          <w:lang w:val="en-US" w:eastAsia="zh-CN" w:bidi="ar-SA"/>
-        </w:rPr>
-        <w:t>发现，</w:t>
-      </w:r>
-      <w:r>
-        <w:rPr>
-          <w:rFonts w:hint="default" w:ascii="Times New Roman" w:hAnsi="Times New Roman" w:eastAsia="仿宋_GB2312" w:cs="Times New Roman"/>
-          <w:b w:val="0"/>
-          <w:bCs w:val="0"/>
-          <w:i/>
-          <w:iCs/>
-          <w:snapToGrid/>
-          <w:color w:val="auto"/>
-          <w:kern w:val="2"/>
-          <w:sz w:val="32"/>
-          <w:szCs w:val="32"/>
-          <w:lang w:val="en-US" w:eastAsia="zh-CN" w:bidi="ar-SA"/>
-        </w:rPr>
-        <w:t>***</w:t>
-      </w:r>
-      <w:r>
-        <w:rPr>
-          <w:rFonts w:hint="default" w:ascii="Times New Roman" w:hAnsi="Times New Roman" w:eastAsia="仿宋_GB2312" w:cs="Times New Roman"/>
-          <w:b w:val="0"/>
-          <w:bCs w:val="0"/>
-          <w:i/>
-          <w:iCs/>
-          <w:snapToGrid/>
-          <w:color w:val="auto"/>
-          <w:kern w:val="2"/>
-          <w:sz w:val="32"/>
-          <w:szCs w:val="32"/>
-          <w:highlight w:val="none"/>
-          <w:lang w:val="en-US" w:eastAsia="zh-CN"/>
-        </w:rPr>
-        <w:t>同志和</w:t>
-      </w:r>
-      <w:r>
-        <w:rPr>
-          <w:rFonts w:hint="default" w:ascii="Times New Roman" w:hAnsi="Times New Roman" w:eastAsia="仿宋_GB2312" w:cs="Times New Roman"/>
-          <w:b w:val="0"/>
-          <w:bCs w:val="0"/>
-          <w:snapToGrid/>
-          <w:color w:val="auto"/>
-          <w:kern w:val="2"/>
-          <w:sz w:val="32"/>
-          <w:szCs w:val="32"/>
-          <w:lang w:val="en-US" w:eastAsia="zh-CN" w:bidi="ar-SA"/>
-        </w:rPr>
-        <w:t>***</w:t>
-      </w:r>
-      <w:r>
-        <w:rPr>
-          <w:rFonts w:hint="default" w:ascii="Times New Roman" w:hAnsi="Times New Roman" w:eastAsia="仿宋_GB2312" w:cs="Times New Roman"/>
-          <w:b w:val="0"/>
-          <w:bCs w:val="0"/>
-          <w:i w:val="0"/>
-          <w:iCs w:val="0"/>
-          <w:snapToGrid/>
-          <w:color w:val="auto"/>
-          <w:kern w:val="2"/>
-          <w:sz w:val="32"/>
-          <w:szCs w:val="32"/>
-          <w:highlight w:val="none"/>
-          <w:lang w:val="en-US" w:eastAsia="zh-CN"/>
-        </w:rPr>
-        <w:t>同志在履行经济责任中</w:t>
-      </w:r>
-      <w:r>
-        <w:rPr>
-          <w:rFonts w:hint="default" w:ascii="Times New Roman" w:hAnsi="Times New Roman" w:eastAsia="仿宋_GB2312" w:cs="Times New Roman"/>
-          <w:b w:val="0"/>
-          <w:bCs w:val="0"/>
-          <w:snapToGrid/>
-          <w:color w:val="auto"/>
-          <w:kern w:val="2"/>
-          <w:sz w:val="32"/>
-          <w:szCs w:val="32"/>
-          <w:lang w:val="en-US" w:eastAsia="zh-CN" w:bidi="ar-SA"/>
-        </w:rPr>
-        <w:t>存在一些不足和问题，需进一步改进。</w:t>
+        <w:t>{overallEvaluation}</w:t>
       </w:r>
     </w:p>
     <w:p>
@@ -4642,395 +3729,7 @@
         </w:rPr>
       </w:pPr>
       <w:r>
-        <w:rPr>
-          <w:rFonts w:ascii="Times New Roman" w:hAnsi="Times New Roman" w:eastAsia="仿宋_GB2312" w:cs="Times New Roman"/>
-          <w:i/>
-          <w:iCs/>
-          <w:snapToGrid/>
-          <w:color w:val="auto"/>
-          <w:kern w:val="2"/>
-          <w:sz w:val="32"/>
-          <w:szCs w:val="32"/>
-        </w:rPr>
-        <w:t>***同志</w:t>
-      </w:r>
-      <w:r>
-        <w:rPr>
-          <w:rFonts w:hint="default" w:ascii="Times New Roman" w:hAnsi="Times New Roman" w:eastAsia="仿宋_GB2312" w:cs="Times New Roman"/>
-          <w:i/>
-          <w:iCs/>
-          <w:snapToGrid/>
-          <w:color w:val="auto"/>
-          <w:kern w:val="2"/>
-          <w:sz w:val="32"/>
-          <w:szCs w:val="32"/>
-          <w:lang w:eastAsia="zh-CN"/>
-        </w:rPr>
-        <w:t>和</w:t>
-      </w:r>
-      <w:r>
-        <w:rPr>
-          <w:rFonts w:ascii="Times New Roman" w:hAnsi="Times New Roman" w:eastAsia="仿宋_GB2312" w:cs="Times New Roman"/>
-          <w:snapToGrid/>
-          <w:color w:val="auto"/>
-          <w:kern w:val="2"/>
-          <w:sz w:val="32"/>
-          <w:szCs w:val="32"/>
-        </w:rPr>
-        <w:t>***同志任职期间，</w:t>
-      </w:r>
-      <w:r>
-        <w:rPr>
-          <w:rFonts w:hint="default" w:ascii="Times New Roman" w:hAnsi="Times New Roman" w:eastAsia="仿宋_GB2312" w:cs="Times New Roman"/>
-          <w:b w:val="0"/>
-          <w:bCs w:val="0"/>
-          <w:i w:val="0"/>
-          <w:iCs w:val="0"/>
-          <w:snapToGrid/>
-          <w:color w:val="auto"/>
-          <w:kern w:val="2"/>
-          <w:sz w:val="32"/>
-          <w:szCs w:val="32"/>
-          <w:lang w:val="en-US" w:eastAsia="zh-CN" w:bidi="ar-SA"/>
-        </w:rPr>
-        <w:t>****</w:t>
-      </w:r>
-      <w:r>
-        <w:rPr>
-          <w:rFonts w:hint="eastAsia" w:ascii="Times New Roman" w:hAnsi="Times New Roman" w:eastAsia="仿宋_GB2312" w:cs="Times New Roman"/>
-          <w:b w:val="0"/>
-          <w:bCs w:val="0"/>
-          <w:i/>
-          <w:iCs/>
-          <w:snapToGrid/>
-          <w:color w:val="auto"/>
-          <w:kern w:val="2"/>
-          <w:sz w:val="32"/>
-          <w:szCs w:val="32"/>
-          <w:lang w:val="en-US" w:eastAsia="zh-CN" w:bidi="ar-SA"/>
-        </w:rPr>
-        <w:t>（被审计单位）</w:t>
-      </w:r>
-      <w:r>
-        <w:rPr>
-          <w:rFonts w:hint="default" w:ascii="Times New Roman" w:hAnsi="Times New Roman" w:eastAsia="仿宋_GB2312" w:cs="Times New Roman"/>
-          <w:b w:val="0"/>
-          <w:bCs w:val="0"/>
-          <w:i w:val="0"/>
-          <w:iCs w:val="0"/>
-          <w:snapToGrid/>
-          <w:color w:val="auto"/>
-          <w:kern w:val="2"/>
-          <w:sz w:val="32"/>
-          <w:szCs w:val="32"/>
-          <w:lang w:val="en-US" w:eastAsia="zh-CN" w:bidi="ar-SA"/>
-        </w:rPr>
-        <w:t>********</w:t>
-      </w:r>
-      <w:r>
-        <w:rPr>
-          <w:rFonts w:hint="default" w:ascii="Times New Roman" w:hAnsi="Times New Roman" w:eastAsia="仿宋_GB2312" w:cs="Times New Roman"/>
-          <w:i/>
-          <w:iCs/>
-          <w:snapToGrid/>
-          <w:color w:val="auto"/>
-          <w:kern w:val="2"/>
-          <w:sz w:val="32"/>
-          <w:szCs w:val="32"/>
-          <w:highlight w:val="none"/>
-          <w:lang w:eastAsia="zh-CN"/>
-        </w:rPr>
-        <w:t>（</w:t>
-      </w:r>
-      <w:r>
-        <w:rPr>
-          <w:rFonts w:hint="eastAsia" w:ascii="Times New Roman" w:hAnsi="Times New Roman" w:eastAsia="仿宋_GB2312" w:cs="Times New Roman"/>
-          <w:i/>
-          <w:iCs/>
-          <w:snapToGrid/>
-          <w:color w:val="auto"/>
-          <w:kern w:val="2"/>
-          <w:sz w:val="32"/>
-          <w:szCs w:val="32"/>
-          <w:highlight w:val="none"/>
-          <w:lang w:eastAsia="zh-CN"/>
-        </w:rPr>
-        <w:t>简要表述开展的主要工作或取得的成就，</w:t>
-      </w:r>
-      <w:r>
-        <w:rPr>
-          <w:rFonts w:ascii="Times New Roman" w:hAnsi="Times New Roman" w:eastAsia="仿宋_GB2312" w:cs="Times New Roman"/>
-          <w:i/>
-          <w:iCs/>
-          <w:snapToGrid/>
-          <w:color w:val="auto"/>
-          <w:kern w:val="2"/>
-          <w:sz w:val="32"/>
-          <w:szCs w:val="32"/>
-          <w:highlight w:val="none"/>
-        </w:rPr>
-        <w:t>列举重要的几项</w:t>
-      </w:r>
-      <w:r>
-        <w:rPr>
-          <w:rFonts w:hint="eastAsia" w:ascii="Times New Roman" w:hAnsi="Times New Roman" w:eastAsia="仿宋_GB2312" w:cs="Times New Roman"/>
-          <w:i/>
-          <w:iCs/>
-          <w:snapToGrid/>
-          <w:color w:val="auto"/>
-          <w:kern w:val="2"/>
-          <w:sz w:val="32"/>
-          <w:szCs w:val="32"/>
-          <w:highlight w:val="none"/>
-          <w:lang w:eastAsia="zh-CN"/>
-        </w:rPr>
-        <w:t>，注意控制篇幅。</w:t>
-      </w:r>
-      <w:r>
-        <w:rPr>
-          <w:rFonts w:hint="eastAsia" w:ascii="仿宋_GB2312" w:hAnsi="仿宋_GB2312" w:eastAsia="仿宋_GB2312" w:cs="仿宋_GB2312"/>
-          <w:i/>
-          <w:iCs/>
-          <w:snapToGrid/>
-          <w:color w:val="auto"/>
-          <w:kern w:val="2"/>
-          <w:sz w:val="32"/>
-          <w:szCs w:val="32"/>
-          <w:highlight w:val="none"/>
-          <w:lang w:eastAsia="zh-CN"/>
-        </w:rPr>
-        <w:t>〔下同〕</w:t>
-      </w:r>
-      <w:r>
-        <w:rPr>
-          <w:rFonts w:hint="default" w:ascii="Times New Roman" w:hAnsi="Times New Roman" w:eastAsia="仿宋_GB2312" w:cs="Times New Roman"/>
-          <w:i/>
-          <w:iCs/>
-          <w:snapToGrid/>
-          <w:color w:val="auto"/>
-          <w:kern w:val="2"/>
-          <w:sz w:val="32"/>
-          <w:szCs w:val="32"/>
-          <w:highlight w:val="none"/>
-          <w:lang w:eastAsia="zh-CN"/>
-        </w:rPr>
-        <w:t>）</w:t>
-      </w:r>
-      <w:r>
-        <w:rPr>
-          <w:rFonts w:ascii="Times New Roman" w:hAnsi="Times New Roman" w:eastAsia="仿宋_GB2312" w:cs="Times New Roman"/>
-          <w:snapToGrid/>
-          <w:color w:val="auto"/>
-          <w:kern w:val="2"/>
-          <w:sz w:val="32"/>
-          <w:szCs w:val="32"/>
-          <w:highlight w:val="none"/>
-        </w:rPr>
-        <w:t>。审计发现，</w:t>
-      </w:r>
-      <w:r>
-        <w:rPr>
-          <w:rFonts w:hint="default" w:ascii="Times New Roman" w:hAnsi="Times New Roman" w:eastAsia="仿宋_GB2312" w:cs="Times New Roman"/>
-          <w:snapToGrid/>
-          <w:color w:val="auto"/>
-          <w:kern w:val="2"/>
-          <w:sz w:val="32"/>
-          <w:szCs w:val="32"/>
-          <w:lang w:eastAsia="zh-CN"/>
-        </w:rPr>
-        <w:t>在</w:t>
-      </w:r>
-      <w:r>
-        <w:rPr>
-          <w:rFonts w:ascii="Times New Roman" w:hAnsi="Times New Roman" w:eastAsia="仿宋_GB2312" w:cs="Times New Roman"/>
-          <w:snapToGrid/>
-          <w:color w:val="auto"/>
-          <w:kern w:val="2"/>
-          <w:sz w:val="32"/>
-          <w:szCs w:val="32"/>
-        </w:rPr>
-        <w:t>**</w:t>
-      </w:r>
-      <w:r>
-        <w:rPr>
-          <w:rFonts w:ascii="Times New Roman" w:hAnsi="Times New Roman" w:eastAsia="仿宋_GB2312" w:cs="Times New Roman"/>
-          <w:snapToGrid/>
-          <w:color w:val="auto"/>
-          <w:kern w:val="2"/>
-          <w:sz w:val="32"/>
-          <w:szCs w:val="32"/>
-          <w:highlight w:val="none"/>
-        </w:rPr>
-        <w:t>*</w:t>
-      </w:r>
-      <w:r>
-        <w:rPr>
-          <w:rFonts w:hint="eastAsia" w:ascii="Times New Roman" w:hAnsi="Times New Roman" w:eastAsia="仿宋_GB2312" w:cs="Times New Roman"/>
-          <w:snapToGrid/>
-          <w:color w:val="auto"/>
-          <w:kern w:val="2"/>
-          <w:sz w:val="32"/>
-          <w:szCs w:val="32"/>
-          <w:lang w:eastAsia="zh-CN"/>
-        </w:rPr>
-        <w:t>、</w:t>
-      </w:r>
-      <w:r>
-        <w:rPr>
-          <w:rFonts w:ascii="Times New Roman" w:hAnsi="Times New Roman" w:eastAsia="仿宋_GB2312" w:cs="Times New Roman"/>
-          <w:snapToGrid/>
-          <w:color w:val="auto"/>
-          <w:kern w:val="2"/>
-          <w:sz w:val="32"/>
-          <w:szCs w:val="32"/>
-          <w:highlight w:val="none"/>
-        </w:rPr>
-        <w:t>***</w:t>
-      </w:r>
-      <w:r>
-        <w:rPr>
-          <w:rFonts w:hint="eastAsia" w:ascii="Times New Roman" w:hAnsi="Times New Roman" w:eastAsia="仿宋_GB2312" w:cs="Times New Roman"/>
-          <w:snapToGrid/>
-          <w:color w:val="auto"/>
-          <w:kern w:val="2"/>
-          <w:sz w:val="32"/>
-          <w:szCs w:val="32"/>
-          <w:highlight w:val="none"/>
-          <w:lang w:eastAsia="zh-CN"/>
-        </w:rPr>
-        <w:t>等方面</w:t>
-      </w:r>
-      <w:r>
-        <w:rPr>
-          <w:rFonts w:hint="eastAsia" w:ascii="Times New Roman" w:hAnsi="Times New Roman" w:eastAsia="仿宋_GB2312" w:cs="Times New Roman"/>
-          <w:i/>
-          <w:iCs/>
-          <w:snapToGrid/>
-          <w:color w:val="auto"/>
-          <w:kern w:val="2"/>
-          <w:sz w:val="32"/>
-          <w:szCs w:val="32"/>
-          <w:highlight w:val="none"/>
-          <w:lang w:eastAsia="zh-CN"/>
-        </w:rPr>
-        <w:t>（按照重要性程度，列举最重要的几项</w:t>
-      </w:r>
-      <w:r>
-        <w:rPr>
-          <w:rFonts w:hint="eastAsia" w:ascii="Times New Roman" w:hAnsi="Times New Roman" w:eastAsia="仿宋_GB2312" w:cs="Times New Roman"/>
-          <w:i/>
-          <w:iCs/>
-          <w:snapToGrid/>
-          <w:color w:val="auto"/>
-          <w:kern w:val="2"/>
-          <w:sz w:val="32"/>
-          <w:szCs w:val="32"/>
-          <w:highlight w:val="none"/>
-          <w:lang w:val="en-US" w:eastAsia="zh-CN"/>
-        </w:rPr>
-        <w:t>内容。</w:t>
-      </w:r>
-      <w:r>
-        <w:rPr>
-          <w:rFonts w:hint="eastAsia" w:ascii="仿宋_GB2312" w:hAnsi="仿宋_GB2312" w:eastAsia="仿宋_GB2312" w:cs="仿宋_GB2312"/>
-          <w:i/>
-          <w:iCs/>
-          <w:snapToGrid/>
-          <w:color w:val="auto"/>
-          <w:kern w:val="2"/>
-          <w:sz w:val="32"/>
-          <w:szCs w:val="32"/>
-          <w:highlight w:val="none"/>
-          <w:lang w:eastAsia="zh-CN"/>
-        </w:rPr>
-        <w:t>〔下同〕</w:t>
-      </w:r>
-      <w:r>
-        <w:rPr>
-          <w:rFonts w:hint="eastAsia" w:ascii="Times New Roman" w:hAnsi="Times New Roman" w:eastAsia="仿宋_GB2312" w:cs="Times New Roman"/>
-          <w:i/>
-          <w:iCs/>
-          <w:snapToGrid/>
-          <w:color w:val="auto"/>
-          <w:kern w:val="2"/>
-          <w:sz w:val="32"/>
-          <w:szCs w:val="32"/>
-          <w:highlight w:val="none"/>
-          <w:lang w:eastAsia="zh-CN"/>
-        </w:rPr>
-        <w:t>）</w:t>
-      </w:r>
-      <w:r>
-        <w:rPr>
-          <w:rFonts w:hint="eastAsia" w:ascii="Times New Roman" w:hAnsi="Times New Roman" w:eastAsia="仿宋_GB2312" w:cs="Times New Roman"/>
-          <w:snapToGrid/>
-          <w:color w:val="auto"/>
-          <w:kern w:val="2"/>
-          <w:sz w:val="32"/>
-          <w:szCs w:val="32"/>
-          <w:highlight w:val="none"/>
-          <w:lang w:eastAsia="zh-CN"/>
-        </w:rPr>
-        <w:t>存在</w:t>
-      </w:r>
-      <w:r>
-        <w:rPr>
-          <w:rFonts w:ascii="Times New Roman" w:hAnsi="Times New Roman" w:eastAsia="仿宋_GB2312" w:cs="Times New Roman"/>
-          <w:snapToGrid/>
-          <w:color w:val="auto"/>
-          <w:kern w:val="2"/>
-          <w:sz w:val="32"/>
-          <w:szCs w:val="32"/>
-          <w:highlight w:val="none"/>
-        </w:rPr>
-        <w:t>***</w:t>
-      </w:r>
-      <w:r>
-        <w:rPr>
-          <w:rFonts w:hint="eastAsia" w:ascii="Times New Roman" w:hAnsi="Times New Roman" w:eastAsia="仿宋_GB2312" w:cs="Times New Roman"/>
-          <w:snapToGrid/>
-          <w:color w:val="auto"/>
-          <w:kern w:val="2"/>
-          <w:sz w:val="32"/>
-          <w:szCs w:val="32"/>
-          <w:lang w:eastAsia="zh-CN"/>
-        </w:rPr>
-        <w:t>个</w:t>
-      </w:r>
-      <w:r>
-        <w:rPr>
-          <w:rFonts w:hint="default" w:ascii="Times New Roman" w:hAnsi="Times New Roman" w:eastAsia="仿宋_GB2312" w:cs="Times New Roman"/>
-          <w:snapToGrid/>
-          <w:color w:val="auto"/>
-          <w:kern w:val="2"/>
-          <w:sz w:val="32"/>
-          <w:szCs w:val="32"/>
-          <w:lang w:eastAsia="zh-CN"/>
-        </w:rPr>
-        <w:t>政策执行不够到位的问题</w:t>
-      </w:r>
-      <w:r>
-        <w:rPr>
-          <w:rFonts w:ascii="Times New Roman" w:hAnsi="Times New Roman" w:eastAsia="仿宋_GB2312" w:cs="Times New Roman"/>
-          <w:snapToGrid/>
-          <w:color w:val="auto"/>
-          <w:kern w:val="2"/>
-          <w:sz w:val="32"/>
-          <w:szCs w:val="32"/>
-          <w:highlight w:val="none"/>
-        </w:rPr>
-        <w:t>。</w:t>
-      </w:r>
-      <w:r>
-        <w:rPr>
-          <w:rFonts w:ascii="Times New Roman" w:hAnsi="Times New Roman" w:eastAsia="仿宋_GB2312" w:cs="Times New Roman"/>
-          <w:snapToGrid/>
-          <w:color w:val="auto"/>
-          <w:kern w:val="2"/>
-          <w:sz w:val="32"/>
-          <w:szCs w:val="32"/>
-        </w:rPr>
-        <w:t>具体如下：</w:t>
+        <w:t>{problemsFound}</w:t>
       </w:r>
     </w:p>
     <w:p>
@@ -5300,284 +3999,7 @@
         </w:rPr>
       </w:pPr>
       <w:r>
-        <w:rPr>
-          <w:rFonts w:hint="default" w:ascii="Times New Roman" w:hAnsi="Times New Roman" w:eastAsia="仿宋_GB2312" w:cs="Times New Roman"/>
-          <w:b w:val="0"/>
-          <w:bCs w:val="0"/>
-          <w:snapToGrid/>
-          <w:color w:val="auto"/>
-          <w:kern w:val="2"/>
-          <w:sz w:val="32"/>
-          <w:szCs w:val="32"/>
-          <w:highlight w:val="none"/>
-          <w:lang w:val="en-US" w:eastAsia="zh-CN" w:bidi="ar-SA"/>
-        </w:rPr>
-        <w:t>上述1至3项问题，主要是****************所致</w:t>
-      </w:r>
-      <w:r>
-        <w:rPr>
-          <w:rFonts w:hint="default" w:ascii="Times New Roman" w:hAnsi="Times New Roman" w:eastAsia="仿宋_GB2312" w:cs="Times New Roman"/>
-          <w:b w:val="0"/>
-          <w:bCs w:val="0"/>
-          <w:i/>
-          <w:iCs/>
-          <w:snapToGrid/>
-          <w:color w:val="auto"/>
-          <w:kern w:val="2"/>
-          <w:sz w:val="32"/>
-          <w:szCs w:val="32"/>
-          <w:highlight w:val="none"/>
-          <w:lang w:val="en-US" w:eastAsia="zh-CN" w:bidi="ar-SA"/>
-        </w:rPr>
-        <w:t>（定责理由</w:t>
-      </w:r>
-      <w:r>
-        <w:rPr>
-          <w:rFonts w:hint="eastAsia" w:ascii="Times New Roman" w:hAnsi="Times New Roman" w:eastAsia="仿宋_GB2312" w:cs="Times New Roman"/>
-          <w:b w:val="0"/>
-          <w:bCs w:val="0"/>
-          <w:i/>
-          <w:iCs/>
-          <w:snapToGrid/>
-          <w:color w:val="auto"/>
-          <w:kern w:val="2"/>
-          <w:sz w:val="32"/>
-          <w:szCs w:val="32"/>
-          <w:highlight w:val="none"/>
-          <w:lang w:val="en-US" w:eastAsia="zh-CN" w:bidi="ar-SA"/>
-        </w:rPr>
-        <w:t>，若界定为领导责任，要根据实际情况，明确落实到具体责任单位，表述为</w:t>
-      </w:r>
-      <w:r>
-        <w:rPr>
-          <w:rFonts w:hint="default" w:ascii="Times New Roman" w:hAnsi="Times New Roman" w:eastAsia="仿宋_GB2312" w:cs="Times New Roman"/>
-          <w:b w:val="0"/>
-          <w:bCs w:val="0"/>
-          <w:i/>
-          <w:iCs/>
-          <w:snapToGrid/>
-          <w:color w:val="auto"/>
-          <w:kern w:val="2"/>
-          <w:sz w:val="32"/>
-          <w:szCs w:val="32"/>
-          <w:highlight w:val="none"/>
-          <w:lang w:val="en-US" w:eastAsia="zh-CN" w:bidi="ar-SA"/>
-        </w:rPr>
-        <w:t>**</w:t>
-      </w:r>
-      <w:r>
-        <w:rPr>
-          <w:rFonts w:hint="eastAsia" w:ascii="Times New Roman" w:hAnsi="Times New Roman" w:eastAsia="仿宋_GB2312" w:cs="Times New Roman"/>
-          <w:b w:val="0"/>
-          <w:bCs w:val="0"/>
-          <w:i/>
-          <w:iCs/>
-          <w:snapToGrid/>
-          <w:color w:val="auto"/>
-          <w:kern w:val="2"/>
-          <w:sz w:val="32"/>
-          <w:szCs w:val="32"/>
-          <w:highlight w:val="none"/>
-          <w:lang w:val="en-US" w:eastAsia="zh-CN" w:bidi="ar-SA"/>
-        </w:rPr>
-        <w:t>、</w:t>
-      </w:r>
-      <w:r>
-        <w:rPr>
-          <w:rFonts w:hint="default" w:ascii="Times New Roman" w:hAnsi="Times New Roman" w:eastAsia="仿宋_GB2312" w:cs="Times New Roman"/>
-          <w:b w:val="0"/>
-          <w:bCs w:val="0"/>
-          <w:i/>
-          <w:iCs/>
-          <w:snapToGrid/>
-          <w:color w:val="auto"/>
-          <w:kern w:val="2"/>
-          <w:sz w:val="32"/>
-          <w:szCs w:val="32"/>
-          <w:highlight w:val="none"/>
-          <w:lang w:val="en-US" w:eastAsia="zh-CN" w:bidi="ar-SA"/>
-        </w:rPr>
-        <w:t>**</w:t>
-      </w:r>
-      <w:r>
-        <w:rPr>
-          <w:rFonts w:hint="eastAsia" w:ascii="Times New Roman" w:hAnsi="Times New Roman" w:eastAsia="仿宋_GB2312" w:cs="Times New Roman"/>
-          <w:b w:val="0"/>
-          <w:bCs w:val="0"/>
-          <w:i/>
-          <w:iCs/>
-          <w:snapToGrid/>
-          <w:color w:val="auto"/>
-          <w:kern w:val="2"/>
-          <w:sz w:val="32"/>
-          <w:szCs w:val="32"/>
-          <w:highlight w:val="none"/>
-          <w:lang w:val="en-US" w:eastAsia="zh-CN" w:bidi="ar-SA"/>
-        </w:rPr>
-        <w:t>等单位</w:t>
-      </w:r>
-      <w:r>
-        <w:rPr>
-          <w:rFonts w:hint="default" w:ascii="Times New Roman" w:hAnsi="Times New Roman" w:eastAsia="仿宋_GB2312" w:cs="Times New Roman"/>
-          <w:b w:val="0"/>
-          <w:bCs w:val="0"/>
-          <w:i/>
-          <w:iCs/>
-          <w:snapToGrid/>
-          <w:color w:val="auto"/>
-          <w:kern w:val="2"/>
-          <w:sz w:val="32"/>
-          <w:szCs w:val="32"/>
-          <w:highlight w:val="none"/>
-          <w:lang w:val="en-US" w:eastAsia="zh-CN" w:bidi="ar-SA"/>
-        </w:rPr>
-        <w:t>****************</w:t>
-      </w:r>
-      <w:r>
-        <w:rPr>
-          <w:rFonts w:hint="eastAsia" w:ascii="Times New Roman" w:hAnsi="Times New Roman" w:eastAsia="仿宋_GB2312" w:cs="Times New Roman"/>
-          <w:b w:val="0"/>
-          <w:bCs w:val="0"/>
-          <w:i/>
-          <w:iCs/>
-          <w:snapToGrid/>
-          <w:color w:val="auto"/>
-          <w:kern w:val="2"/>
-          <w:sz w:val="32"/>
-          <w:szCs w:val="32"/>
-          <w:highlight w:val="none"/>
-          <w:lang w:val="en-US" w:eastAsia="zh-CN" w:bidi="ar-SA"/>
-        </w:rPr>
-        <w:t>所致</w:t>
-      </w:r>
-      <w:r>
-        <w:rPr>
-          <w:rFonts w:hint="default" w:ascii="Times New Roman" w:hAnsi="Times New Roman" w:eastAsia="仿宋_GB2312" w:cs="Times New Roman"/>
-          <w:b w:val="0"/>
-          <w:bCs w:val="0"/>
-          <w:i/>
-          <w:iCs/>
-          <w:snapToGrid/>
-          <w:color w:val="auto"/>
-          <w:kern w:val="2"/>
-          <w:sz w:val="32"/>
-          <w:szCs w:val="32"/>
-          <w:highlight w:val="none"/>
-          <w:lang w:val="en-US" w:eastAsia="zh-CN" w:bidi="ar-SA"/>
-        </w:rPr>
-        <w:t>）</w:t>
-      </w:r>
-      <w:r>
-        <w:rPr>
-          <w:rFonts w:hint="default" w:ascii="Times New Roman" w:hAnsi="Times New Roman" w:eastAsia="仿宋_GB2312" w:cs="Times New Roman"/>
-          <w:b w:val="0"/>
-          <w:bCs w:val="0"/>
-          <w:snapToGrid/>
-          <w:color w:val="auto"/>
-          <w:kern w:val="2"/>
-          <w:sz w:val="32"/>
-          <w:szCs w:val="32"/>
-          <w:highlight w:val="none"/>
-          <w:lang w:val="en-US" w:eastAsia="zh-CN" w:bidi="ar-SA"/>
-        </w:rPr>
-        <w:t>，</w:t>
-      </w:r>
-      <w:r>
-        <w:rPr>
-          <w:rFonts w:hint="default" w:ascii="Times New Roman" w:hAnsi="Times New Roman" w:eastAsia="仿宋_GB2312" w:cs="Times New Roman"/>
-          <w:b w:val="0"/>
-          <w:bCs w:val="0"/>
-          <w:i/>
-          <w:iCs/>
-          <w:snapToGrid/>
-          <w:color w:val="auto"/>
-          <w:kern w:val="2"/>
-          <w:sz w:val="32"/>
-          <w:szCs w:val="32"/>
-          <w:highlight w:val="none"/>
-          <w:lang w:val="en-US" w:eastAsia="zh-CN" w:bidi="ar-SA"/>
-        </w:rPr>
-        <w:t>***同志负有**责任</w:t>
-      </w:r>
-      <w:r>
-        <w:rPr>
-          <w:rFonts w:hint="default" w:ascii="Times New Roman" w:hAnsi="Times New Roman" w:eastAsia="仿宋_GB2312" w:cs="Times New Roman"/>
-          <w:b w:val="0"/>
-          <w:bCs w:val="0"/>
-          <w:snapToGrid/>
-          <w:color w:val="auto"/>
-          <w:kern w:val="2"/>
-          <w:sz w:val="32"/>
-          <w:szCs w:val="32"/>
-          <w:highlight w:val="none"/>
-          <w:lang w:val="en-US" w:eastAsia="zh-CN" w:bidi="ar-SA"/>
-        </w:rPr>
-        <w:t>，***同志负有**责任</w:t>
-      </w:r>
-      <w:r>
-        <w:rPr>
-          <w:rFonts w:hint="default" w:ascii="Times New Roman" w:hAnsi="Times New Roman" w:eastAsia="仿宋_GB2312" w:cs="Times New Roman"/>
-          <w:b w:val="0"/>
-          <w:bCs w:val="0"/>
-          <w:i/>
-          <w:iCs/>
-          <w:snapToGrid/>
-          <w:color w:val="auto"/>
-          <w:kern w:val="2"/>
-          <w:sz w:val="32"/>
-          <w:szCs w:val="32"/>
-          <w:highlight w:val="none"/>
-          <w:lang w:val="en-US" w:eastAsia="zh-CN" w:bidi="ar-SA"/>
-        </w:rPr>
-        <w:t>（若定责理由、结果一致，可合并表述为“</w:t>
-      </w:r>
-      <w:r>
-        <w:rPr>
-          <w:rFonts w:hint="default" w:ascii="Times New Roman" w:hAnsi="Times New Roman" w:eastAsia="仿宋_GB2312" w:cs="Times New Roman"/>
-          <w:b w:val="0"/>
-          <w:bCs w:val="0"/>
-          <w:i/>
-          <w:iCs/>
-          <w:snapToGrid/>
-          <w:color w:val="auto"/>
-          <w:kern w:val="2"/>
-          <w:sz w:val="32"/>
-          <w:szCs w:val="32"/>
-          <w:lang w:val="en-US" w:eastAsia="zh-CN" w:bidi="ar-SA"/>
-        </w:rPr>
-        <w:t>***</w:t>
-      </w:r>
-      <w:r>
-        <w:rPr>
-          <w:rFonts w:hint="default" w:ascii="Times New Roman" w:hAnsi="Times New Roman" w:eastAsia="仿宋_GB2312" w:cs="Times New Roman"/>
-          <w:b w:val="0"/>
-          <w:bCs w:val="0"/>
-          <w:i/>
-          <w:iCs/>
-          <w:snapToGrid/>
-          <w:color w:val="auto"/>
-          <w:kern w:val="2"/>
-          <w:sz w:val="32"/>
-          <w:szCs w:val="32"/>
-          <w:highlight w:val="none"/>
-          <w:lang w:val="en-US" w:eastAsia="zh-CN" w:bidi="ar-SA"/>
-        </w:rPr>
-        <w:t>同志和***同志负有**责任”）</w:t>
-      </w:r>
-      <w:r>
-        <w:rPr>
-          <w:rFonts w:hint="default" w:ascii="Times New Roman" w:hAnsi="Times New Roman" w:eastAsia="仿宋_GB2312" w:cs="Times New Roman"/>
-          <w:b w:val="0"/>
-          <w:bCs w:val="0"/>
-          <w:snapToGrid/>
-          <w:color w:val="auto"/>
-          <w:kern w:val="2"/>
-          <w:sz w:val="32"/>
-          <w:szCs w:val="32"/>
-          <w:highlight w:val="none"/>
-          <w:lang w:val="en-US" w:eastAsia="zh-CN" w:bidi="ar-SA"/>
-        </w:rPr>
-        <w:t>。</w:t>
+        <w:t>{responsibility}</w:t>
       </w:r>
     </w:p>
     <w:p>
@@ -7020,7 +5442,7 @@
           <w:sz w:val="32"/>
           <w:szCs w:val="32"/>
         </w:rPr>
-        <w:t>***同志</w:t>
+        <w:t>***同志和***同志任职期间，****{auditOrg}向****（被审计单位）出具审计报告**份，指出问题**个。截至****年**月，已达到整改期限的**个问题中，抽查发现，有**个问题未完成整改，主要涉及***、***等方面问题。具体如下：</w:t>
       </w:r>
       <w:r>
         <w:rPr>
@@ -7034,7 +5456,6 @@
           <w:szCs w:val="32"/>
           <w:lang w:eastAsia="zh-CN"/>
         </w:rPr>
-        <w:t>和</w:t>
       </w:r>
       <w:r>
         <w:rPr>
@@ -7045,22 +5466,20 @@
           <w:sz w:val="32"/>
           <w:szCs w:val="32"/>
         </w:rPr>
-        <w:t>***同志任职期间，</w:t>
-      </w:r>
-      <w:r>
-        <w:rPr>
-          <w:rFonts w:hint="default" w:ascii="Times New Roman" w:hAnsi="Times New Roman" w:eastAsia="仿宋_GB2312" w:cs="Times New Roman"/>
-          <w:b w:val="0"/>
-          <w:bCs w:val="0"/>
-          <w:snapToGrid/>
-          <w:color w:val="auto"/>
-          <w:kern w:val="2"/>
-          <w:sz w:val="32"/>
-          <w:szCs w:val="32"/>
-          <w:highlight w:val="none"/>
-          <w:lang w:val="en-US" w:eastAsia="zh-CN" w:bidi="ar-SA"/>
-        </w:rPr>
-        <w:t>****</w:t>
+      </w:r>
+      <w:r>
+        <w:rPr>
+          <w:rFonts w:hint="default" w:ascii="Times New Roman" w:hAnsi="Times New Roman" w:eastAsia="仿宋_GB2312" w:cs="Times New Roman"/>
+          <w:b w:val="0"/>
+          <w:bCs w:val="0"/>
+          <w:snapToGrid/>
+          <w:color w:val="auto"/>
+          <w:kern w:val="2"/>
+          <w:sz w:val="32"/>
+          <w:szCs w:val="32"/>
+          <w:highlight w:val="none"/>
+          <w:lang w:val="en-US" w:eastAsia="zh-CN" w:bidi="ar-SA"/>
+        </w:rPr>
       </w:r>
       <w:r>
         <w:rPr>
@@ -7077,7 +5496,6 @@
           <w:highlight w:val="none"/>
           <w:lang w:val="en-US" w:eastAsia="zh-CN" w:bidi="ar-SA"/>
         </w:rPr>
-        <w:t>（审计机关全称或规范简称）</w:t>
       </w:r>
       <w:r>
         <w:rPr>
@@ -7094,22 +5512,20 @@
           <w:highlight w:val="none"/>
           <w:lang w:val="en-US" w:eastAsia="zh-CN" w:bidi="ar-SA"/>
         </w:rPr>
-        <w:t>向</w:t>
-      </w:r>
-      <w:r>
-        <w:rPr>
-          <w:rFonts w:hint="default" w:ascii="Times New Roman" w:hAnsi="Times New Roman" w:eastAsia="仿宋_GB2312" w:cs="Times New Roman"/>
-          <w:b w:val="0"/>
-          <w:bCs w:val="0"/>
-          <w:snapToGrid/>
-          <w:color w:val="auto"/>
-          <w:kern w:val="2"/>
-          <w:sz w:val="32"/>
-          <w:szCs w:val="32"/>
-          <w:highlight w:val="none"/>
-          <w:lang w:val="en-US" w:eastAsia="zh-CN" w:bidi="ar-SA"/>
-        </w:rPr>
-        <w:t>****</w:t>
+      </w:r>
+      <w:r>
+        <w:rPr>
+          <w:rFonts w:hint="default" w:ascii="Times New Roman" w:hAnsi="Times New Roman" w:eastAsia="仿宋_GB2312" w:cs="Times New Roman"/>
+          <w:b w:val="0"/>
+          <w:bCs w:val="0"/>
+          <w:snapToGrid/>
+          <w:color w:val="auto"/>
+          <w:kern w:val="2"/>
+          <w:sz w:val="32"/>
+          <w:szCs w:val="32"/>
+          <w:highlight w:val="none"/>
+          <w:lang w:val="en-US" w:eastAsia="zh-CN" w:bidi="ar-SA"/>
+        </w:rPr>
       </w:r>
       <w:r>
         <w:rPr>
@@ -7126,7 +5542,6 @@
           <w:highlight w:val="none"/>
           <w:lang w:val="en-US" w:eastAsia="zh-CN" w:bidi="ar-SA"/>
         </w:rPr>
-        <w:t>（被审计单位）</w:t>
       </w:r>
       <w:r>
         <w:rPr>
@@ -7143,22 +5558,20 @@
           <w:highlight w:val="none"/>
           <w:lang w:val="en-US" w:eastAsia="zh-CN" w:bidi="ar-SA"/>
         </w:rPr>
-        <w:t>出具审计报告</w:t>
-      </w:r>
-      <w:r>
-        <w:rPr>
-          <w:rFonts w:hint="default" w:ascii="Times New Roman" w:hAnsi="Times New Roman" w:eastAsia="仿宋_GB2312" w:cs="Times New Roman"/>
-          <w:b w:val="0"/>
-          <w:bCs w:val="0"/>
-          <w:snapToGrid/>
-          <w:color w:val="auto"/>
-          <w:kern w:val="2"/>
-          <w:sz w:val="32"/>
-          <w:szCs w:val="32"/>
-          <w:highlight w:val="none"/>
-          <w:lang w:val="en-US" w:eastAsia="zh-CN" w:bidi="ar-SA"/>
-        </w:rPr>
-        <w:t>**</w:t>
+      </w:r>
+      <w:r>
+        <w:rPr>
+          <w:rFonts w:hint="default" w:ascii="Times New Roman" w:hAnsi="Times New Roman" w:eastAsia="仿宋_GB2312" w:cs="Times New Roman"/>
+          <w:b w:val="0"/>
+          <w:bCs w:val="0"/>
+          <w:snapToGrid/>
+          <w:color w:val="auto"/>
+          <w:kern w:val="2"/>
+          <w:sz w:val="32"/>
+          <w:szCs w:val="32"/>
+          <w:highlight w:val="none"/>
+          <w:lang w:val="en-US" w:eastAsia="zh-CN" w:bidi="ar-SA"/>
+        </w:rPr>
       </w:r>
       <w:r>
         <w:rPr>
@@ -7173,22 +5586,20 @@
           <w:highlight w:val="none"/>
           <w:lang w:val="en-US" w:eastAsia="zh-CN" w:bidi="ar-SA"/>
         </w:rPr>
-        <w:t>份，指出问题</w:t>
-      </w:r>
-      <w:r>
-        <w:rPr>
-          <w:rFonts w:hint="default" w:ascii="Times New Roman" w:hAnsi="Times New Roman" w:eastAsia="仿宋_GB2312" w:cs="Times New Roman"/>
-          <w:b w:val="0"/>
-          <w:bCs w:val="0"/>
-          <w:snapToGrid/>
-          <w:color w:val="auto"/>
-          <w:kern w:val="2"/>
-          <w:sz w:val="32"/>
-          <w:szCs w:val="32"/>
-          <w:highlight w:val="none"/>
-          <w:lang w:val="en-US" w:eastAsia="zh-CN" w:bidi="ar-SA"/>
-        </w:rPr>
-        <w:t>**</w:t>
+      </w:r>
+      <w:r>
+        <w:rPr>
+          <w:rFonts w:hint="default" w:ascii="Times New Roman" w:hAnsi="Times New Roman" w:eastAsia="仿宋_GB2312" w:cs="Times New Roman"/>
+          <w:b w:val="0"/>
+          <w:bCs w:val="0"/>
+          <w:snapToGrid/>
+          <w:color w:val="auto"/>
+          <w:kern w:val="2"/>
+          <w:sz w:val="32"/>
+          <w:szCs w:val="32"/>
+          <w:highlight w:val="none"/>
+          <w:lang w:val="en-US" w:eastAsia="zh-CN" w:bidi="ar-SA"/>
+        </w:rPr>
       </w:r>
       <w:r>
         <w:rPr>
@@ -7203,54 +5614,50 @@
           <w:highlight w:val="none"/>
           <w:lang w:val="en-US" w:eastAsia="zh-CN" w:bidi="ar-SA"/>
         </w:rPr>
-        <w:t>个。截至</w:t>
-      </w:r>
-      <w:r>
-        <w:rPr>
-          <w:rFonts w:hint="default" w:ascii="Times New Roman" w:hAnsi="Times New Roman" w:eastAsia="仿宋_GB2312" w:cs="Times New Roman"/>
-          <w:b w:val="0"/>
-          <w:bCs w:val="0"/>
-          <w:snapToGrid/>
-          <w:color w:val="auto"/>
-          <w:kern w:val="2"/>
-          <w:sz w:val="32"/>
-          <w:szCs w:val="32"/>
-          <w:highlight w:val="none"/>
-          <w:lang w:val="en-US" w:eastAsia="zh-CN" w:bidi="ar-SA"/>
-        </w:rPr>
-        <w:t>****</w:t>
-      </w:r>
-      <w:r>
-        <w:rPr>
-          <w:rFonts w:hint="default" w:ascii="Times New Roman" w:hAnsi="Times New Roman" w:eastAsia="仿宋_GB2312" w:cs="Times New Roman"/>
-          <w:b w:val="0"/>
-          <w:bCs w:val="0"/>
-          <w:i w:val="0"/>
-          <w:iCs w:val="0"/>
-          <w:snapToGrid/>
-          <w:color w:val="auto"/>
-          <w:kern w:val="2"/>
-          <w:sz w:val="32"/>
-          <w:szCs w:val="32"/>
-          <w:highlight w:val="none"/>
-          <w:lang w:val="en-US" w:eastAsia="zh-CN" w:bidi="ar-SA"/>
-        </w:rPr>
-        <w:t>年</w:t>
-      </w:r>
-      <w:r>
-        <w:rPr>
-          <w:rFonts w:hint="default" w:ascii="Times New Roman" w:hAnsi="Times New Roman" w:eastAsia="仿宋_GB2312" w:cs="Times New Roman"/>
-          <w:b w:val="0"/>
-          <w:bCs w:val="0"/>
-          <w:snapToGrid/>
-          <w:color w:val="auto"/>
-          <w:kern w:val="2"/>
-          <w:sz w:val="32"/>
-          <w:szCs w:val="32"/>
-          <w:highlight w:val="none"/>
-          <w:lang w:val="en-US" w:eastAsia="zh-CN" w:bidi="ar-SA"/>
-        </w:rPr>
-        <w:t>**</w:t>
+      </w:r>
+      <w:r>
+        <w:rPr>
+          <w:rFonts w:hint="default" w:ascii="Times New Roman" w:hAnsi="Times New Roman" w:eastAsia="仿宋_GB2312" w:cs="Times New Roman"/>
+          <w:b w:val="0"/>
+          <w:bCs w:val="0"/>
+          <w:snapToGrid/>
+          <w:color w:val="auto"/>
+          <w:kern w:val="2"/>
+          <w:sz w:val="32"/>
+          <w:szCs w:val="32"/>
+          <w:highlight w:val="none"/>
+          <w:lang w:val="en-US" w:eastAsia="zh-CN" w:bidi="ar-SA"/>
+        </w:rPr>
+      </w:r>
+      <w:r>
+        <w:rPr>
+          <w:rFonts w:hint="default" w:ascii="Times New Roman" w:hAnsi="Times New Roman" w:eastAsia="仿宋_GB2312" w:cs="Times New Roman"/>
+          <w:b w:val="0"/>
+          <w:bCs w:val="0"/>
+          <w:i w:val="0"/>
+          <w:iCs w:val="0"/>
+          <w:snapToGrid/>
+          <w:color w:val="auto"/>
+          <w:kern w:val="2"/>
+          <w:sz w:val="32"/>
+          <w:szCs w:val="32"/>
+          <w:highlight w:val="none"/>
+          <w:lang w:val="en-US" w:eastAsia="zh-CN" w:bidi="ar-SA"/>
+        </w:rPr>
+      </w:r>
+      <w:r>
+        <w:rPr>
+          <w:rFonts w:hint="default" w:ascii="Times New Roman" w:hAnsi="Times New Roman" w:eastAsia="仿宋_GB2312" w:cs="Times New Roman"/>
+          <w:b w:val="0"/>
+          <w:bCs w:val="0"/>
+          <w:snapToGrid/>
+          <w:color w:val="auto"/>
+          <w:kern w:val="2"/>
+          <w:sz w:val="32"/>
+          <w:szCs w:val="32"/>
+          <w:highlight w:val="none"/>
+          <w:lang w:val="en-US" w:eastAsia="zh-CN" w:bidi="ar-SA"/>
+        </w:rPr>
       </w:r>
       <w:r>
         <w:rPr>
@@ -7265,22 +5672,20 @@
           <w:highlight w:val="none"/>
           <w:lang w:val="en-US" w:eastAsia="zh-CN" w:bidi="ar-SA"/>
         </w:rPr>
-        <w:t>月，已达到整改期限的</w:t>
-      </w:r>
-      <w:r>
-        <w:rPr>
-          <w:rFonts w:hint="default" w:ascii="Times New Roman" w:hAnsi="Times New Roman" w:eastAsia="仿宋_GB2312" w:cs="Times New Roman"/>
-          <w:b w:val="0"/>
-          <w:bCs w:val="0"/>
-          <w:snapToGrid/>
-          <w:color w:val="auto"/>
-          <w:kern w:val="2"/>
-          <w:sz w:val="32"/>
-          <w:szCs w:val="32"/>
-          <w:highlight w:val="none"/>
-          <w:lang w:val="en-US" w:eastAsia="zh-CN" w:bidi="ar-SA"/>
-        </w:rPr>
-        <w:t>**</w:t>
+      </w:r>
+      <w:r>
+        <w:rPr>
+          <w:rFonts w:hint="default" w:ascii="Times New Roman" w:hAnsi="Times New Roman" w:eastAsia="仿宋_GB2312" w:cs="Times New Roman"/>
+          <w:b w:val="0"/>
+          <w:bCs w:val="0"/>
+          <w:snapToGrid/>
+          <w:color w:val="auto"/>
+          <w:kern w:val="2"/>
+          <w:sz w:val="32"/>
+          <w:szCs w:val="32"/>
+          <w:highlight w:val="none"/>
+          <w:lang w:val="en-US" w:eastAsia="zh-CN" w:bidi="ar-SA"/>
+        </w:rPr>
       </w:r>
       <w:r>
         <w:rPr>
@@ -7295,22 +5700,20 @@
           <w:highlight w:val="none"/>
           <w:lang w:val="en-US" w:eastAsia="zh-CN" w:bidi="ar-SA"/>
         </w:rPr>
-        <w:t>个问题中，抽查发现，有</w:t>
-      </w:r>
-      <w:r>
-        <w:rPr>
-          <w:rFonts w:hint="default" w:ascii="Times New Roman" w:hAnsi="Times New Roman" w:eastAsia="仿宋_GB2312" w:cs="Times New Roman"/>
-          <w:b w:val="0"/>
-          <w:bCs w:val="0"/>
-          <w:snapToGrid/>
-          <w:color w:val="auto"/>
-          <w:kern w:val="2"/>
-          <w:sz w:val="32"/>
-          <w:szCs w:val="32"/>
-          <w:highlight w:val="none"/>
-          <w:lang w:val="en-US" w:eastAsia="zh-CN" w:bidi="ar-SA"/>
-        </w:rPr>
-        <w:t>**</w:t>
+      </w:r>
+      <w:r>
+        <w:rPr>
+          <w:rFonts w:hint="default" w:ascii="Times New Roman" w:hAnsi="Times New Roman" w:eastAsia="仿宋_GB2312" w:cs="Times New Roman"/>
+          <w:b w:val="0"/>
+          <w:bCs w:val="0"/>
+          <w:snapToGrid/>
+          <w:color w:val="auto"/>
+          <w:kern w:val="2"/>
+          <w:sz w:val="32"/>
+          <w:szCs w:val="32"/>
+          <w:highlight w:val="none"/>
+          <w:lang w:val="en-US" w:eastAsia="zh-CN" w:bidi="ar-SA"/>
+        </w:rPr>
       </w:r>
       <w:r>
         <w:rPr>
@@ -7325,7 +5728,6 @@
           <w:highlight w:val="none"/>
           <w:lang w:val="en-US" w:eastAsia="zh-CN" w:bidi="ar-SA"/>
         </w:rPr>
-        <w:t>个问题未完成整改</w:t>
       </w:r>
       <w:r>
         <w:rPr>
@@ -7342,22 +5744,20 @@
           <w:highlight w:val="none"/>
           <w:lang w:val="en-US" w:eastAsia="zh-CN" w:bidi="ar-SA"/>
         </w:rPr>
-        <w:t>，主要涉及</w:t>
-      </w:r>
-      <w:r>
-        <w:rPr>
-          <w:rFonts w:hint="default" w:ascii="Times New Roman" w:hAnsi="Times New Roman" w:eastAsia="仿宋_GB2312" w:cs="Times New Roman"/>
-          <w:b w:val="0"/>
-          <w:bCs w:val="0"/>
-          <w:snapToGrid/>
-          <w:color w:val="auto"/>
-          <w:kern w:val="2"/>
-          <w:sz w:val="32"/>
-          <w:szCs w:val="32"/>
-          <w:highlight w:val="none"/>
-          <w:lang w:val="en-US" w:eastAsia="zh-CN" w:bidi="ar-SA"/>
-        </w:rPr>
-        <w:t>***</w:t>
+      </w:r>
+      <w:r>
+        <w:rPr>
+          <w:rFonts w:hint="default" w:ascii="Times New Roman" w:hAnsi="Times New Roman" w:eastAsia="仿宋_GB2312" w:cs="Times New Roman"/>
+          <w:b w:val="0"/>
+          <w:bCs w:val="0"/>
+          <w:snapToGrid/>
+          <w:color w:val="auto"/>
+          <w:kern w:val="2"/>
+          <w:sz w:val="32"/>
+          <w:szCs w:val="32"/>
+          <w:highlight w:val="none"/>
+          <w:lang w:val="en-US" w:eastAsia="zh-CN" w:bidi="ar-SA"/>
+        </w:rPr>
       </w:r>
       <w:r>
         <w:rPr>
@@ -7372,22 +5772,20 @@
           <w:highlight w:val="none"/>
           <w:lang w:val="en-US" w:eastAsia="zh-CN" w:bidi="ar-SA"/>
         </w:rPr>
-        <w:t>、</w:t>
-      </w:r>
-      <w:r>
-        <w:rPr>
-          <w:rFonts w:hint="default" w:ascii="Times New Roman" w:hAnsi="Times New Roman" w:eastAsia="仿宋_GB2312" w:cs="Times New Roman"/>
-          <w:b w:val="0"/>
-          <w:bCs w:val="0"/>
-          <w:snapToGrid/>
-          <w:color w:val="auto"/>
-          <w:kern w:val="2"/>
-          <w:sz w:val="32"/>
-          <w:szCs w:val="32"/>
-          <w:highlight w:val="none"/>
-          <w:lang w:val="en-US" w:eastAsia="zh-CN" w:bidi="ar-SA"/>
-        </w:rPr>
-        <w:t>***</w:t>
+      </w:r>
+      <w:r>
+        <w:rPr>
+          <w:rFonts w:hint="default" w:ascii="Times New Roman" w:hAnsi="Times New Roman" w:eastAsia="仿宋_GB2312" w:cs="Times New Roman"/>
+          <w:b w:val="0"/>
+          <w:bCs w:val="0"/>
+          <w:snapToGrid/>
+          <w:color w:val="auto"/>
+          <w:kern w:val="2"/>
+          <w:sz w:val="32"/>
+          <w:szCs w:val="32"/>
+          <w:highlight w:val="none"/>
+          <w:lang w:val="en-US" w:eastAsia="zh-CN" w:bidi="ar-SA"/>
+        </w:rPr>
       </w:r>
       <w:r>
         <w:rPr>
@@ -7402,7 +5800,6 @@
           <w:highlight w:val="none"/>
           <w:lang w:val="en-US" w:eastAsia="zh-CN" w:bidi="ar-SA"/>
         </w:rPr>
-        <w:t>等方面问题</w:t>
       </w:r>
       <w:r>
         <w:rPr>
@@ -7417,7 +5814,6 @@
           <w:highlight w:val="none"/>
           <w:lang w:eastAsia="zh-CN"/>
         </w:rPr>
-        <w:t>。具体如下：</w:t>
       </w:r>
     </w:p>
     <w:p>
@@ -8454,34 +6850,7 @@
         </w:rPr>
       </w:pPr>
       <w:r>
-        <w:rPr>
-          <w:rFonts w:hint="eastAsia" w:ascii="楷体_GB2312" w:hAnsi="楷体_GB2312" w:eastAsia="楷体_GB2312" w:cs="楷体_GB2312"/>
-          <w:b w:val="0"/>
-          <w:bCs/>
-          <w:snapToGrid/>
-          <w:color w:val="auto"/>
-          <w:kern w:val="2"/>
-          <w:sz w:val="32"/>
-          <w:szCs w:val="32"/>
-          <w:highlight w:val="none"/>
-          <w:lang w:val="en-US" w:eastAsia="zh-CN" w:bidi="ar-SA"/>
-        </w:rPr>
-        <w:t>（一）</w:t>
-      </w:r>
-      <w:r>
-        <w:rPr>
-          <w:rFonts w:hint="eastAsia" w:ascii="楷体_GB2312" w:hAnsi="楷体_GB2312" w:eastAsia="楷体_GB2312" w:cs="楷体_GB2312"/>
-          <w:b w:val="0"/>
-          <w:bCs w:val="0"/>
-          <w:snapToGrid/>
-          <w:color w:val="auto"/>
-          <w:kern w:val="2"/>
-          <w:sz w:val="32"/>
-          <w:szCs w:val="32"/>
-          <w:highlight w:val="none"/>
-          <w:lang w:val="en-US" w:eastAsia="zh-CN" w:bidi="ar-SA"/>
-        </w:rPr>
-        <w:t>************************************。</w:t>
+        <w:t>{auditSuggestions}</w:t>
       </w:r>
     </w:p>
     <w:p>
@@ -8516,36 +6885,6 @@
           <w:lang w:val="en-US" w:eastAsia="zh-CN" w:bidi="ar-SA"/>
         </w:rPr>
       </w:pPr>
-      <w:r>
-        <w:rPr>
-          <w:rFonts w:hint="eastAsia" w:ascii="楷体_GB2312" w:hAnsi="楷体_GB2312" w:eastAsia="楷体_GB2312" w:cs="楷体_GB2312"/>
-          <w:b w:val="0"/>
-          <w:bCs/>
-          <w:snapToGrid/>
-          <w:color w:val="auto"/>
-          <w:kern w:val="2"/>
-          <w:sz w:val="32"/>
-          <w:szCs w:val="32"/>
-          <w:highlight w:val="none"/>
-          <w:lang w:val="en-US" w:eastAsia="zh-CN" w:bidi="ar-SA"/>
-        </w:rPr>
-        <w:t>（二）</w:t>
-      </w:r>
-      <w:r>
-        <w:rPr>
-          <w:rFonts w:hint="eastAsia" w:ascii="楷体_GB2312" w:hAnsi="楷体_GB2312" w:eastAsia="楷体_GB2312" w:cs="楷体_GB2312"/>
-          <w:b w:val="0"/>
-          <w:bCs w:val="0"/>
-          <w:snapToGrid/>
-          <w:color w:val="auto"/>
-          <w:kern w:val="2"/>
-          <w:sz w:val="32"/>
-          <w:szCs w:val="32"/>
-          <w:highlight w:val="none"/>
-          <w:lang w:val="en-US" w:eastAsia="zh-CN" w:bidi="ar-SA"/>
-        </w:rPr>
-        <w:t>************************************。</w:t>
-      </w:r>
     </w:p>
     <w:p>
       <w:pPr>
@@ -8579,36 +6918,6 @@
           <w:lang w:val="en-US" w:eastAsia="zh-CN" w:bidi="ar-SA"/>
         </w:rPr>
       </w:pPr>
-      <w:r>
-        <w:rPr>
-          <w:rFonts w:hint="eastAsia" w:ascii="楷体_GB2312" w:hAnsi="楷体_GB2312" w:eastAsia="楷体_GB2312" w:cs="楷体_GB2312"/>
-          <w:b w:val="0"/>
-          <w:bCs/>
-          <w:snapToGrid/>
-          <w:color w:val="auto"/>
-          <w:kern w:val="2"/>
-          <w:sz w:val="32"/>
-          <w:szCs w:val="32"/>
-          <w:highlight w:val="none"/>
-          <w:lang w:val="en-US" w:eastAsia="zh-CN" w:bidi="ar-SA"/>
-        </w:rPr>
-        <w:t>（三）</w:t>
-      </w:r>
-      <w:r>
-        <w:rPr>
-          <w:rFonts w:hint="eastAsia" w:ascii="楷体_GB2312" w:hAnsi="楷体_GB2312" w:eastAsia="楷体_GB2312" w:cs="楷体_GB2312"/>
-          <w:b w:val="0"/>
-          <w:bCs w:val="0"/>
-          <w:snapToGrid/>
-          <w:color w:val="auto"/>
-          <w:kern w:val="2"/>
-          <w:sz w:val="32"/>
-          <w:szCs w:val="32"/>
-          <w:highlight w:val="none"/>
-          <w:lang w:val="en-US" w:eastAsia="zh-CN" w:bidi="ar-SA"/>
-        </w:rPr>
-        <w:t>************************************。</w:t>
-      </w:r>
     </w:p>
     <w:p>
       <w:pPr>
@@ -9136,7 +7445,7 @@
           <w:highlight w:val="none"/>
           <w:lang w:val="en-US" w:eastAsia="zh-CN" w:bidi="ar-SA"/>
         </w:rPr>
-        <w:t>本次审计发现问题（含与</w:t>
+        <w:t>本次审计发现问题（含与***同志、***同志履行经济责任无直接关系的其他问题）的具体情况、整改要求，详见《审计发现问题情况表》（附件）。****（被审计单位）和***同志、***同志（离任审计不再提及被审计领导干部本人）应组织有关单位，切实抓好审计发现问题的整改，建章立制、堵塞漏洞。请在收到本报告之日起**日（一般为60日，可以根据实际情况调整）内将整改结果、整改工作安排及相关材料函告{auditOrg}、****（审计机关全称或者规范简称）。对分阶段整改和持续整改类的问题，整改完成后请及时将整改结果及相关材料函告{auditOrg}、****（审计机关全称或者规范简称）。{auditOrg}、****（审计机关全称或者规范简称）将视情况对整改情况进行检查。</w:t>
       </w:r>
       <w:r>
         <w:rPr>
@@ -9153,24 +7462,22 @@
           <w:highlight w:val="none"/>
           <w:lang w:val="en-US" w:eastAsia="zh-CN" w:bidi="ar-SA"/>
         </w:rPr>
-        <w:t>***同志、</w:t>
-      </w:r>
-      <w:r>
-        <w:rPr>
-          <w:rFonts w:hint="default" w:ascii="Times New Roman" w:hAnsi="Times New Roman" w:eastAsia="仿宋_GB2312" w:cs="Times New Roman"/>
-          <w:b w:val="0"/>
-          <w:bCs w:val="0"/>
-          <w:i w:val="0"/>
-          <w:iCs w:val="0"/>
-          <w:snapToGrid/>
-          <w:color w:val="auto"/>
-          <w:kern w:val="2"/>
-          <w:sz w:val="32"/>
-          <w:szCs w:val="32"/>
-          <w:highlight w:val="none"/>
-          <w:lang w:val="en-US" w:eastAsia="zh-CN" w:bidi="ar-SA"/>
-        </w:rPr>
-        <w:t>***同志履行经济责任无直接关系的其他问题）的具体情况、整改要求，详见《审计发现问题情况表》（附件）。****</w:t>
+      </w:r>
+      <w:r>
+        <w:rPr>
+          <w:rFonts w:hint="default" w:ascii="Times New Roman" w:hAnsi="Times New Roman" w:eastAsia="仿宋_GB2312" w:cs="Times New Roman"/>
+          <w:b w:val="0"/>
+          <w:bCs w:val="0"/>
+          <w:i w:val="0"/>
+          <w:iCs w:val="0"/>
+          <w:snapToGrid/>
+          <w:color w:val="auto"/>
+          <w:kern w:val="2"/>
+          <w:sz w:val="32"/>
+          <w:szCs w:val="32"/>
+          <w:highlight w:val="none"/>
+          <w:lang w:val="en-US" w:eastAsia="zh-CN" w:bidi="ar-SA"/>
+        </w:rPr>
       </w:r>
       <w:r>
         <w:rPr>
@@ -9187,24 +7494,22 @@
           <w:highlight w:val="none"/>
           <w:lang w:val="en-US" w:eastAsia="zh-CN" w:bidi="ar-SA"/>
         </w:rPr>
-        <w:t>（被审计单位）</w:t>
-      </w:r>
-      <w:r>
-        <w:rPr>
-          <w:rFonts w:hint="default" w:ascii="Times New Roman" w:hAnsi="Times New Roman" w:eastAsia="仿宋_GB2312" w:cs="Times New Roman"/>
-          <w:b w:val="0"/>
-          <w:bCs w:val="0"/>
-          <w:i w:val="0"/>
-          <w:iCs w:val="0"/>
-          <w:snapToGrid/>
-          <w:color w:val="auto"/>
-          <w:kern w:val="2"/>
-          <w:sz w:val="32"/>
-          <w:szCs w:val="32"/>
-          <w:highlight w:val="none"/>
-          <w:lang w:val="en-US" w:eastAsia="zh-CN" w:bidi="ar-SA"/>
-        </w:rPr>
-        <w:t>和</w:t>
+      </w:r>
+      <w:r>
+        <w:rPr>
+          <w:rFonts w:hint="default" w:ascii="Times New Roman" w:hAnsi="Times New Roman" w:eastAsia="仿宋_GB2312" w:cs="Times New Roman"/>
+          <w:b w:val="0"/>
+          <w:bCs w:val="0"/>
+          <w:i w:val="0"/>
+          <w:iCs w:val="0"/>
+          <w:snapToGrid/>
+          <w:color w:val="auto"/>
+          <w:kern w:val="2"/>
+          <w:sz w:val="32"/>
+          <w:szCs w:val="32"/>
+          <w:highlight w:val="none"/>
+          <w:lang w:val="en-US" w:eastAsia="zh-CN" w:bidi="ar-SA"/>
+        </w:rPr>
       </w:r>
       <w:r>
         <w:rPr>
@@ -9221,24 +7526,22 @@
           <w:highlight w:val="none"/>
           <w:lang w:val="en-US" w:eastAsia="zh-CN" w:bidi="ar-SA"/>
         </w:rPr>
-        <w:t>***同志、</w:t>
-      </w:r>
-      <w:r>
-        <w:rPr>
-          <w:rFonts w:hint="default" w:ascii="Times New Roman" w:hAnsi="Times New Roman" w:eastAsia="仿宋_GB2312" w:cs="Times New Roman"/>
-          <w:b w:val="0"/>
-          <w:bCs w:val="0"/>
-          <w:i w:val="0"/>
-          <w:iCs w:val="0"/>
-          <w:snapToGrid/>
-          <w:color w:val="auto"/>
-          <w:kern w:val="2"/>
-          <w:sz w:val="32"/>
-          <w:szCs w:val="32"/>
-          <w:highlight w:val="none"/>
-          <w:lang w:val="en-US" w:eastAsia="zh-CN" w:bidi="ar-SA"/>
-        </w:rPr>
-        <w:t>***同志</w:t>
+      </w:r>
+      <w:r>
+        <w:rPr>
+          <w:rFonts w:hint="default" w:ascii="Times New Roman" w:hAnsi="Times New Roman" w:eastAsia="仿宋_GB2312" w:cs="Times New Roman"/>
+          <w:b w:val="0"/>
+          <w:bCs w:val="0"/>
+          <w:i w:val="0"/>
+          <w:iCs w:val="0"/>
+          <w:snapToGrid/>
+          <w:color w:val="auto"/>
+          <w:kern w:val="2"/>
+          <w:sz w:val="32"/>
+          <w:szCs w:val="32"/>
+          <w:highlight w:val="none"/>
+          <w:lang w:val="en-US" w:eastAsia="zh-CN" w:bidi="ar-SA"/>
+        </w:rPr>
       </w:r>
       <w:r>
         <w:rPr>
@@ -9255,24 +7558,22 @@
           <w:highlight w:val="none"/>
           <w:lang w:val="en-US" w:eastAsia="zh-CN" w:bidi="ar-SA"/>
         </w:rPr>
-        <w:t>（离任审计不再提及被审计领导干部本人）</w:t>
-      </w:r>
-      <w:r>
-        <w:rPr>
-          <w:rFonts w:hint="default" w:ascii="Times New Roman" w:hAnsi="Times New Roman" w:eastAsia="仿宋_GB2312" w:cs="Times New Roman"/>
-          <w:b w:val="0"/>
-          <w:bCs w:val="0"/>
-          <w:i w:val="0"/>
-          <w:iCs w:val="0"/>
-          <w:snapToGrid/>
-          <w:color w:val="auto"/>
-          <w:kern w:val="2"/>
-          <w:sz w:val="32"/>
-          <w:szCs w:val="32"/>
-          <w:highlight w:val="none"/>
-          <w:lang w:val="en-US" w:eastAsia="zh-CN" w:bidi="ar-SA"/>
-        </w:rPr>
-        <w:t>应组织有关单位，切实抓好审计发现问题的整改，建章立制、堵塞漏洞。请在收到</w:t>
+      </w:r>
+      <w:r>
+        <w:rPr>
+          <w:rFonts w:hint="default" w:ascii="Times New Roman" w:hAnsi="Times New Roman" w:eastAsia="仿宋_GB2312" w:cs="Times New Roman"/>
+          <w:b w:val="0"/>
+          <w:bCs w:val="0"/>
+          <w:i w:val="0"/>
+          <w:iCs w:val="0"/>
+          <w:snapToGrid/>
+          <w:color w:val="auto"/>
+          <w:kern w:val="2"/>
+          <w:sz w:val="32"/>
+          <w:szCs w:val="32"/>
+          <w:highlight w:val="none"/>
+          <w:lang w:val="en-US" w:eastAsia="zh-CN" w:bidi="ar-SA"/>
+        </w:rPr>
       </w:r>
       <w:r>
         <w:rPr>
@@ -9289,24 +7590,22 @@
           <w:highlight w:val="none"/>
           <w:lang w:val="en-US" w:eastAsia="zh-CN" w:bidi="ar-SA"/>
         </w:rPr>
-        <w:t>本</w:t>
-      </w:r>
-      <w:r>
-        <w:rPr>
-          <w:rFonts w:hint="default" w:ascii="Times New Roman" w:hAnsi="Times New Roman" w:eastAsia="仿宋_GB2312" w:cs="Times New Roman"/>
-          <w:b w:val="0"/>
-          <w:bCs w:val="0"/>
-          <w:i w:val="0"/>
-          <w:iCs w:val="0"/>
-          <w:snapToGrid/>
-          <w:color w:val="auto"/>
-          <w:kern w:val="2"/>
-          <w:sz w:val="32"/>
-          <w:szCs w:val="32"/>
-          <w:highlight w:val="none"/>
-          <w:lang w:val="en-US" w:eastAsia="zh-CN" w:bidi="ar-SA"/>
-        </w:rPr>
-        <w:t>报告之日起**日</w:t>
+      </w:r>
+      <w:r>
+        <w:rPr>
+          <w:rFonts w:hint="default" w:ascii="Times New Roman" w:hAnsi="Times New Roman" w:eastAsia="仿宋_GB2312" w:cs="Times New Roman"/>
+          <w:b w:val="0"/>
+          <w:bCs w:val="0"/>
+          <w:i w:val="0"/>
+          <w:iCs w:val="0"/>
+          <w:snapToGrid/>
+          <w:color w:val="auto"/>
+          <w:kern w:val="2"/>
+          <w:sz w:val="32"/>
+          <w:szCs w:val="32"/>
+          <w:highlight w:val="none"/>
+          <w:lang w:val="en-US" w:eastAsia="zh-CN" w:bidi="ar-SA"/>
+        </w:rPr>
       </w:r>
       <w:r>
         <w:rPr>
@@ -9323,24 +7622,22 @@
           <w:highlight w:val="none"/>
           <w:lang w:val="en-US" w:eastAsia="zh-CN" w:bidi="ar-SA"/>
         </w:rPr>
-        <w:t>（一般为60日，可以根据实际情况调整）</w:t>
-      </w:r>
-      <w:r>
-        <w:rPr>
-          <w:rFonts w:hint="default" w:ascii="Times New Roman" w:hAnsi="Times New Roman" w:eastAsia="仿宋_GB2312" w:cs="Times New Roman"/>
-          <w:b w:val="0"/>
-          <w:bCs w:val="0"/>
-          <w:i w:val="0"/>
-          <w:iCs w:val="0"/>
-          <w:snapToGrid/>
-          <w:color w:val="auto"/>
-          <w:kern w:val="2"/>
-          <w:sz w:val="32"/>
-          <w:szCs w:val="32"/>
-          <w:highlight w:val="none"/>
-          <w:lang w:val="en-US" w:eastAsia="zh-CN" w:bidi="ar-SA"/>
-        </w:rPr>
-        <w:t>内将整改结果、整改工作安排</w:t>
+      </w:r>
+      <w:r>
+        <w:rPr>
+          <w:rFonts w:hint="default" w:ascii="Times New Roman" w:hAnsi="Times New Roman" w:eastAsia="仿宋_GB2312" w:cs="Times New Roman"/>
+          <w:b w:val="0"/>
+          <w:bCs w:val="0"/>
+          <w:i w:val="0"/>
+          <w:iCs w:val="0"/>
+          <w:snapToGrid/>
+          <w:color w:val="auto"/>
+          <w:kern w:val="2"/>
+          <w:sz w:val="32"/>
+          <w:szCs w:val="32"/>
+          <w:highlight w:val="none"/>
+          <w:lang w:val="en-US" w:eastAsia="zh-CN" w:bidi="ar-SA"/>
+        </w:rPr>
       </w:r>
       <w:r>
         <w:rPr>
@@ -9357,24 +7654,22 @@
           <w:highlight w:val="none"/>
           <w:lang w:val="en-US" w:eastAsia="zh-CN" w:bidi="ar-SA"/>
         </w:rPr>
-        <w:t>及</w:t>
-      </w:r>
-      <w:r>
-        <w:rPr>
-          <w:rFonts w:hint="default" w:ascii="Times New Roman" w:hAnsi="Times New Roman" w:eastAsia="仿宋_GB2312" w:cs="Times New Roman"/>
-          <w:b w:val="0"/>
-          <w:bCs w:val="0"/>
-          <w:i w:val="0"/>
-          <w:iCs w:val="0"/>
-          <w:snapToGrid/>
-          <w:color w:val="auto"/>
-          <w:kern w:val="2"/>
-          <w:sz w:val="32"/>
-          <w:szCs w:val="32"/>
-          <w:highlight w:val="none"/>
-          <w:lang w:val="en-US" w:eastAsia="zh-CN" w:bidi="ar-SA"/>
-        </w:rPr>
-        <w:t>相关材料函告****审计委员会办公室、****</w:t>
+      </w:r>
+      <w:r>
+        <w:rPr>
+          <w:rFonts w:hint="default" w:ascii="Times New Roman" w:hAnsi="Times New Roman" w:eastAsia="仿宋_GB2312" w:cs="Times New Roman"/>
+          <w:b w:val="0"/>
+          <w:bCs w:val="0"/>
+          <w:i w:val="0"/>
+          <w:iCs w:val="0"/>
+          <w:snapToGrid/>
+          <w:color w:val="auto"/>
+          <w:kern w:val="2"/>
+          <w:sz w:val="32"/>
+          <w:szCs w:val="32"/>
+          <w:highlight w:val="none"/>
+          <w:lang w:val="en-US" w:eastAsia="zh-CN" w:bidi="ar-SA"/>
+        </w:rPr>
       </w:r>
       <w:r>
         <w:rPr>
@@ -9391,24 +7686,22 @@
           <w:highlight w:val="none"/>
           <w:lang w:val="en-US" w:eastAsia="zh-CN" w:bidi="ar-SA"/>
         </w:rPr>
-        <w:t>（审计机关全称或者规范简称）</w:t>
-      </w:r>
-      <w:r>
-        <w:rPr>
-          <w:rFonts w:hint="default" w:ascii="Times New Roman" w:hAnsi="Times New Roman" w:eastAsia="仿宋_GB2312" w:cs="Times New Roman"/>
-          <w:b w:val="0"/>
-          <w:bCs w:val="0"/>
-          <w:i w:val="0"/>
-          <w:iCs w:val="0"/>
-          <w:snapToGrid/>
-          <w:color w:val="auto"/>
-          <w:kern w:val="2"/>
-          <w:sz w:val="32"/>
-          <w:szCs w:val="32"/>
-          <w:highlight w:val="none"/>
-          <w:lang w:val="en-US" w:eastAsia="zh-CN" w:bidi="ar-SA"/>
-        </w:rPr>
-        <w:t>。对分阶段整改和持续整改类的问题，整改完成后</w:t>
+      </w:r>
+      <w:r>
+        <w:rPr>
+          <w:rFonts w:hint="default" w:ascii="Times New Roman" w:hAnsi="Times New Roman" w:eastAsia="仿宋_GB2312" w:cs="Times New Roman"/>
+          <w:b w:val="0"/>
+          <w:bCs w:val="0"/>
+          <w:i w:val="0"/>
+          <w:iCs w:val="0"/>
+          <w:snapToGrid/>
+          <w:color w:val="auto"/>
+          <w:kern w:val="2"/>
+          <w:sz w:val="32"/>
+          <w:szCs w:val="32"/>
+          <w:highlight w:val="none"/>
+          <w:lang w:val="en-US" w:eastAsia="zh-CN" w:bidi="ar-SA"/>
+        </w:rPr>
       </w:r>
       <w:r>
         <w:rPr>
@@ -9425,24 +7718,22 @@
           <w:highlight w:val="none"/>
           <w:lang w:val="en-US" w:eastAsia="zh-CN" w:bidi="ar-SA"/>
         </w:rPr>
-        <w:t>请</w:t>
-      </w:r>
-      <w:r>
-        <w:rPr>
-          <w:rFonts w:hint="default" w:ascii="Times New Roman" w:hAnsi="Times New Roman" w:eastAsia="仿宋_GB2312" w:cs="Times New Roman"/>
-          <w:b w:val="0"/>
-          <w:bCs w:val="0"/>
-          <w:i w:val="0"/>
-          <w:iCs w:val="0"/>
-          <w:snapToGrid/>
-          <w:color w:val="auto"/>
-          <w:kern w:val="2"/>
-          <w:sz w:val="32"/>
-          <w:szCs w:val="32"/>
-          <w:highlight w:val="none"/>
-          <w:lang w:val="en-US" w:eastAsia="zh-CN" w:bidi="ar-SA"/>
-        </w:rPr>
-        <w:t>及时将整改结果及相关材料函告****审计委员会办公室、****</w:t>
+      </w:r>
+      <w:r>
+        <w:rPr>
+          <w:rFonts w:hint="default" w:ascii="Times New Roman" w:hAnsi="Times New Roman" w:eastAsia="仿宋_GB2312" w:cs="Times New Roman"/>
+          <w:b w:val="0"/>
+          <w:bCs w:val="0"/>
+          <w:i w:val="0"/>
+          <w:iCs w:val="0"/>
+          <w:snapToGrid/>
+          <w:color w:val="auto"/>
+          <w:kern w:val="2"/>
+          <w:sz w:val="32"/>
+          <w:szCs w:val="32"/>
+          <w:highlight w:val="none"/>
+          <w:lang w:val="en-US" w:eastAsia="zh-CN" w:bidi="ar-SA"/>
+        </w:rPr>
       </w:r>
       <w:r>
         <w:rPr>
@@ -9459,7 +7750,6 @@
           <w:highlight w:val="none"/>
           <w:lang w:val="en-US" w:eastAsia="zh-CN" w:bidi="ar-SA"/>
         </w:rPr>
-        <w:t>（审计机关全称或者规范简称）</w:t>
       </w:r>
       <w:r>
         <w:rPr>
@@ -9476,24 +7766,22 @@
           <w:highlight w:val="none"/>
           <w:lang w:val="en-US" w:eastAsia="zh-CN" w:bidi="ar-SA"/>
         </w:rPr>
-        <w:t>。</w:t>
-      </w:r>
-      <w:r>
-        <w:rPr>
-          <w:rFonts w:hint="default" w:ascii="Times New Roman" w:hAnsi="Times New Roman" w:eastAsia="仿宋_GB2312" w:cs="Times New Roman"/>
-          <w:b w:val="0"/>
-          <w:bCs w:val="0"/>
-          <w:i w:val="0"/>
-          <w:iCs w:val="0"/>
-          <w:snapToGrid/>
-          <w:color w:val="auto"/>
-          <w:kern w:val="2"/>
-          <w:sz w:val="32"/>
-          <w:szCs w:val="32"/>
-          <w:highlight w:val="none"/>
-          <w:lang w:val="en-US" w:eastAsia="zh-CN" w:bidi="ar-SA"/>
-        </w:rPr>
-        <w:t>****审计委员会办公室、****</w:t>
+      </w:r>
+      <w:r>
+        <w:rPr>
+          <w:rFonts w:hint="default" w:ascii="Times New Roman" w:hAnsi="Times New Roman" w:eastAsia="仿宋_GB2312" w:cs="Times New Roman"/>
+          <w:b w:val="0"/>
+          <w:bCs w:val="0"/>
+          <w:i w:val="0"/>
+          <w:iCs w:val="0"/>
+          <w:snapToGrid/>
+          <w:color w:val="auto"/>
+          <w:kern w:val="2"/>
+          <w:sz w:val="32"/>
+          <w:szCs w:val="32"/>
+          <w:highlight w:val="none"/>
+          <w:lang w:val="en-US" w:eastAsia="zh-CN" w:bidi="ar-SA"/>
+        </w:rPr>
       </w:r>
       <w:r>
         <w:rPr>
@@ -9510,24 +7798,22 @@
           <w:highlight w:val="none"/>
           <w:lang w:val="en-US" w:eastAsia="zh-CN" w:bidi="ar-SA"/>
         </w:rPr>
-        <w:t>（审计机关全称或者规范简称）</w:t>
-      </w:r>
-      <w:r>
-        <w:rPr>
-          <w:rFonts w:hint="default" w:ascii="Times New Roman" w:hAnsi="Times New Roman" w:eastAsia="仿宋_GB2312" w:cs="Times New Roman"/>
-          <w:b w:val="0"/>
-          <w:bCs w:val="0"/>
-          <w:i w:val="0"/>
-          <w:iCs w:val="0"/>
-          <w:snapToGrid/>
-          <w:color w:val="auto"/>
-          <w:kern w:val="2"/>
-          <w:sz w:val="32"/>
-          <w:szCs w:val="32"/>
-          <w:highlight w:val="none"/>
-          <w:lang w:val="en-US" w:eastAsia="zh-CN" w:bidi="ar-SA"/>
-        </w:rPr>
-        <w:t>将视情况对整改情况进行检查</w:t>
+      </w:r>
+      <w:r>
+        <w:rPr>
+          <w:rFonts w:hint="default" w:ascii="Times New Roman" w:hAnsi="Times New Roman" w:eastAsia="仿宋_GB2312" w:cs="Times New Roman"/>
+          <w:b w:val="0"/>
+          <w:bCs w:val="0"/>
+          <w:i w:val="0"/>
+          <w:iCs w:val="0"/>
+          <w:snapToGrid/>
+          <w:color w:val="auto"/>
+          <w:kern w:val="2"/>
+          <w:sz w:val="32"/>
+          <w:szCs w:val="32"/>
+          <w:highlight w:val="none"/>
+          <w:lang w:val="en-US" w:eastAsia="zh-CN" w:bidi="ar-SA"/>
+        </w:rPr>
       </w:r>
       <w:r>
         <w:rPr>
@@ -9544,7 +7830,6 @@
           <w:highlight w:val="none"/>
           <w:lang w:val="en-US" w:eastAsia="zh-CN" w:bidi="ar-SA"/>
         </w:rPr>
-        <w:t>。</w:t>
       </w:r>
     </w:p>
     <w:p>
@@ -9594,22 +7879,21 @@
           <w:highlight w:val="none"/>
           <w:lang w:val="en-US" w:eastAsia="zh-CN" w:bidi="ar-SA"/>
         </w:rPr>
-        <w:t>***同志、</w:t>
-      </w:r>
-      <w:r>
-        <w:rPr>
-          <w:rFonts w:hint="default" w:ascii="Times New Roman" w:hAnsi="Times New Roman" w:eastAsia="仿宋_GB2312" w:cs="Times New Roman"/>
-          <w:b w:val="0"/>
-          <w:bCs w:val="0"/>
-          <w:snapToGrid/>
-          <w:color w:val="auto"/>
-          <w:kern w:val="2"/>
-          <w:sz w:val="32"/>
-          <w:szCs w:val="32"/>
-          <w:highlight w:val="none"/>
-          <w:lang w:val="en-US" w:eastAsia="zh-CN" w:bidi="ar-SA"/>
-        </w:rPr>
-        <w:t xml:space="preserve">***同志如果对本报告有异议，可以自收到本报告之日起30日内，向****审计委员会办公室申诉。     </w:t>
+        <w:t xml:space="preserve">***同志、***同志如果对本报告有异议，可以自收到本报告之日起30日内，向{auditOrg}申诉。     </w:t>
+      </w:r>
+      <w:r>
+        <w:rPr>
+          <w:rFonts w:hint="default" w:ascii="Times New Roman" w:hAnsi="Times New Roman" w:eastAsia="仿宋_GB2312" w:cs="Times New Roman"/>
+          <w:b w:val="0"/>
+          <w:bCs w:val="0"/>
+          <w:snapToGrid/>
+          <w:color w:val="auto"/>
+          <w:kern w:val="2"/>
+          <w:sz w:val="32"/>
+          <w:szCs w:val="32"/>
+          <w:highlight w:val="none"/>
+          <w:lang w:val="en-US" w:eastAsia="zh-CN" w:bidi="ar-SA"/>
+        </w:rPr>
       </w:r>
     </w:p>
     <w:p>
@@ -10326,7 +8610,7 @@
           <w:highlight w:val="none"/>
           <w:lang w:val="en-US" w:eastAsia="zh-CN" w:bidi="ar-SA"/>
         </w:rPr>
-        <w:t>2．因审计发现的问题少等原因不编制《审计发现问题情况表》的，需在报告正文详细表述审计发现的问题，并</w:t>
+        <w:t>2．因审计发现的问题少等原因不编制《审计发现问题情况表》的，需在报告正文详细表述审计发现的问题，并在每个审计发现问题后，明确相应的整改要求和整改类型，可以表述为“上述*项至*项问题属于****类问题（立行立改、分阶段整改、持续整改），****（被审计单位）应当********。”报告倒数第二段可以表述为“本次审计发现的问题中，对立行立改类的问题，应自收到本报告之日起**日（一般为60日，可以根据实际情况调整）内完成整改；对分阶段整改类的问题，应明确各阶段具体整改目标任务、时间节点，自收到本报告之日起**月（一般不超过1年，可以根据实际情况调整）内完成整改；对持续整改类的问题，应制定明确的整改时间表、路线图，自收到本报告之日起*年（一般不超过5年，可以根据实际情况调整）内完成整改。****（被审计单位）和***同志、***同志（离任审计不再提及被审计领导干部本人）应组织有关单位，切实抓好审计发现问题的整改，建章立制、堵塞漏洞。请在收到本报告之日起**日（一般为60日，可以根据实际情况调整）内将整改结果、整改工作安排及相关材料函告{auditOrg}、****（审计机关全称或者规范简称）。对分阶段整改和持续整改类的问题，整改完成后请及时将整改结果及相关材料函告{auditOrg}、****（审计机关全称或者规范简称）。{auditOrg}、****（审计机关全称或者规范简称）将视情况对整改情况进行检查”。</w:t>
       </w:r>
       <w:r>
         <w:rPr>
@@ -10339,19 +8623,17 @@
           <w:highlight w:val="none"/>
           <w:lang w:val="en-US" w:eastAsia="zh-CN"/>
         </w:rPr>
-        <w:t>在每个审计发现问题后，明确相应的</w:t>
-      </w:r>
-      <w:r>
-        <w:rPr>
-          <w:rFonts w:hint="eastAsia" w:ascii="Times New Roman" w:hAnsi="Times New Roman" w:eastAsia="楷体_GB2312" w:cs="楷体_GB2312"/>
-          <w:snapToGrid/>
-          <w:color w:val="auto"/>
-          <w:kern w:val="2"/>
-          <w:sz w:val="32"/>
-          <w:szCs w:val="32"/>
-          <w:highlight w:val="none"/>
-        </w:rPr>
-        <w:t>整改要求</w:t>
+      </w:r>
+      <w:r>
+        <w:rPr>
+          <w:rFonts w:hint="eastAsia" w:ascii="Times New Roman" w:hAnsi="Times New Roman" w:eastAsia="楷体_GB2312" w:cs="楷体_GB2312"/>
+          <w:snapToGrid/>
+          <w:color w:val="auto"/>
+          <w:kern w:val="2"/>
+          <w:sz w:val="32"/>
+          <w:szCs w:val="32"/>
+          <w:highlight w:val="none"/>
+        </w:rPr>
       </w:r>
       <w:r>
         <w:rPr>
@@ -10364,19 +8646,17 @@
           <w:highlight w:val="none"/>
           <w:lang w:eastAsia="zh-CN"/>
         </w:rPr>
-        <w:t>和</w:t>
-      </w:r>
-      <w:r>
-        <w:rPr>
-          <w:rFonts w:hint="eastAsia" w:ascii="Times New Roman" w:hAnsi="Times New Roman" w:eastAsia="楷体_GB2312" w:cs="楷体_GB2312"/>
-          <w:snapToGrid/>
-          <w:color w:val="auto"/>
-          <w:kern w:val="2"/>
-          <w:sz w:val="32"/>
-          <w:szCs w:val="32"/>
-          <w:highlight w:val="none"/>
-        </w:rPr>
-        <w:t>整改类型</w:t>
+      </w:r>
+      <w:r>
+        <w:rPr>
+          <w:rFonts w:hint="eastAsia" w:ascii="Times New Roman" w:hAnsi="Times New Roman" w:eastAsia="楷体_GB2312" w:cs="楷体_GB2312"/>
+          <w:snapToGrid/>
+          <w:color w:val="auto"/>
+          <w:kern w:val="2"/>
+          <w:sz w:val="32"/>
+          <w:szCs w:val="32"/>
+          <w:highlight w:val="none"/>
+        </w:rPr>
       </w:r>
       <w:r>
         <w:rPr>
@@ -10389,51 +8669,47 @@
           <w:highlight w:val="none"/>
           <w:lang w:val="en-US" w:eastAsia="zh-CN"/>
         </w:rPr>
-        <w:t>，可以表述为</w:t>
-      </w:r>
-      <w:r>
-        <w:rPr>
-          <w:rFonts w:hint="eastAsia" w:ascii="Times New Roman" w:hAnsi="Times New Roman" w:eastAsia="楷体_GB2312" w:cs="楷体_GB2312"/>
-          <w:b w:val="0"/>
-          <w:bCs w:val="0"/>
-          <w:i w:val="0"/>
-          <w:iCs w:val="0"/>
-          <w:snapToGrid/>
-          <w:color w:val="auto"/>
-          <w:kern w:val="2"/>
-          <w:sz w:val="32"/>
-          <w:szCs w:val="32"/>
-          <w:highlight w:val="none"/>
-          <w:lang w:val="en-US" w:eastAsia="zh-CN" w:bidi="ar-SA"/>
-        </w:rPr>
-        <w:t>“</w:t>
-      </w:r>
-      <w:r>
-        <w:rPr>
-          <w:rFonts w:hint="eastAsia" w:ascii="Times New Roman" w:hAnsi="Times New Roman" w:eastAsia="楷体_GB2312" w:cs="楷体_GB2312"/>
-          <w:b w:val="0"/>
-          <w:bCs w:val="0"/>
-          <w:snapToGrid/>
-          <w:color w:val="auto"/>
-          <w:kern w:val="2"/>
-          <w:sz w:val="32"/>
-          <w:szCs w:val="32"/>
-          <w:highlight w:val="none"/>
-          <w:lang w:val="en-US" w:eastAsia="zh-CN" w:bidi="ar-SA"/>
-        </w:rPr>
-        <w:t>上述</w:t>
-      </w:r>
-      <w:r>
-        <w:rPr>
-          <w:rFonts w:hint="eastAsia" w:ascii="Times New Roman" w:hAnsi="Times New Roman" w:eastAsia="楷体_GB2312" w:cs="楷体_GB2312"/>
-          <w:snapToGrid/>
-          <w:color w:val="auto"/>
-          <w:kern w:val="2"/>
-          <w:sz w:val="32"/>
-          <w:szCs w:val="32"/>
-          <w:highlight w:val="none"/>
-        </w:rPr>
-        <w:t>*</w:t>
+      </w:r>
+      <w:r>
+        <w:rPr>
+          <w:rFonts w:hint="eastAsia" w:ascii="Times New Roman" w:hAnsi="Times New Roman" w:eastAsia="楷体_GB2312" w:cs="楷体_GB2312"/>
+          <w:b w:val="0"/>
+          <w:bCs w:val="0"/>
+          <w:i w:val="0"/>
+          <w:iCs w:val="0"/>
+          <w:snapToGrid/>
+          <w:color w:val="auto"/>
+          <w:kern w:val="2"/>
+          <w:sz w:val="32"/>
+          <w:szCs w:val="32"/>
+          <w:highlight w:val="none"/>
+          <w:lang w:val="en-US" w:eastAsia="zh-CN" w:bidi="ar-SA"/>
+        </w:rPr>
+      </w:r>
+      <w:r>
+        <w:rPr>
+          <w:rFonts w:hint="eastAsia" w:ascii="Times New Roman" w:hAnsi="Times New Roman" w:eastAsia="楷体_GB2312" w:cs="楷体_GB2312"/>
+          <w:b w:val="0"/>
+          <w:bCs w:val="0"/>
+          <w:snapToGrid/>
+          <w:color w:val="auto"/>
+          <w:kern w:val="2"/>
+          <w:sz w:val="32"/>
+          <w:szCs w:val="32"/>
+          <w:highlight w:val="none"/>
+          <w:lang w:val="en-US" w:eastAsia="zh-CN" w:bidi="ar-SA"/>
+        </w:rPr>
+      </w:r>
+      <w:r>
+        <w:rPr>
+          <w:rFonts w:hint="eastAsia" w:ascii="Times New Roman" w:hAnsi="Times New Roman" w:eastAsia="楷体_GB2312" w:cs="楷体_GB2312"/>
+          <w:snapToGrid/>
+          <w:color w:val="auto"/>
+          <w:kern w:val="2"/>
+          <w:sz w:val="32"/>
+          <w:szCs w:val="32"/>
+          <w:highlight w:val="none"/>
+        </w:rPr>
       </w:r>
       <w:r>
         <w:rPr>
@@ -10446,19 +8722,17 @@
           <w:highlight w:val="none"/>
           <w:lang w:eastAsia="zh-CN"/>
         </w:rPr>
-        <w:t>项至</w:t>
-      </w:r>
-      <w:r>
-        <w:rPr>
-          <w:rFonts w:hint="eastAsia" w:ascii="Times New Roman" w:hAnsi="Times New Roman" w:eastAsia="楷体_GB2312" w:cs="楷体_GB2312"/>
-          <w:snapToGrid/>
-          <w:color w:val="auto"/>
-          <w:kern w:val="2"/>
-          <w:sz w:val="32"/>
-          <w:szCs w:val="32"/>
-          <w:highlight w:val="none"/>
-        </w:rPr>
-        <w:t>*</w:t>
+      </w:r>
+      <w:r>
+        <w:rPr>
+          <w:rFonts w:hint="eastAsia" w:ascii="Times New Roman" w:hAnsi="Times New Roman" w:eastAsia="楷体_GB2312" w:cs="楷体_GB2312"/>
+          <w:snapToGrid/>
+          <w:color w:val="auto"/>
+          <w:kern w:val="2"/>
+          <w:sz w:val="32"/>
+          <w:szCs w:val="32"/>
+          <w:highlight w:val="none"/>
+        </w:rPr>
       </w:r>
       <w:r>
         <w:rPr>
@@ -10471,68 +8745,63 @@
           <w:highlight w:val="none"/>
           <w:lang w:eastAsia="zh-CN"/>
         </w:rPr>
-        <w:t>项</w:t>
-      </w:r>
-      <w:r>
-        <w:rPr>
-          <w:rFonts w:hint="eastAsia" w:ascii="Times New Roman" w:hAnsi="Times New Roman" w:eastAsia="楷体_GB2312" w:cs="楷体_GB2312"/>
-          <w:b w:val="0"/>
-          <w:bCs w:val="0"/>
-          <w:snapToGrid/>
-          <w:color w:val="auto"/>
-          <w:kern w:val="2"/>
-          <w:sz w:val="32"/>
-          <w:szCs w:val="32"/>
-          <w:highlight w:val="none"/>
-          <w:lang w:val="en-US" w:eastAsia="zh-CN" w:bidi="ar-SA"/>
-        </w:rPr>
-        <w:t>问题</w:t>
-      </w:r>
-      <w:r>
-        <w:rPr>
-          <w:rFonts w:hint="eastAsia" w:ascii="Times New Roman" w:hAnsi="Times New Roman" w:eastAsia="楷体_GB2312" w:cs="楷体_GB2312"/>
-          <w:b w:val="0"/>
-          <w:bCs w:val="0"/>
-          <w:i w:val="0"/>
-          <w:iCs w:val="0"/>
-          <w:snapToGrid/>
-          <w:color w:val="auto"/>
-          <w:kern w:val="2"/>
-          <w:sz w:val="32"/>
-          <w:szCs w:val="32"/>
-          <w:highlight w:val="none"/>
-          <w:lang w:val="en-US" w:eastAsia="zh-CN" w:bidi="ar-SA"/>
-        </w:rPr>
-        <w:t>属于</w:t>
-      </w:r>
-      <w:r>
-        <w:rPr>
-          <w:rFonts w:hint="eastAsia" w:ascii="Times New Roman" w:hAnsi="Times New Roman" w:eastAsia="楷体_GB2312" w:cs="楷体_GB2312"/>
-          <w:snapToGrid/>
-          <w:color w:val="auto"/>
-          <w:kern w:val="2"/>
-          <w:sz w:val="32"/>
-          <w:szCs w:val="32"/>
-          <w:highlight w:val="none"/>
-        </w:rPr>
-        <w:t>****</w:t>
-      </w:r>
-      <w:r>
-        <w:rPr>
-          <w:rFonts w:hint="eastAsia" w:ascii="Times New Roman" w:hAnsi="Times New Roman" w:eastAsia="楷体_GB2312" w:cs="楷体_GB2312"/>
-          <w:b w:val="0"/>
-          <w:bCs w:val="0"/>
-          <w:i w:val="0"/>
-          <w:iCs w:val="0"/>
-          <w:snapToGrid/>
-          <w:color w:val="auto"/>
-          <w:kern w:val="2"/>
-          <w:sz w:val="32"/>
-          <w:szCs w:val="32"/>
-          <w:highlight w:val="none"/>
-          <w:lang w:val="en-US" w:eastAsia="zh-CN" w:bidi="ar-SA"/>
-        </w:rPr>
-        <w:t>类问题</w:t>
+      </w:r>
+      <w:r>
+        <w:rPr>
+          <w:rFonts w:hint="eastAsia" w:ascii="Times New Roman" w:hAnsi="Times New Roman" w:eastAsia="楷体_GB2312" w:cs="楷体_GB2312"/>
+          <w:b w:val="0"/>
+          <w:bCs w:val="0"/>
+          <w:snapToGrid/>
+          <w:color w:val="auto"/>
+          <w:kern w:val="2"/>
+          <w:sz w:val="32"/>
+          <w:szCs w:val="32"/>
+          <w:highlight w:val="none"/>
+          <w:lang w:val="en-US" w:eastAsia="zh-CN" w:bidi="ar-SA"/>
+        </w:rPr>
+      </w:r>
+      <w:r>
+        <w:rPr>
+          <w:rFonts w:hint="eastAsia" w:ascii="Times New Roman" w:hAnsi="Times New Roman" w:eastAsia="楷体_GB2312" w:cs="楷体_GB2312"/>
+          <w:b w:val="0"/>
+          <w:bCs w:val="0"/>
+          <w:i w:val="0"/>
+          <w:iCs w:val="0"/>
+          <w:snapToGrid/>
+          <w:color w:val="auto"/>
+          <w:kern w:val="2"/>
+          <w:sz w:val="32"/>
+          <w:szCs w:val="32"/>
+          <w:highlight w:val="none"/>
+          <w:lang w:val="en-US" w:eastAsia="zh-CN" w:bidi="ar-SA"/>
+        </w:rPr>
+      </w:r>
+      <w:r>
+        <w:rPr>
+          <w:rFonts w:hint="eastAsia" w:ascii="Times New Roman" w:hAnsi="Times New Roman" w:eastAsia="楷体_GB2312" w:cs="楷体_GB2312"/>
+          <w:snapToGrid/>
+          <w:color w:val="auto"/>
+          <w:kern w:val="2"/>
+          <w:sz w:val="32"/>
+          <w:szCs w:val="32"/>
+          <w:highlight w:val="none"/>
+        </w:rPr>
+      </w:r>
+      <w:r>
+        <w:rPr>
+          <w:rFonts w:hint="eastAsia" w:ascii="Times New Roman" w:hAnsi="Times New Roman" w:eastAsia="楷体_GB2312" w:cs="楷体_GB2312"/>
+          <w:b w:val="0"/>
+          <w:bCs w:val="0"/>
+          <w:i w:val="0"/>
+          <w:iCs w:val="0"/>
+          <w:snapToGrid/>
+          <w:color w:val="auto"/>
+          <w:kern w:val="2"/>
+          <w:sz w:val="32"/>
+          <w:szCs w:val="32"/>
+          <w:highlight w:val="none"/>
+          <w:lang w:val="en-US" w:eastAsia="zh-CN" w:bidi="ar-SA"/>
+        </w:rPr>
       </w:r>
       <w:r>
         <w:rPr>
@@ -10549,36 +8818,33 @@
           <w:highlight w:val="none"/>
           <w:lang w:val="en-US" w:eastAsia="zh-CN" w:bidi="ar-SA"/>
         </w:rPr>
-        <w:t>（立行立改、分阶段整改、持续整改）</w:t>
-      </w:r>
-      <w:r>
-        <w:rPr>
-          <w:rFonts w:hint="eastAsia" w:ascii="Times New Roman" w:hAnsi="Times New Roman" w:eastAsia="楷体_GB2312" w:cs="楷体_GB2312"/>
-          <w:b w:val="0"/>
-          <w:bCs w:val="0"/>
-          <w:i w:val="0"/>
-          <w:iCs w:val="0"/>
-          <w:snapToGrid/>
-          <w:color w:val="auto"/>
-          <w:kern w:val="2"/>
-          <w:sz w:val="32"/>
-          <w:szCs w:val="32"/>
-          <w:highlight w:val="none"/>
-          <w:lang w:val="en-US" w:eastAsia="zh-CN" w:bidi="ar-SA"/>
-        </w:rPr>
-        <w:t>，</w:t>
-      </w:r>
-      <w:r>
-        <w:rPr>
-          <w:rFonts w:hint="eastAsia" w:ascii="Times New Roman" w:hAnsi="Times New Roman" w:eastAsia="楷体_GB2312" w:cs="楷体_GB2312"/>
-          <w:snapToGrid/>
-          <w:color w:val="auto"/>
-          <w:kern w:val="2"/>
-          <w:sz w:val="32"/>
-          <w:szCs w:val="32"/>
-          <w:highlight w:val="none"/>
-        </w:rPr>
-        <w:t>****</w:t>
+      </w:r>
+      <w:r>
+        <w:rPr>
+          <w:rFonts w:hint="eastAsia" w:ascii="Times New Roman" w:hAnsi="Times New Roman" w:eastAsia="楷体_GB2312" w:cs="楷体_GB2312"/>
+          <w:b w:val="0"/>
+          <w:bCs w:val="0"/>
+          <w:i w:val="0"/>
+          <w:iCs w:val="0"/>
+          <w:snapToGrid/>
+          <w:color w:val="auto"/>
+          <w:kern w:val="2"/>
+          <w:sz w:val="32"/>
+          <w:szCs w:val="32"/>
+          <w:highlight w:val="none"/>
+          <w:lang w:val="en-US" w:eastAsia="zh-CN" w:bidi="ar-SA"/>
+        </w:rPr>
+      </w:r>
+      <w:r>
+        <w:rPr>
+          <w:rFonts w:hint="eastAsia" w:ascii="Times New Roman" w:hAnsi="Times New Roman" w:eastAsia="楷体_GB2312" w:cs="楷体_GB2312"/>
+          <w:snapToGrid/>
+          <w:color w:val="auto"/>
+          <w:kern w:val="2"/>
+          <w:sz w:val="32"/>
+          <w:szCs w:val="32"/>
+          <w:highlight w:val="none"/>
+        </w:rPr>
       </w:r>
       <w:r>
         <w:rPr>
@@ -10592,7 +8858,6 @@
           <w:szCs w:val="32"/>
           <w:highlight w:val="none"/>
         </w:rPr>
-        <w:t>（被审计单位）</w:t>
       </w:r>
       <w:r>
         <w:rPr>
@@ -10606,19 +8871,17 @@
           <w:highlight w:val="none"/>
           <w:lang w:eastAsia="zh-CN"/>
         </w:rPr>
-        <w:t>应当</w:t>
-      </w:r>
-      <w:r>
-        <w:rPr>
-          <w:rFonts w:hint="eastAsia" w:ascii="Times New Roman" w:hAnsi="Times New Roman" w:eastAsia="楷体_GB2312" w:cs="楷体_GB2312"/>
-          <w:snapToGrid/>
-          <w:color w:val="auto"/>
-          <w:kern w:val="2"/>
-          <w:sz w:val="32"/>
-          <w:szCs w:val="32"/>
-          <w:highlight w:val="none"/>
-        </w:rPr>
-        <w:t>********</w:t>
+      </w:r>
+      <w:r>
+        <w:rPr>
+          <w:rFonts w:hint="eastAsia" w:ascii="Times New Roman" w:hAnsi="Times New Roman" w:eastAsia="楷体_GB2312" w:cs="楷体_GB2312"/>
+          <w:snapToGrid/>
+          <w:color w:val="auto"/>
+          <w:kern w:val="2"/>
+          <w:sz w:val="32"/>
+          <w:szCs w:val="32"/>
+          <w:highlight w:val="none"/>
+        </w:rPr>
       </w:r>
       <w:r>
         <w:rPr>
@@ -10631,39 +8894,36 @@
           <w:highlight w:val="none"/>
           <w:lang w:eastAsia="zh-CN"/>
         </w:rPr>
-        <w:t>。</w:t>
-      </w:r>
-      <w:r>
-        <w:rPr>
-          <w:rFonts w:hint="eastAsia" w:ascii="Times New Roman" w:hAnsi="Times New Roman" w:eastAsia="楷体_GB2312" w:cs="楷体_GB2312"/>
-          <w:b w:val="0"/>
-          <w:bCs w:val="0"/>
-          <w:i w:val="0"/>
-          <w:iCs w:val="0"/>
-          <w:snapToGrid/>
-          <w:color w:val="auto"/>
-          <w:kern w:val="2"/>
-          <w:sz w:val="32"/>
-          <w:szCs w:val="32"/>
-          <w:highlight w:val="none"/>
-          <w:lang w:val="en-US" w:eastAsia="zh-CN" w:bidi="ar-SA"/>
-        </w:rPr>
-        <w:t>”报告倒数第二段可以表述为“</w:t>
-      </w:r>
-      <w:r>
-        <w:rPr>
-          <w:rFonts w:hint="eastAsia" w:ascii="Times New Roman" w:hAnsi="Times New Roman" w:eastAsia="楷体_GB2312" w:cs="楷体_GB2312"/>
-          <w:b w:val="0"/>
-          <w:bCs w:val="0"/>
-          <w:snapToGrid/>
-          <w:color w:val="auto"/>
-          <w:kern w:val="2"/>
-          <w:sz w:val="32"/>
-          <w:szCs w:val="32"/>
-          <w:highlight w:val="none"/>
-          <w:lang w:val="en-US" w:eastAsia="zh-CN" w:bidi="ar-SA"/>
-        </w:rPr>
-        <w:t>本次审计发现的问题中，对立行立改类的问题，应自收到本报告之日起**日</w:t>
+      </w:r>
+      <w:r>
+        <w:rPr>
+          <w:rFonts w:hint="eastAsia" w:ascii="Times New Roman" w:hAnsi="Times New Roman" w:eastAsia="楷体_GB2312" w:cs="楷体_GB2312"/>
+          <w:b w:val="0"/>
+          <w:bCs w:val="0"/>
+          <w:i w:val="0"/>
+          <w:iCs w:val="0"/>
+          <w:snapToGrid/>
+          <w:color w:val="auto"/>
+          <w:kern w:val="2"/>
+          <w:sz w:val="32"/>
+          <w:szCs w:val="32"/>
+          <w:highlight w:val="none"/>
+          <w:lang w:val="en-US" w:eastAsia="zh-CN" w:bidi="ar-SA"/>
+        </w:rPr>
+      </w:r>
+      <w:r>
+        <w:rPr>
+          <w:rFonts w:hint="eastAsia" w:ascii="Times New Roman" w:hAnsi="Times New Roman" w:eastAsia="楷体_GB2312" w:cs="楷体_GB2312"/>
+          <w:b w:val="0"/>
+          <w:bCs w:val="0"/>
+          <w:snapToGrid/>
+          <w:color w:val="auto"/>
+          <w:kern w:val="2"/>
+          <w:sz w:val="32"/>
+          <w:szCs w:val="32"/>
+          <w:highlight w:val="none"/>
+          <w:lang w:val="en-US" w:eastAsia="zh-CN" w:bidi="ar-SA"/>
+        </w:rPr>
       </w:r>
       <w:r>
         <w:rPr>
@@ -10680,33 +8940,30 @@
           <w:highlight w:val="none"/>
           <w:lang w:val="en-US" w:eastAsia="zh-CN" w:bidi="ar-SA"/>
         </w:rPr>
-        <w:t>（一般为60日，可以根据实际情况调整）</w:t>
-      </w:r>
-      <w:r>
-        <w:rPr>
-          <w:rFonts w:hint="eastAsia" w:ascii="Times New Roman" w:hAnsi="Times New Roman" w:eastAsia="楷体_GB2312" w:cs="楷体_GB2312"/>
-          <w:b w:val="0"/>
-          <w:bCs w:val="0"/>
-          <w:snapToGrid/>
-          <w:color w:val="auto"/>
-          <w:kern w:val="2"/>
-          <w:sz w:val="32"/>
-          <w:szCs w:val="32"/>
-          <w:highlight w:val="none"/>
-          <w:lang w:val="en-US" w:eastAsia="zh-CN" w:bidi="ar-SA"/>
-        </w:rPr>
-        <w:t>内完成整改；对分阶段整改类的问题，应明确各阶段具体整改目标任务、时间节点，自收到本报告之日起</w:t>
-      </w:r>
-      <w:r>
-        <w:rPr>
-          <w:rFonts w:hint="eastAsia" w:ascii="Times New Roman" w:hAnsi="Times New Roman" w:eastAsia="楷体_GB2312" w:cs="楷体_GB2312"/>
-          <w:snapToGrid/>
-          <w:color w:val="auto"/>
-          <w:kern w:val="2"/>
-          <w:sz w:val="32"/>
-          <w:szCs w:val="32"/>
-        </w:rPr>
-        <w:t>**</w:t>
+      </w:r>
+      <w:r>
+        <w:rPr>
+          <w:rFonts w:hint="eastAsia" w:ascii="Times New Roman" w:hAnsi="Times New Roman" w:eastAsia="楷体_GB2312" w:cs="楷体_GB2312"/>
+          <w:b w:val="0"/>
+          <w:bCs w:val="0"/>
+          <w:snapToGrid/>
+          <w:color w:val="auto"/>
+          <w:kern w:val="2"/>
+          <w:sz w:val="32"/>
+          <w:szCs w:val="32"/>
+          <w:highlight w:val="none"/>
+          <w:lang w:val="en-US" w:eastAsia="zh-CN" w:bidi="ar-SA"/>
+        </w:rPr>
+      </w:r>
+      <w:r>
+        <w:rPr>
+          <w:rFonts w:hint="eastAsia" w:ascii="Times New Roman" w:hAnsi="Times New Roman" w:eastAsia="楷体_GB2312" w:cs="楷体_GB2312"/>
+          <w:snapToGrid/>
+          <w:color w:val="auto"/>
+          <w:kern w:val="2"/>
+          <w:sz w:val="32"/>
+          <w:szCs w:val="32"/>
+        </w:rPr>
       </w:r>
       <w:r>
         <w:rPr>
@@ -10722,7 +8979,6 @@
           <w:szCs w:val="32"/>
           <w:lang w:eastAsia="zh-CN"/>
         </w:rPr>
-        <w:t>月</w:t>
       </w:r>
       <w:r>
         <w:rPr>
@@ -10738,7 +8994,6 @@
           <w:szCs w:val="32"/>
           <w:lang w:eastAsia="zh-CN"/>
         </w:rPr>
-        <w:t>（一般不超过</w:t>
       </w:r>
       <w:r>
         <w:rPr>
@@ -10755,7 +9010,6 @@
           <w:highlight w:val="none"/>
           <w:lang w:val="en-US" w:eastAsia="zh-CN"/>
         </w:rPr>
-        <w:t>1</w:t>
       </w:r>
       <w:r>
         <w:rPr>
@@ -10771,7 +9025,6 @@
           <w:szCs w:val="32"/>
           <w:lang w:val="en-US" w:eastAsia="zh-CN"/>
         </w:rPr>
-        <w:t>年，可以根据实际情况调整</w:t>
       </w:r>
       <w:r>
         <w:rPr>
@@ -10787,7 +9040,6 @@
           <w:szCs w:val="32"/>
           <w:lang w:eastAsia="zh-CN"/>
         </w:rPr>
-        <w:t>）</w:t>
       </w:r>
       <w:r>
         <w:rPr>
@@ -10803,33 +9055,30 @@
           <w:szCs w:val="32"/>
           <w:lang w:eastAsia="zh-CN"/>
         </w:rPr>
-        <w:t>内完成</w:t>
-      </w:r>
-      <w:r>
-        <w:rPr>
-          <w:rFonts w:hint="eastAsia" w:ascii="Times New Roman" w:hAnsi="Times New Roman" w:eastAsia="楷体_GB2312" w:cs="楷体_GB2312"/>
-          <w:b w:val="0"/>
-          <w:bCs w:val="0"/>
-          <w:snapToGrid/>
-          <w:color w:val="auto"/>
-          <w:kern w:val="2"/>
-          <w:sz w:val="32"/>
-          <w:szCs w:val="32"/>
-          <w:highlight w:val="none"/>
-          <w:lang w:val="en-US" w:eastAsia="zh-CN" w:bidi="ar-SA"/>
-        </w:rPr>
-        <w:t>整改；对持续整改类的问题，应制定明确的整改时间表、路线图，自收到本报告之日起</w:t>
-      </w:r>
-      <w:r>
-        <w:rPr>
-          <w:rFonts w:hint="eastAsia" w:ascii="Times New Roman" w:hAnsi="Times New Roman" w:eastAsia="楷体_GB2312" w:cs="楷体_GB2312"/>
-          <w:snapToGrid/>
-          <w:color w:val="auto"/>
-          <w:kern w:val="2"/>
-          <w:sz w:val="32"/>
-          <w:szCs w:val="32"/>
-        </w:rPr>
-        <w:t>*</w:t>
+      </w:r>
+      <w:r>
+        <w:rPr>
+          <w:rFonts w:hint="eastAsia" w:ascii="Times New Roman" w:hAnsi="Times New Roman" w:eastAsia="楷体_GB2312" w:cs="楷体_GB2312"/>
+          <w:b w:val="0"/>
+          <w:bCs w:val="0"/>
+          <w:snapToGrid/>
+          <w:color w:val="auto"/>
+          <w:kern w:val="2"/>
+          <w:sz w:val="32"/>
+          <w:szCs w:val="32"/>
+          <w:highlight w:val="none"/>
+          <w:lang w:val="en-US" w:eastAsia="zh-CN" w:bidi="ar-SA"/>
+        </w:rPr>
+      </w:r>
+      <w:r>
+        <w:rPr>
+          <w:rFonts w:hint="eastAsia" w:ascii="Times New Roman" w:hAnsi="Times New Roman" w:eastAsia="楷体_GB2312" w:cs="楷体_GB2312"/>
+          <w:snapToGrid/>
+          <w:color w:val="auto"/>
+          <w:kern w:val="2"/>
+          <w:sz w:val="32"/>
+          <w:szCs w:val="32"/>
+        </w:rPr>
       </w:r>
       <w:r>
         <w:rPr>
@@ -10845,7 +9094,6 @@
           <w:szCs w:val="32"/>
           <w:lang w:eastAsia="zh-CN"/>
         </w:rPr>
-        <w:t>年</w:t>
       </w:r>
       <w:r>
         <w:rPr>
@@ -10861,7 +9109,6 @@
           <w:szCs w:val="32"/>
           <w:lang w:eastAsia="zh-CN"/>
         </w:rPr>
-        <w:t>（一般不超过</w:t>
       </w:r>
       <w:r>
         <w:rPr>
@@ -10878,7 +9125,6 @@
           <w:highlight w:val="none"/>
           <w:lang w:val="en-US" w:eastAsia="zh-CN"/>
         </w:rPr>
-        <w:t>5</w:t>
       </w:r>
       <w:r>
         <w:rPr>
@@ -10894,7 +9140,6 @@
           <w:szCs w:val="32"/>
           <w:lang w:val="en-US" w:eastAsia="zh-CN"/>
         </w:rPr>
-        <w:t>年，可以根据实际情况调整</w:t>
       </w:r>
       <w:r>
         <w:rPr>
@@ -10910,7 +9155,6 @@
           <w:szCs w:val="32"/>
           <w:lang w:eastAsia="zh-CN"/>
         </w:rPr>
-        <w:t>）</w:t>
       </w:r>
       <w:r>
         <w:rPr>
@@ -10926,22 +9170,20 @@
           <w:szCs w:val="32"/>
           <w:lang w:eastAsia="zh-CN"/>
         </w:rPr>
-        <w:t>内完成</w:t>
-      </w:r>
-      <w:r>
-        <w:rPr>
-          <w:rFonts w:hint="eastAsia" w:ascii="Times New Roman" w:hAnsi="Times New Roman" w:eastAsia="楷体_GB2312" w:cs="楷体_GB2312"/>
-          <w:b w:val="0"/>
-          <w:bCs w:val="0"/>
-          <w:snapToGrid/>
-          <w:color w:val="auto"/>
-          <w:kern w:val="2"/>
-          <w:sz w:val="32"/>
-          <w:szCs w:val="32"/>
-          <w:highlight w:val="none"/>
-          <w:lang w:val="en-US" w:eastAsia="zh-CN" w:bidi="ar-SA"/>
-        </w:rPr>
-        <w:t>整改。****</w:t>
+      </w:r>
+      <w:r>
+        <w:rPr>
+          <w:rFonts w:hint="eastAsia" w:ascii="Times New Roman" w:hAnsi="Times New Roman" w:eastAsia="楷体_GB2312" w:cs="楷体_GB2312"/>
+          <w:b w:val="0"/>
+          <w:bCs w:val="0"/>
+          <w:snapToGrid/>
+          <w:color w:val="auto"/>
+          <w:kern w:val="2"/>
+          <w:sz w:val="32"/>
+          <w:szCs w:val="32"/>
+          <w:highlight w:val="none"/>
+          <w:lang w:val="en-US" w:eastAsia="zh-CN" w:bidi="ar-SA"/>
+        </w:rPr>
       </w:r>
       <w:r>
         <w:rPr>
@@ -10958,22 +9200,20 @@
           <w:highlight w:val="none"/>
           <w:lang w:val="en-US" w:eastAsia="zh-CN" w:bidi="ar-SA"/>
         </w:rPr>
-        <w:t>（被审计单位）</w:t>
-      </w:r>
-      <w:r>
-        <w:rPr>
-          <w:rFonts w:hint="eastAsia" w:ascii="Times New Roman" w:hAnsi="Times New Roman" w:eastAsia="楷体_GB2312" w:cs="楷体_GB2312"/>
-          <w:b w:val="0"/>
-          <w:bCs w:val="0"/>
-          <w:snapToGrid/>
-          <w:color w:val="auto"/>
-          <w:kern w:val="2"/>
-          <w:sz w:val="32"/>
-          <w:szCs w:val="32"/>
-          <w:highlight w:val="none"/>
-          <w:lang w:val="en-US" w:eastAsia="zh-CN" w:bidi="ar-SA"/>
-        </w:rPr>
-        <w:t>和</w:t>
+      </w:r>
+      <w:r>
+        <w:rPr>
+          <w:rFonts w:hint="eastAsia" w:ascii="Times New Roman" w:hAnsi="Times New Roman" w:eastAsia="楷体_GB2312" w:cs="楷体_GB2312"/>
+          <w:b w:val="0"/>
+          <w:bCs w:val="0"/>
+          <w:snapToGrid/>
+          <w:color w:val="auto"/>
+          <w:kern w:val="2"/>
+          <w:sz w:val="32"/>
+          <w:szCs w:val="32"/>
+          <w:highlight w:val="none"/>
+          <w:lang w:val="en-US" w:eastAsia="zh-CN" w:bidi="ar-SA"/>
+        </w:rPr>
       </w:r>
       <w:r>
         <w:rPr>
@@ -10990,24 +9230,22 @@
           <w:highlight w:val="none"/>
           <w:lang w:val="en-US" w:eastAsia="zh-CN" w:bidi="ar-SA"/>
         </w:rPr>
-        <w:t>***同志、</w:t>
-      </w:r>
-      <w:r>
-        <w:rPr>
-          <w:rFonts w:hint="eastAsia" w:ascii="Times New Roman" w:hAnsi="Times New Roman" w:eastAsia="楷体_GB2312" w:cs="楷体_GB2312"/>
-          <w:b w:val="0"/>
-          <w:bCs w:val="0"/>
-          <w:i w:val="0"/>
-          <w:iCs w:val="0"/>
-          <w:snapToGrid/>
-          <w:color w:val="auto"/>
-          <w:kern w:val="2"/>
-          <w:sz w:val="32"/>
-          <w:szCs w:val="32"/>
-          <w:highlight w:val="none"/>
-          <w:lang w:val="en-US" w:eastAsia="zh-CN" w:bidi="ar-SA"/>
-        </w:rPr>
-        <w:t>***同志</w:t>
+      </w:r>
+      <w:r>
+        <w:rPr>
+          <w:rFonts w:hint="eastAsia" w:ascii="Times New Roman" w:hAnsi="Times New Roman" w:eastAsia="楷体_GB2312" w:cs="楷体_GB2312"/>
+          <w:b w:val="0"/>
+          <w:bCs w:val="0"/>
+          <w:i w:val="0"/>
+          <w:iCs w:val="0"/>
+          <w:snapToGrid/>
+          <w:color w:val="auto"/>
+          <w:kern w:val="2"/>
+          <w:sz w:val="32"/>
+          <w:szCs w:val="32"/>
+          <w:highlight w:val="none"/>
+          <w:lang w:val="en-US" w:eastAsia="zh-CN" w:bidi="ar-SA"/>
+        </w:rPr>
       </w:r>
       <w:r>
         <w:rPr>
@@ -11024,22 +9262,20 @@
           <w:highlight w:val="none"/>
           <w:lang w:val="en-US" w:eastAsia="zh-CN" w:bidi="ar-SA"/>
         </w:rPr>
-        <w:t>（离任审计不再提及被审计领导干部本人）</w:t>
-      </w:r>
-      <w:r>
-        <w:rPr>
-          <w:rFonts w:hint="eastAsia" w:ascii="Times New Roman" w:hAnsi="Times New Roman" w:eastAsia="楷体_GB2312" w:cs="楷体_GB2312"/>
-          <w:b w:val="0"/>
-          <w:bCs w:val="0"/>
-          <w:snapToGrid/>
-          <w:color w:val="auto"/>
-          <w:kern w:val="2"/>
-          <w:sz w:val="32"/>
-          <w:szCs w:val="32"/>
-          <w:highlight w:val="none"/>
-          <w:lang w:val="en-US" w:eastAsia="zh-CN" w:bidi="ar-SA"/>
-        </w:rPr>
-        <w:t>应组织有关单位，切实抓好审计发现问题的整改，建章立制、堵塞漏洞。请在收到本报告之日起**日</w:t>
+      </w:r>
+      <w:r>
+        <w:rPr>
+          <w:rFonts w:hint="eastAsia" w:ascii="Times New Roman" w:hAnsi="Times New Roman" w:eastAsia="楷体_GB2312" w:cs="楷体_GB2312"/>
+          <w:b w:val="0"/>
+          <w:bCs w:val="0"/>
+          <w:snapToGrid/>
+          <w:color w:val="auto"/>
+          <w:kern w:val="2"/>
+          <w:sz w:val="32"/>
+          <w:szCs w:val="32"/>
+          <w:highlight w:val="none"/>
+          <w:lang w:val="en-US" w:eastAsia="zh-CN" w:bidi="ar-SA"/>
+        </w:rPr>
       </w:r>
       <w:r>
         <w:rPr>
@@ -11056,22 +9292,20 @@
           <w:highlight w:val="none"/>
           <w:lang w:val="en-US" w:eastAsia="zh-CN" w:bidi="ar-SA"/>
         </w:rPr>
-        <w:t>（一般为60日，可以根据实际情况调整）</w:t>
-      </w:r>
-      <w:r>
-        <w:rPr>
-          <w:rFonts w:hint="eastAsia" w:ascii="Times New Roman" w:hAnsi="Times New Roman" w:eastAsia="楷体_GB2312" w:cs="楷体_GB2312"/>
-          <w:b w:val="0"/>
-          <w:bCs w:val="0"/>
-          <w:snapToGrid/>
-          <w:color w:val="auto"/>
-          <w:kern w:val="2"/>
-          <w:sz w:val="32"/>
-          <w:szCs w:val="32"/>
-          <w:highlight w:val="none"/>
-          <w:lang w:val="en-US" w:eastAsia="zh-CN" w:bidi="ar-SA"/>
-        </w:rPr>
-        <w:t>内将整改结果</w:t>
+      </w:r>
+      <w:r>
+        <w:rPr>
+          <w:rFonts w:hint="eastAsia" w:ascii="Times New Roman" w:hAnsi="Times New Roman" w:eastAsia="楷体_GB2312" w:cs="楷体_GB2312"/>
+          <w:b w:val="0"/>
+          <w:bCs w:val="0"/>
+          <w:snapToGrid/>
+          <w:color w:val="auto"/>
+          <w:kern w:val="2"/>
+          <w:sz w:val="32"/>
+          <w:szCs w:val="32"/>
+          <w:highlight w:val="none"/>
+          <w:lang w:val="en-US" w:eastAsia="zh-CN" w:bidi="ar-SA"/>
+        </w:rPr>
       </w:r>
       <w:r>
         <w:rPr>
@@ -11087,7 +9321,6 @@
           <w:szCs w:val="32"/>
           <w:lang w:eastAsia="zh-CN"/>
         </w:rPr>
-        <w:t>、</w:t>
       </w:r>
       <w:r>
         <w:rPr>
@@ -11099,7 +9332,6 @@
           <w:sz w:val="32"/>
           <w:szCs w:val="32"/>
         </w:rPr>
-        <w:t>整改工作</w:t>
       </w:r>
       <w:r>
         <w:rPr>
@@ -11112,22 +9344,20 @@
           <w:szCs w:val="32"/>
           <w:lang w:eastAsia="zh-CN"/>
         </w:rPr>
-        <w:t>安排及相关材料</w:t>
-      </w:r>
-      <w:r>
-        <w:rPr>
-          <w:rFonts w:hint="eastAsia" w:ascii="Times New Roman" w:hAnsi="Times New Roman" w:eastAsia="楷体_GB2312" w:cs="楷体_GB2312"/>
-          <w:b w:val="0"/>
-          <w:bCs w:val="0"/>
-          <w:snapToGrid/>
-          <w:color w:val="auto"/>
-          <w:kern w:val="2"/>
-          <w:sz w:val="32"/>
-          <w:szCs w:val="32"/>
-          <w:highlight w:val="none"/>
-          <w:lang w:val="en-US" w:eastAsia="zh-CN" w:bidi="ar-SA"/>
-        </w:rPr>
-        <w:t>函告****审计委员会办公室、****</w:t>
+      </w:r>
+      <w:r>
+        <w:rPr>
+          <w:rFonts w:hint="eastAsia" w:ascii="Times New Roman" w:hAnsi="Times New Roman" w:eastAsia="楷体_GB2312" w:cs="楷体_GB2312"/>
+          <w:b w:val="0"/>
+          <w:bCs w:val="0"/>
+          <w:snapToGrid/>
+          <w:color w:val="auto"/>
+          <w:kern w:val="2"/>
+          <w:sz w:val="32"/>
+          <w:szCs w:val="32"/>
+          <w:highlight w:val="none"/>
+          <w:lang w:val="en-US" w:eastAsia="zh-CN" w:bidi="ar-SA"/>
+        </w:rPr>
       </w:r>
       <w:r>
         <w:rPr>
@@ -11144,22 +9374,20 @@
           <w:highlight w:val="none"/>
           <w:lang w:val="en-US" w:eastAsia="zh-CN" w:bidi="ar-SA"/>
         </w:rPr>
-        <w:t>（审计机关全称或者规范简称）</w:t>
-      </w:r>
-      <w:r>
-        <w:rPr>
-          <w:rFonts w:hint="eastAsia" w:ascii="Times New Roman" w:hAnsi="Times New Roman" w:eastAsia="楷体_GB2312" w:cs="楷体_GB2312"/>
-          <w:b w:val="0"/>
-          <w:bCs w:val="0"/>
-          <w:snapToGrid/>
-          <w:color w:val="auto"/>
-          <w:kern w:val="2"/>
-          <w:sz w:val="32"/>
-          <w:szCs w:val="32"/>
-          <w:highlight w:val="none"/>
-          <w:lang w:val="en-US" w:eastAsia="zh-CN" w:bidi="ar-SA"/>
-        </w:rPr>
-        <w:t>。</w:t>
+      </w:r>
+      <w:r>
+        <w:rPr>
+          <w:rFonts w:hint="eastAsia" w:ascii="Times New Roman" w:hAnsi="Times New Roman" w:eastAsia="楷体_GB2312" w:cs="楷体_GB2312"/>
+          <w:b w:val="0"/>
+          <w:bCs w:val="0"/>
+          <w:snapToGrid/>
+          <w:color w:val="auto"/>
+          <w:kern w:val="2"/>
+          <w:sz w:val="32"/>
+          <w:szCs w:val="32"/>
+          <w:highlight w:val="none"/>
+          <w:lang w:val="en-US" w:eastAsia="zh-CN" w:bidi="ar-SA"/>
+        </w:rPr>
       </w:r>
       <w:r>
         <w:rPr>
@@ -11175,7 +9403,6 @@
           <w:szCs w:val="32"/>
           <w:lang w:eastAsia="zh-CN"/>
         </w:rPr>
-        <w:t>对</w:t>
       </w:r>
       <w:r>
         <w:rPr>
@@ -11190,7 +9417,6 @@
           <w:sz w:val="32"/>
           <w:szCs w:val="32"/>
         </w:rPr>
-        <w:t>分阶段整改</w:t>
       </w:r>
       <w:r>
         <w:rPr>
@@ -11206,7 +9432,6 @@
           <w:szCs w:val="32"/>
           <w:lang w:eastAsia="zh-CN"/>
         </w:rPr>
-        <w:t>和</w:t>
       </w:r>
       <w:r>
         <w:rPr>
@@ -11221,7 +9446,6 @@
           <w:sz w:val="32"/>
           <w:szCs w:val="32"/>
         </w:rPr>
-        <w:t>持续整改</w:t>
       </w:r>
       <w:r>
         <w:rPr>
@@ -11237,22 +9461,20 @@
           <w:szCs w:val="32"/>
           <w:lang w:eastAsia="zh-CN"/>
         </w:rPr>
-        <w:t>类的问题，整改完成后请及时将整改结果及相关材料</w:t>
-      </w:r>
-      <w:r>
-        <w:rPr>
-          <w:rFonts w:hint="eastAsia" w:ascii="Times New Roman" w:hAnsi="Times New Roman" w:eastAsia="楷体_GB2312" w:cs="楷体_GB2312"/>
-          <w:b w:val="0"/>
-          <w:bCs w:val="0"/>
-          <w:snapToGrid/>
-          <w:color w:val="auto"/>
-          <w:kern w:val="2"/>
-          <w:sz w:val="32"/>
-          <w:szCs w:val="32"/>
-          <w:highlight w:val="none"/>
-          <w:lang w:val="en-US" w:eastAsia="zh-CN" w:bidi="ar-SA"/>
-        </w:rPr>
-        <w:t>函告****审计委员会办公室、****</w:t>
+      </w:r>
+      <w:r>
+        <w:rPr>
+          <w:rFonts w:hint="eastAsia" w:ascii="Times New Roman" w:hAnsi="Times New Roman" w:eastAsia="楷体_GB2312" w:cs="楷体_GB2312"/>
+          <w:b w:val="0"/>
+          <w:bCs w:val="0"/>
+          <w:snapToGrid/>
+          <w:color w:val="auto"/>
+          <w:kern w:val="2"/>
+          <w:sz w:val="32"/>
+          <w:szCs w:val="32"/>
+          <w:highlight w:val="none"/>
+          <w:lang w:val="en-US" w:eastAsia="zh-CN" w:bidi="ar-SA"/>
+        </w:rPr>
       </w:r>
       <w:r>
         <w:rPr>
@@ -11269,22 +9491,20 @@
           <w:highlight w:val="none"/>
           <w:lang w:val="en-US" w:eastAsia="zh-CN" w:bidi="ar-SA"/>
         </w:rPr>
-        <w:t>（审计机关全称或者规范简称）。</w:t>
-      </w:r>
-      <w:r>
-        <w:rPr>
-          <w:rFonts w:hint="eastAsia" w:ascii="Times New Roman" w:hAnsi="Times New Roman" w:eastAsia="楷体_GB2312" w:cs="楷体_GB2312"/>
-          <w:b w:val="0"/>
-          <w:bCs w:val="0"/>
-          <w:snapToGrid/>
-          <w:color w:val="auto"/>
-          <w:kern w:val="2"/>
-          <w:sz w:val="32"/>
-          <w:szCs w:val="32"/>
-          <w:highlight w:val="none"/>
-          <w:lang w:val="en-US" w:eastAsia="zh-CN" w:bidi="ar-SA"/>
-        </w:rPr>
-        <w:t>****审计委员会办公室、****</w:t>
+      </w:r>
+      <w:r>
+        <w:rPr>
+          <w:rFonts w:hint="eastAsia" w:ascii="Times New Roman" w:hAnsi="Times New Roman" w:eastAsia="楷体_GB2312" w:cs="楷体_GB2312"/>
+          <w:b w:val="0"/>
+          <w:bCs w:val="0"/>
+          <w:snapToGrid/>
+          <w:color w:val="auto"/>
+          <w:kern w:val="2"/>
+          <w:sz w:val="32"/>
+          <w:szCs w:val="32"/>
+          <w:highlight w:val="none"/>
+          <w:lang w:val="en-US" w:eastAsia="zh-CN" w:bidi="ar-SA"/>
+        </w:rPr>
       </w:r>
       <w:r>
         <w:rPr>
@@ -11301,39 +9521,36 @@
           <w:highlight w:val="none"/>
           <w:lang w:val="en-US" w:eastAsia="zh-CN" w:bidi="ar-SA"/>
         </w:rPr>
-        <w:t>（审计机关全称或者规范简称）</w:t>
-      </w:r>
-      <w:r>
-        <w:rPr>
-          <w:rFonts w:hint="eastAsia" w:ascii="Times New Roman" w:hAnsi="Times New Roman" w:eastAsia="楷体_GB2312" w:cs="楷体_GB2312"/>
-          <w:b w:val="0"/>
-          <w:bCs w:val="0"/>
-          <w:snapToGrid/>
-          <w:color w:val="auto"/>
-          <w:kern w:val="2"/>
-          <w:sz w:val="32"/>
-          <w:szCs w:val="32"/>
-          <w:highlight w:val="none"/>
-          <w:lang w:val="en-US" w:eastAsia="zh-CN" w:bidi="ar-SA"/>
-        </w:rPr>
-        <w:t>将视情况对整改情况进行检查</w:t>
-      </w:r>
-      <w:r>
-        <w:rPr>
-          <w:rFonts w:hint="eastAsia" w:ascii="Times New Roman" w:hAnsi="Times New Roman" w:eastAsia="楷体_GB2312" w:cs="楷体_GB2312"/>
-          <w:b w:val="0"/>
-          <w:bCs w:val="0"/>
-          <w:i w:val="0"/>
-          <w:iCs w:val="0"/>
-          <w:snapToGrid/>
-          <w:color w:val="auto"/>
-          <w:kern w:val="2"/>
-          <w:sz w:val="32"/>
-          <w:szCs w:val="32"/>
-          <w:highlight w:val="none"/>
-          <w:lang w:val="en-US" w:eastAsia="zh-CN" w:bidi="ar-SA"/>
-        </w:rPr>
-        <w:t>”。</w:t>
+      </w:r>
+      <w:r>
+        <w:rPr>
+          <w:rFonts w:hint="eastAsia" w:ascii="Times New Roman" w:hAnsi="Times New Roman" w:eastAsia="楷体_GB2312" w:cs="楷体_GB2312"/>
+          <w:b w:val="0"/>
+          <w:bCs w:val="0"/>
+          <w:snapToGrid/>
+          <w:color w:val="auto"/>
+          <w:kern w:val="2"/>
+          <w:sz w:val="32"/>
+          <w:szCs w:val="32"/>
+          <w:highlight w:val="none"/>
+          <w:lang w:val="en-US" w:eastAsia="zh-CN" w:bidi="ar-SA"/>
+        </w:rPr>
+      </w:r>
+      <w:r>
+        <w:rPr>
+          <w:rFonts w:hint="eastAsia" w:ascii="Times New Roman" w:hAnsi="Times New Roman" w:eastAsia="楷体_GB2312" w:cs="楷体_GB2312"/>
+          <w:b w:val="0"/>
+          <w:bCs w:val="0"/>
+          <w:i w:val="0"/>
+          <w:iCs w:val="0"/>
+          <w:snapToGrid/>
+          <w:color w:val="auto"/>
+          <w:kern w:val="2"/>
+          <w:sz w:val="32"/>
+          <w:szCs w:val="32"/>
+          <w:highlight w:val="none"/>
+          <w:lang w:val="en-US" w:eastAsia="zh-CN" w:bidi="ar-SA"/>
+        </w:rPr>
       </w:r>
     </w:p>
     <w:p>

--- a/resources/templates/tpl_final_report.docx
+++ b/resources/templates/tpl_final_report.docx
@@ -708,7 +708,7 @@
           <w:szCs w:val="32"/>
           <w:lang w:val="en-US" w:eastAsia="zh-CN" w:bidi="ar-SA"/>
         </w:rPr>
-        <w:t>根据《中华人民共和国审计法》第五十八条和中共中央办公厅、国务院办公厅《党政主要领导干部和国有企事业单位主要领导人员经济责任审计规定》，经{auditOrg}批准，{auditOrg}、****{auditOrg}派出审计组于****年**月至**月，对***同志担任****（被审计单位）****（职务）和***同志担任****（被审计单位）****（职务）期间经济责任履行情况进行了审计，重点审计了****（被审计单位）本级（总部/总行）、****等**个****（所辖地区或所属部门、下级单位或企业等，根据需要据实列举），对重要事项进行了必要的延伸和追溯。在审计过程中，根据工作需要，查阅了****等文件资料（据实列举主要资料），听取了***同志、***同志任职期间工作情况介绍和****（其他听取意见的范围）的意见，以及****组织部等部门的情况介绍，并参考了****{auditOrg}以前年度对****（被审计单位）的其他审计结果（如无，则不写）。***同志、***同志和****（被审计单位）对其提供资料的及时性、真实性、完整性负责，并对此作出书面承诺。{auditOrg}、****{auditOrg}的责任是依法独立实施审计并出具审计报告。</w:t>
+        <w:t>根据《中华人民共和国审计法》第五十八条和中共中央办公厅、国务院办公厅《党政主要领导干部和国有企事业单位主要领导人员经济责任审计规定》，经{auditOrg}批准，{auditOrg}、{text}{auditOrg}派出审计组于{text}年{val}月至{val}月，对{name}同志担任{text}（被审计单位）{text}（职务）和{name}同志担任{text}（被审计单位）{text}（职务）期间经济责任履行情况进行了审计，重点审计了{text}（被审计单位）本级（总部/总行）、{text}等{val}个{text}（所辖地区或所属部门、下级单位或企业等，根据需要据实列举），对重要事项进行了必要的延伸和追溯。在审计过程中，根据工作需要，查阅了{text}等文件资料（据实列举主要资料），听取了{name}同志、{name}同志任职期间工作情况介绍和{text}（其他听取意见的范围）的意见，以及{text}组织部等部门的情况介绍，并参考了{text}{auditOrg}以前年度对{text}（被审计单位）的其他审计结果（如无，则不写）。{name}同志、{name}同志和{text}（被审计单位）对其提供资料的及时性、真实性、完整性负责，并对此作出书面承诺。{auditOrg}、{text}{auditOrg}的责任是依法独立实施审计并出具审计报告。</w:t>
       </w:r>
       <w:r>
         <w:rPr>
@@ -2820,7 +2820,7 @@
           <w:szCs w:val="32"/>
           <w:lang w:val="en-US" w:eastAsia="zh-CN" w:bidi="ar-SA"/>
         </w:rPr>
-        <w:t>********************************</w:t>
+        <w:t>{content}</w:t>
       </w:r>
       <w:r>
         <w:rPr>
@@ -2893,7 +2893,7 @@
           <w:szCs w:val="32"/>
           <w:lang w:val="en-US" w:eastAsia="zh-CN" w:bidi="ar-SA"/>
         </w:rPr>
-        <w:t>********************************</w:t>
+        <w:t>{content}</w:t>
       </w:r>
       <w:r>
         <w:rPr>
@@ -2993,7 +2993,7 @@
           <w:szCs w:val="32"/>
           <w:lang w:val="en-US" w:eastAsia="zh-CN" w:bidi="ar-SA"/>
         </w:rPr>
-        <w:t>********************************</w:t>
+        <w:t>{content}</w:t>
       </w:r>
       <w:r>
         <w:rPr>
@@ -3807,7 +3807,7 @@
           <w:highlight w:val="none"/>
           <w:lang w:val="en-US" w:eastAsia="zh-CN" w:bidi="ar-SA"/>
         </w:rPr>
-        <w:t>************************************。</w:t>
+        <w:t>{content}。</w:t>
       </w:r>
     </w:p>
     <w:p>
@@ -3885,7 +3885,7 @@
           <w:highlight w:val="none"/>
           <w:lang w:val="en-US" w:eastAsia="zh-CN" w:bidi="ar-SA"/>
         </w:rPr>
-        <w:t>************************************。</w:t>
+        <w:t>{content}。</w:t>
       </w:r>
     </w:p>
     <w:p>
@@ -3963,7 +3963,7 @@
           <w:highlight w:val="none"/>
           <w:lang w:val="en-US" w:eastAsia="zh-CN" w:bidi="ar-SA"/>
         </w:rPr>
-        <w:t>************************************。</w:t>
+        <w:t>{content}。</w:t>
       </w:r>
     </w:p>
     <w:p>
@@ -4380,7 +4380,7 @@
           <w:szCs w:val="32"/>
           <w:lang w:val="en-US" w:eastAsia="zh-CN"/>
         </w:rPr>
-        <w:t>***********************</w:t>
+        <w:t>{content}</w:t>
       </w:r>
       <w:r>
         <w:rPr>
@@ -4594,7 +4594,7 @@
           <w:highlight w:val="none"/>
           <w:lang w:val="en-US" w:eastAsia="zh-CN" w:bidi="ar-SA"/>
         </w:rPr>
-        <w:t>************************************。</w:t>
+        <w:t>{content}。</w:t>
       </w:r>
     </w:p>
     <w:p>
@@ -4657,7 +4657,7 @@
           <w:szCs w:val="32"/>
           <w:lang w:val="en-US" w:eastAsia="zh-CN"/>
         </w:rPr>
-        <w:t>***********************</w:t>
+        <w:t>{content}</w:t>
       </w:r>
       <w:r>
         <w:rPr>
@@ -4734,7 +4734,7 @@
           <w:highlight w:val="none"/>
           <w:lang w:val="en-US" w:eastAsia="zh-CN" w:bidi="ar-SA"/>
         </w:rPr>
-        <w:t>************************************。</w:t>
+        <w:t>{content}。</w:t>
       </w:r>
     </w:p>
     <w:p>
@@ -4796,7 +4796,7 @@
           <w:szCs w:val="32"/>
           <w:lang w:val="en-US" w:eastAsia="zh-CN"/>
         </w:rPr>
-        <w:t>***********************</w:t>
+        <w:t>{content}</w:t>
       </w:r>
       <w:r>
         <w:rPr>
@@ -4872,7 +4872,7 @@
           <w:highlight w:val="none"/>
           <w:lang w:val="en-US" w:eastAsia="zh-CN" w:bidi="ar-SA"/>
         </w:rPr>
-        <w:t>************************************。</w:t>
+        <w:t>{content}。</w:t>
       </w:r>
     </w:p>
     <w:p>
@@ -5008,7 +5008,7 @@
           <w:highlight w:val="none"/>
           <w:lang w:eastAsia="zh-CN"/>
         </w:rPr>
-        <w:t>***同志和</w:t>
+        <w:t>{name}同志和</w:t>
       </w:r>
       <w:r>
         <w:rPr>
@@ -5021,7 +5021,7 @@
           <w:highlight w:val="none"/>
           <w:lang w:eastAsia="zh-CN"/>
         </w:rPr>
-        <w:t>***同志任职期间，****</w:t>
+        <w:t>{name}同志任职期间，{text}</w:t>
       </w:r>
       <w:r>
         <w:rPr>
@@ -5049,23 +5049,23 @@
           <w:highlight w:val="none"/>
           <w:lang w:eastAsia="zh-CN"/>
         </w:rPr>
-        <w:t>********。本次审计重点检查了</w:t>
-      </w:r>
-      <w:r>
-        <w:rPr>
-          <w:rFonts w:hint="default" w:ascii="Times New Roman" w:hAnsi="Times New Roman" w:eastAsia="仿宋_GB2312" w:cs="Times New Roman"/>
-          <w:b w:val="0"/>
-          <w:bCs w:val="0"/>
-          <w:i w:val="0"/>
-          <w:iCs w:val="0"/>
-          <w:snapToGrid/>
-          <w:color w:val="auto"/>
-          <w:kern w:val="2"/>
-          <w:sz w:val="32"/>
-          <w:szCs w:val="32"/>
-          <w:lang w:val="en-US" w:eastAsia="zh-CN" w:bidi="ar-SA"/>
-        </w:rPr>
-        <w:t>****</w:t>
+        <w:t>{shortText}。本次审计重点检查了</w:t>
+      </w:r>
+      <w:r>
+        <w:rPr>
+          <w:rFonts w:hint="default" w:ascii="Times New Roman" w:hAnsi="Times New Roman" w:eastAsia="仿宋_GB2312" w:cs="Times New Roman"/>
+          <w:b w:val="0"/>
+          <w:bCs w:val="0"/>
+          <w:i w:val="0"/>
+          <w:iCs w:val="0"/>
+          <w:snapToGrid/>
+          <w:color w:val="auto"/>
+          <w:kern w:val="2"/>
+          <w:sz w:val="32"/>
+          <w:szCs w:val="32"/>
+          <w:lang w:val="en-US" w:eastAsia="zh-CN" w:bidi="ar-SA"/>
+        </w:rPr>
+        <w:t>{content}</w:t>
       </w:r>
       <w:r>
         <w:rPr>
@@ -5093,7 +5093,7 @@
           <w:szCs w:val="32"/>
           <w:highlight w:val="none"/>
         </w:rPr>
-        <w:t>****方面</w:t>
+        <w:t>{text}方面</w:t>
       </w:r>
       <w:r>
         <w:rPr>
@@ -5203,7 +5203,7 @@
           <w:szCs w:val="32"/>
           <w:lang w:val="en-US" w:eastAsia="zh-CN" w:bidi="ar-SA"/>
         </w:rPr>
-        <w:t>**</w:t>
+        <w:t>{val}</w:t>
       </w:r>
       <w:r>
         <w:rPr>
@@ -5215,7 +5215,7 @@
           <w:szCs w:val="32"/>
           <w:highlight w:val="none"/>
         </w:rPr>
-        <w:t>**</w:t>
+        <w:t>{val}</w:t>
       </w:r>
       <w:r>
         <w:rPr>
@@ -5285,7 +5285,7 @@
           <w:szCs w:val="32"/>
           <w:highlight w:val="none"/>
         </w:rPr>
-        <w:t>***等问题。具体如下：</w:t>
+        <w:t>{name}等问题。具体如下：</w:t>
       </w:r>
     </w:p>
     <w:p>
@@ -5333,7 +5333,7 @@
           <w:highlight w:val="none"/>
           <w:lang w:val="en-US" w:eastAsia="zh-CN" w:bidi="ar-SA"/>
         </w:rPr>
-        <w:t>************************************。</w:t>
+        <w:t>{content}。</w:t>
       </w:r>
     </w:p>
     <w:p>
@@ -5442,7 +5442,7 @@
           <w:sz w:val="32"/>
           <w:szCs w:val="32"/>
         </w:rPr>
-        <w:t>***同志和***同志任职期间，****{auditOrg}向****（被审计单位）出具审计报告**份，指出问题**个。截至****年**月，已达到整改期限的**个问题中，抽查发现，有**个问题未完成整改，主要涉及***、***等方面问题。具体如下：</w:t>
+        <w:t>{name}同志和{name}同志任职期间，{text}{auditOrg}向{text}（被审计单位）出具审计报告{val}份，指出问题{val}个。截至{text}年{val}月，已达到整改期限的{val}个问题中，抽查发现，有{val}个问题未完成整改，主要涉及{name}、{name}等方面问题。具体如下：</w:t>
       </w:r>
       <w:r>
         <w:rPr>
@@ -5861,7 +5861,7 @@
           <w:highlight w:val="none"/>
           <w:lang w:val="en-US" w:eastAsia="zh-CN" w:bidi="ar-SA"/>
         </w:rPr>
-        <w:t>************************************。</w:t>
+        <w:t>{content}。</w:t>
       </w:r>
     </w:p>
     <w:p>
@@ -5909,7 +5909,7 @@
           <w:highlight w:val="none"/>
           <w:lang w:val="en-US" w:eastAsia="zh-CN" w:bidi="ar-SA"/>
         </w:rPr>
-        <w:t>上述问题，主要是****************所致</w:t>
+        <w:t>上述问题，主要是{shortText}所致</w:t>
       </w:r>
       <w:r>
         <w:rPr>
@@ -5960,7 +5960,7 @@
           <w:highlight w:val="none"/>
           <w:lang w:val="en-US" w:eastAsia="zh-CN" w:bidi="ar-SA"/>
         </w:rPr>
-        <w:t>**</w:t>
+        <w:t>{val}</w:t>
       </w:r>
       <w:r>
         <w:rPr>
@@ -5994,7 +5994,7 @@
           <w:highlight w:val="none"/>
           <w:lang w:val="en-US" w:eastAsia="zh-CN" w:bidi="ar-SA"/>
         </w:rPr>
-        <w:t>**</w:t>
+        <w:t>{val}</w:t>
       </w:r>
       <w:r>
         <w:rPr>
@@ -6028,7 +6028,7 @@
           <w:highlight w:val="none"/>
           <w:lang w:val="en-US" w:eastAsia="zh-CN" w:bidi="ar-SA"/>
         </w:rPr>
-        <w:t>****************</w:t>
+        <w:t>{content}</w:t>
       </w:r>
       <w:r>
         <w:rPr>
@@ -6094,22 +6094,22 @@
           <w:highlight w:val="none"/>
           <w:lang w:val="en-US" w:eastAsia="zh-CN" w:bidi="ar-SA"/>
         </w:rPr>
-        <w:t>***同志负有**责任，</w:t>
-      </w:r>
-      <w:r>
-        <w:rPr>
-          <w:rFonts w:hint="default" w:ascii="Times New Roman" w:hAnsi="Times New Roman" w:eastAsia="仿宋_GB2312" w:cs="Times New Roman"/>
-          <w:b w:val="0"/>
-          <w:bCs w:val="0"/>
-          <w:snapToGrid/>
-          <w:color w:val="auto"/>
-          <w:kern w:val="2"/>
-          <w:sz w:val="32"/>
-          <w:szCs w:val="32"/>
-          <w:highlight w:val="none"/>
-          <w:lang w:val="en-US" w:eastAsia="zh-CN" w:bidi="ar-SA"/>
-        </w:rPr>
-        <w:t>***同志负有**责任</w:t>
+        <w:t>{name}同志负有{val}责任，</w:t>
+      </w:r>
+      <w:r>
+        <w:rPr>
+          <w:rFonts w:hint="default" w:ascii="Times New Roman" w:hAnsi="Times New Roman" w:eastAsia="仿宋_GB2312" w:cs="Times New Roman"/>
+          <w:b w:val="0"/>
+          <w:bCs w:val="0"/>
+          <w:snapToGrid/>
+          <w:color w:val="auto"/>
+          <w:kern w:val="2"/>
+          <w:sz w:val="32"/>
+          <w:szCs w:val="32"/>
+          <w:highlight w:val="none"/>
+          <w:lang w:val="en-US" w:eastAsia="zh-CN" w:bidi="ar-SA"/>
+        </w:rPr>
+        <w:t>{name}同志负有{val}责任</w:t>
       </w:r>
       <w:r>
         <w:rPr>
@@ -6142,7 +6142,7 @@
           <w:szCs w:val="32"/>
           <w:lang w:val="en-US" w:eastAsia="zh-CN" w:bidi="ar-SA"/>
         </w:rPr>
-        <w:t>***</w:t>
+        <w:t>{val}</w:t>
       </w:r>
       <w:r>
         <w:rPr>
@@ -6159,7 +6159,7 @@
           <w:highlight w:val="none"/>
           <w:lang w:val="en-US" w:eastAsia="zh-CN" w:bidi="ar-SA"/>
         </w:rPr>
-        <w:t>同志和***同志负有**责任”）</w:t>
+        <w:t>同志和{name}同志负有{val}责任”）</w:t>
       </w:r>
       <w:r>
         <w:rPr>
@@ -6612,7 +6612,7 @@
           <w:highlight w:val="none"/>
           <w:lang w:val="en-US" w:eastAsia="zh-CN" w:bidi="ar-SA"/>
         </w:rPr>
-        <w:t>6．审计发现的移送处理事项的事实和移送处理意见也应在本部分反映，一般可以表述为“*******</w:t>
+        <w:t>6．审计发现的移送处理事项的事实和移送处理意见也应在本部分反映，一般可以表述为“{text}</w:t>
       </w:r>
       <w:r>
         <w:rPr>
@@ -7445,7 +7445,7 @@
           <w:highlight w:val="none"/>
           <w:lang w:val="en-US" w:eastAsia="zh-CN" w:bidi="ar-SA"/>
         </w:rPr>
-        <w:t>本次审计发现问题（含与***同志、***同志履行经济责任无直接关系的其他问题）的具体情况、整改要求，详见《审计发现问题情况表》（附件）。****（被审计单位）和***同志、***同志（离任审计不再提及被审计领导干部本人）应组织有关单位，切实抓好审计发现问题的整改，建章立制、堵塞漏洞。请在收到本报告之日起**日（一般为60日，可以根据实际情况调整）内将整改结果、整改工作安排及相关材料函告{auditOrg}、****（审计机关全称或者规范简称）。对分阶段整改和持续整改类的问题，整改完成后请及时将整改结果及相关材料函告{auditOrg}、****（审计机关全称或者规范简称）。{auditOrg}、****（审计机关全称或者规范简称）将视情况对整改情况进行检查。</w:t>
+        <w:t>本次审计发现问题（含与{name}同志、{name}同志履行经济责任无直接关系的其他问题）的具体情况、整改要求，详见《审计发现问题情况表》（附件）。{text}（被审计单位）和{name}同志、{name}同志（离任审计不再提及被审计领导干部本人）应组织有关单位，切实抓好审计发现问题的整改，建章立制、堵塞漏洞。请在收到本报告之日起{val}日（一般为60日，可以根据实际情况调整）内将整改结果、整改工作安排及相关材料函告{auditOrg}、{text}（审计机关全称或者规范简称）。对分阶段整改和持续整改类的问题，整改完成后请及时将整改结果及相关材料函告{auditOrg}、{text}（审计机关全称或者规范简称）。{auditOrg}、{text}（审计机关全称或者规范简称）将视情况对整改情况进行检查。</w:t>
       </w:r>
       <w:r>
         <w:rPr>
@@ -7879,7 +7879,7 @@
           <w:highlight w:val="none"/>
           <w:lang w:val="en-US" w:eastAsia="zh-CN" w:bidi="ar-SA"/>
         </w:rPr>
-        <w:t xml:space="preserve">***同志、***同志如果对本报告有异议，可以自收到本报告之日起30日内，向{auditOrg}申诉。     </w:t>
+        <w:t xml:space="preserve">{name}同志、{name}同志如果对本报告有异议，可以自收到本报告之日起30日内，向{auditOrg}申诉。     </w:t>
       </w:r>
       <w:r>
         <w:rPr>
@@ -8139,7 +8139,7 @@
           <w:highlight w:val="none"/>
           <w:lang w:val="en-US" w:eastAsia="zh-CN" w:bidi="ar-SA"/>
         </w:rPr>
-        <w:t>（**审计委员会办公室</w:t>
+        <w:t>（{val}审计委员会办公室</w:t>
       </w:r>
       <w:r>
         <w:rPr>
@@ -8372,22 +8372,22 @@
           <w:sz w:val="32"/>
           <w:szCs w:val="32"/>
         </w:rPr>
-        <w:t>**</w:t>
-      </w:r>
-      <w:r>
-        <w:rPr>
-          <w:rFonts w:hint="default" w:ascii="Times New Roman" w:hAnsi="Times New Roman" w:eastAsia="仿宋_GB2312" w:cs="Times New Roman"/>
-          <w:b w:val="0"/>
-          <w:bCs w:val="0"/>
-          <w:snapToGrid/>
-          <w:color w:val="auto"/>
-          <w:kern w:val="2"/>
-          <w:sz w:val="32"/>
-          <w:szCs w:val="32"/>
-          <w:highlight w:val="none"/>
-          <w:lang w:val="en-US" w:eastAsia="zh-CN" w:bidi="ar-SA"/>
-        </w:rPr>
-        <w:t>**年**月**日</w:t>
+        <w:t>{val}</w:t>
+      </w:r>
+      <w:r>
+        <w:rPr>
+          <w:rFonts w:hint="default" w:ascii="Times New Roman" w:hAnsi="Times New Roman" w:eastAsia="仿宋_GB2312" w:cs="Times New Roman"/>
+          <w:b w:val="0"/>
+          <w:bCs w:val="0"/>
+          <w:snapToGrid/>
+          <w:color w:val="auto"/>
+          <w:kern w:val="2"/>
+          <w:sz w:val="32"/>
+          <w:szCs w:val="32"/>
+          <w:highlight w:val="none"/>
+          <w:lang w:val="en-US" w:eastAsia="zh-CN" w:bidi="ar-SA"/>
+        </w:rPr>
+        <w:t>{val}年{val}月{val}日</w:t>
       </w:r>
       <w:r>
         <w:rPr>
@@ -8610,7 +8610,7 @@
           <w:highlight w:val="none"/>
           <w:lang w:val="en-US" w:eastAsia="zh-CN" w:bidi="ar-SA"/>
         </w:rPr>
-        <w:t>2．因审计发现的问题少等原因不编制《审计发现问题情况表》的，需在报告正文详细表述审计发现的问题，并在每个审计发现问题后，明确相应的整改要求和整改类型，可以表述为“上述*项至*项问题属于****类问题（立行立改、分阶段整改、持续整改），****（被审计单位）应当********。”报告倒数第二段可以表述为“本次审计发现的问题中，对立行立改类的问题，应自收到本报告之日起**日（一般为60日，可以根据实际情况调整）内完成整改；对分阶段整改类的问题，应明确各阶段具体整改目标任务、时间节点，自收到本报告之日起**月（一般不超过1年，可以根据实际情况调整）内完成整改；对持续整改类的问题，应制定明确的整改时间表、路线图，自收到本报告之日起*年（一般不超过5年，可以根据实际情况调整）内完成整改。****（被审计单位）和***同志、***同志（离任审计不再提及被审计领导干部本人）应组织有关单位，切实抓好审计发现问题的整改，建章立制、堵塞漏洞。请在收到本报告之日起**日（一般为60日，可以根据实际情况调整）内将整改结果、整改工作安排及相关材料函告{auditOrg}、****（审计机关全称或者规范简称）。对分阶段整改和持续整改类的问题，整改完成后请及时将整改结果及相关材料函告{auditOrg}、****（审计机关全称或者规范简称）。{auditOrg}、****（审计机关全称或者规范简称）将视情况对整改情况进行检查”。</w:t>
+        <w:t>2．因审计发现的问题少等原因不编制《审计发现问题情况表》的，需在报告正文详细表述审计发现的问题，并在每个审计发现问题后，明确相应的整改要求和整改类型，可以表述为“上述*项至*项问题属于{text}类问题（立行立改、分阶段整改、持续整改），{text}（被审计单位）应当{shortText}。”报告倒数第二段可以表述为“本次审计发现的问题中，对立行立改类的问题，应自收到本报告之日起{val}日（一般为60日，可以根据实际情况调整）内完成整改；对分阶段整改类的问题，应明确各阶段具体整改目标任务、时间节点，自收到本报告之日起{val}月（一般不超过1年，可以根据实际情况调整）内完成整改；对持续整改类的问题，应制定明确的整改时间表、路线图，自收到本报告之日起*年（一般不超过5年，可以根据实际情况调整）内完成整改。{text}（被审计单位）和{name}同志、{name}同志（离任审计不再提及被审计领导干部本人）应组织有关单位，切实抓好审计发现问题的整改，建章立制、堵塞漏洞。请在收到本报告之日起{val}日（一般为60日，可以根据实际情况调整）内将整改结果、整改工作安排及相关材料函告{auditOrg}、{text}（审计机关全称或者规范简称）。对分阶段整改和持续整改类的问题，整改完成后请及时将整改结果及相关材料函告{auditOrg}、{text}（审计机关全称或者规范简称）。{auditOrg}、{text}（审计机关全称或者规范简称）将视情况对整改情况进行检查”。</w:t>
       </w:r>
       <w:r>
         <w:rPr>
@@ -9629,7 +9629,7 @@
           <w:szCs w:val="32"/>
           <w:highlight w:val="none"/>
         </w:rPr>
-        <w:t>****</w:t>
+        <w:t>{content}</w:t>
       </w:r>
       <w:r>
         <w:rPr>
@@ -10120,7 +10120,7 @@
           <w:sz w:val="28"/>
           <w:szCs w:val="28"/>
         </w:rPr>
-        <w:t>*********</w:t>
+        <w:t>{content}</w:t>
       </w:r>
     </w:p>
     <w:p>
@@ -10236,7 +10236,7 @@
           <w:sz w:val="28"/>
           <w:szCs w:val="28"/>
         </w:rPr>
-        <w:t>****年**月**日印发</w:t>
+        <w:t>{text}年{val}月{val}日印发</w:t>
       </w:r>
       <w:r>
         <w:rPr>
